--- a/EXPERIMENT 3/Experiment-3_Power BI.docx
+++ b/EXPERIMENT 3/Experiment-3_Power BI.docx
@@ -149,6 +149,15 @@
     <w:p>
       <w:pPr>
         <w:pStyle w:val="ListParagraph"/>
+        <w:ind w:left="1080"/>
+        <w:rPr>
+          <w:rFonts w:ascii="Times New Roman" w:hAnsi="Times New Roman" w:cs="Times New Roman"/>
+        </w:rPr>
+      </w:pPr>
+    </w:p>
+    <w:p>
+      <w:pPr>
+        <w:pStyle w:val="ListParagraph"/>
         <w:numPr>
           <w:ilvl w:val="0"/>
           <w:numId w:val="1"/>
@@ -171,593 +180,6 @@
           <w:szCs w:val="28"/>
           <w:u w:val="single"/>
         </w:rPr>
-        <w:t>OBJECTIVES:</w:t>
-      </w:r>
-    </w:p>
-    <w:p>
-      <w:pPr>
-        <w:pStyle w:val="ListParagraph"/>
-        <w:numPr>
-          <w:ilvl w:val="0"/>
-          <w:numId w:val="2"/>
-        </w:numPr>
-        <w:ind w:left="1080"/>
-        <w:rPr>
-          <w:rFonts w:ascii="Times New Roman" w:hAnsi="Times New Roman" w:cs="Times New Roman"/>
-        </w:rPr>
-      </w:pPr>
-      <w:r>
-        <w:rPr>
-          <w:rFonts w:ascii="Times New Roman" w:hAnsi="Times New Roman" w:cs="Times New Roman"/>
-        </w:rPr>
-        <w:t>To</w:t>
-      </w:r>
-      <w:r>
-        <w:rPr>
-          <w:rFonts w:ascii="Times New Roman" w:hAnsi="Times New Roman" w:cs="Times New Roman"/>
-        </w:rPr>
-        <w:t xml:space="preserve"> understand the concepts of Dimensional Modeling and Star Schema.</w:t>
-      </w:r>
-    </w:p>
-    <w:p>
-      <w:pPr>
-        <w:pStyle w:val="ListParagraph"/>
-        <w:numPr>
-          <w:ilvl w:val="0"/>
-          <w:numId w:val="2"/>
-        </w:numPr>
-        <w:ind w:left="1080"/>
-        <w:rPr>
-          <w:rFonts w:ascii="Times New Roman" w:hAnsi="Times New Roman" w:cs="Times New Roman"/>
-        </w:rPr>
-      </w:pPr>
-      <w:r>
-        <w:rPr>
-          <w:rFonts w:ascii="Times New Roman" w:hAnsi="Times New Roman" w:cs="Times New Roman"/>
-        </w:rPr>
-        <w:t>To differentiate between Fact Tables and Dimension Tables.</w:t>
-      </w:r>
-    </w:p>
-    <w:p>
-      <w:pPr>
-        <w:pStyle w:val="ListParagraph"/>
-        <w:numPr>
-          <w:ilvl w:val="0"/>
-          <w:numId w:val="2"/>
-        </w:numPr>
-        <w:ind w:left="1080"/>
-        <w:rPr>
-          <w:rFonts w:ascii="Times New Roman" w:hAnsi="Times New Roman" w:cs="Times New Roman"/>
-        </w:rPr>
-      </w:pPr>
-      <w:r>
-        <w:rPr>
-          <w:rFonts w:ascii="Times New Roman" w:hAnsi="Times New Roman" w:cs="Times New Roman"/>
-        </w:rPr>
-        <w:t>To transform transactional data into a structured dimensional model using Power BI.</w:t>
-      </w:r>
-    </w:p>
-    <w:p>
-      <w:pPr>
-        <w:pStyle w:val="ListParagraph"/>
-        <w:numPr>
-          <w:ilvl w:val="0"/>
-          <w:numId w:val="2"/>
-        </w:numPr>
-        <w:ind w:left="1080"/>
-        <w:rPr>
-          <w:rFonts w:ascii="Times New Roman" w:hAnsi="Times New Roman" w:cs="Times New Roman"/>
-        </w:rPr>
-      </w:pPr>
-      <w:r>
-        <w:rPr>
-          <w:rFonts w:ascii="Times New Roman" w:hAnsi="Times New Roman" w:cs="Times New Roman"/>
-        </w:rPr>
-        <w:t>To create Fact and Dimension tables using Power Query Editor.</w:t>
-      </w:r>
-    </w:p>
-    <w:p>
-      <w:pPr>
-        <w:pStyle w:val="ListParagraph"/>
-        <w:numPr>
-          <w:ilvl w:val="0"/>
-          <w:numId w:val="2"/>
-        </w:numPr>
-        <w:ind w:left="1080"/>
-        <w:rPr>
-          <w:rFonts w:ascii="Times New Roman" w:hAnsi="Times New Roman" w:cs="Times New Roman"/>
-        </w:rPr>
-      </w:pPr>
-      <w:r>
-        <w:rPr>
-          <w:rFonts w:ascii="Times New Roman" w:hAnsi="Times New Roman" w:cs="Times New Roman"/>
-        </w:rPr>
-        <w:t>To establish relationships between Fact and Dimension tables.</w:t>
-      </w:r>
-    </w:p>
-    <w:p>
-      <w:pPr>
-        <w:pStyle w:val="ListParagraph"/>
-        <w:numPr>
-          <w:ilvl w:val="0"/>
-          <w:numId w:val="2"/>
-        </w:numPr>
-        <w:ind w:left="1080"/>
-        <w:rPr>
-          <w:rFonts w:ascii="Times New Roman" w:hAnsi="Times New Roman" w:cs="Times New Roman"/>
-        </w:rPr>
-      </w:pPr>
-      <w:r>
-        <w:rPr>
-          <w:rFonts w:ascii="Times New Roman" w:hAnsi="Times New Roman" w:cs="Times New Roman"/>
-        </w:rPr>
-        <w:t>To create DAX measures for analytical reporting.</w:t>
-      </w:r>
-    </w:p>
-    <w:p>
-      <w:pPr>
-        <w:pStyle w:val="ListParagraph"/>
-        <w:numPr>
-          <w:ilvl w:val="0"/>
-          <w:numId w:val="2"/>
-        </w:numPr>
-        <w:ind w:left="1080"/>
-        <w:rPr>
-          <w:rFonts w:ascii="Times New Roman" w:hAnsi="Times New Roman" w:cs="Times New Roman"/>
-          <w:b/>
-          <w:bCs/>
-        </w:rPr>
-      </w:pPr>
-      <w:r>
-        <w:rPr>
-          <w:rFonts w:ascii="Times New Roman" w:hAnsi="Times New Roman" w:cs="Times New Roman"/>
-        </w:rPr>
-        <w:t>To validate the Star Schema using Power BI visualizations.</w:t>
-      </w:r>
-    </w:p>
-    <w:p>
-      <w:pPr>
-        <w:pStyle w:val="ListParagraph"/>
-        <w:numPr>
-          <w:ilvl w:val="0"/>
-          <w:numId w:val="1"/>
-        </w:numPr>
-        <w:rPr>
-          <w:rFonts w:ascii="Times New Roman" w:hAnsi="Times New Roman" w:cs="Times New Roman"/>
-          <w:b/>
-          <w:bCs/>
-          <w:sz w:val="28"/>
-          <w:szCs w:val="28"/>
-          <w:u w:val="single"/>
-        </w:rPr>
-      </w:pPr>
-      <w:r>
-        <w:rPr>
-          <w:rFonts w:ascii="Times New Roman" w:hAnsi="Times New Roman" w:cs="Times New Roman"/>
-          <w:b/>
-          <w:bCs/>
-          <w:sz w:val="28"/>
-          <w:szCs w:val="28"/>
-          <w:u w:val="single"/>
-        </w:rPr>
-        <w:t>TOOLS / SOFTWARE REQUIRED:</w:t>
-      </w:r>
-    </w:p>
-    <w:p>
-      <w:pPr>
-        <w:pStyle w:val="ListParagraph"/>
-        <w:numPr>
-          <w:ilvl w:val="0"/>
-          <w:numId w:val="3"/>
-        </w:numPr>
-        <w:ind w:left="1080"/>
-        <w:rPr>
-          <w:rFonts w:ascii="Times New Roman" w:hAnsi="Times New Roman" w:cs="Times New Roman"/>
-        </w:rPr>
-      </w:pPr>
-      <w:r>
-        <w:rPr>
-          <w:rFonts w:ascii="Times New Roman" w:hAnsi="Times New Roman" w:cs="Times New Roman"/>
-        </w:rPr>
-        <w:t>Microsoft Power BI Desktop</w:t>
-      </w:r>
-    </w:p>
-    <w:p>
-      <w:pPr>
-        <w:pStyle w:val="ListParagraph"/>
-        <w:numPr>
-          <w:ilvl w:val="0"/>
-          <w:numId w:val="3"/>
-        </w:numPr>
-        <w:ind w:left="1080"/>
-        <w:rPr>
-          <w:rFonts w:ascii="Times New Roman" w:hAnsi="Times New Roman" w:cs="Times New Roman"/>
-        </w:rPr>
-      </w:pPr>
-      <w:r>
-        <w:rPr>
-          <w:rFonts w:ascii="Times New Roman" w:hAnsi="Times New Roman" w:cs="Times New Roman"/>
-        </w:rPr>
-        <w:t>Global Superstore Dataset.xlsx</w:t>
-      </w:r>
-    </w:p>
-    <w:p>
-      <w:pPr>
-        <w:pStyle w:val="ListParagraph"/>
-        <w:numPr>
-          <w:ilvl w:val="0"/>
-          <w:numId w:val="3"/>
-        </w:numPr>
-        <w:ind w:left="1080"/>
-        <w:rPr>
-          <w:rFonts w:ascii="Times New Roman" w:hAnsi="Times New Roman" w:cs="Times New Roman"/>
-        </w:rPr>
-      </w:pPr>
-      <w:r>
-        <w:rPr>
-          <w:rFonts w:ascii="Times New Roman" w:hAnsi="Times New Roman" w:cs="Times New Roman"/>
-        </w:rPr>
-        <w:t>Power Query Editor – built into Power BI Desktop</w:t>
-      </w:r>
-    </w:p>
-    <w:p>
-      <w:pPr>
-        <w:pStyle w:val="ListParagraph"/>
-        <w:numPr>
-          <w:ilvl w:val="0"/>
-          <w:numId w:val="3"/>
-        </w:numPr>
-        <w:ind w:left="1080"/>
-        <w:rPr>
-          <w:rFonts w:ascii="Times New Roman" w:hAnsi="Times New Roman" w:cs="Times New Roman"/>
-          <w:b/>
-          <w:bCs/>
-        </w:rPr>
-      </w:pPr>
-      <w:r>
-        <w:rPr>
-          <w:rFonts w:ascii="Times New Roman" w:hAnsi="Times New Roman" w:cs="Times New Roman"/>
-        </w:rPr>
-        <w:t>DAX (Data Analysis Expressions)</w:t>
-      </w:r>
-    </w:p>
-    <w:p>
-      <w:pPr>
-        <w:pStyle w:val="ListParagraph"/>
-        <w:ind w:left="1080"/>
-        <w:rPr>
-          <w:rFonts w:ascii="Times New Roman" w:hAnsi="Times New Roman" w:cs="Times New Roman"/>
-          <w:b/>
-          <w:bCs/>
-        </w:rPr>
-      </w:pPr>
-    </w:p>
-    <w:p>
-      <w:pPr>
-        <w:pStyle w:val="ListParagraph"/>
-        <w:numPr>
-          <w:ilvl w:val="0"/>
-          <w:numId w:val="1"/>
-        </w:numPr>
-        <w:rPr>
-          <w:rFonts w:ascii="Times New Roman" w:hAnsi="Times New Roman" w:cs="Times New Roman"/>
-          <w:b/>
-          <w:bCs/>
-        </w:rPr>
-      </w:pPr>
-      <w:r>
-        <w:rPr>
-          <w:rFonts w:ascii="Times New Roman" w:hAnsi="Times New Roman" w:cs="Times New Roman"/>
-          <w:b/>
-          <w:bCs/>
-          <w:sz w:val="28"/>
-          <w:szCs w:val="28"/>
-          <w:u w:val="single"/>
-        </w:rPr>
-        <w:t>DATASET USED:</w:t>
-      </w:r>
-      <w:r>
-        <w:rPr>
-          <w:rFonts w:ascii="Times New Roman" w:hAnsi="Times New Roman" w:cs="Times New Roman"/>
-          <w:b/>
-          <w:bCs/>
-        </w:rPr>
-        <w:t xml:space="preserve"> </w:t>
-      </w:r>
-      <w:r>
-        <w:rPr>
-          <w:rFonts w:ascii="Times New Roman" w:hAnsi="Times New Roman" w:cs="Times New Roman"/>
-        </w:rPr>
-        <w:t>Global Superstore Dataset.xlsx.</w:t>
-      </w:r>
-    </w:p>
-    <w:p>
-      <w:pPr>
-        <w:pStyle w:val="ListParagraph"/>
-        <w:rPr>
-          <w:rFonts w:ascii="Times New Roman" w:hAnsi="Times New Roman" w:cs="Times New Roman"/>
-          <w:b/>
-          <w:bCs/>
-        </w:rPr>
-      </w:pPr>
-    </w:p>
-    <w:p>
-      <w:pPr>
-        <w:pStyle w:val="ListParagraph"/>
-        <w:numPr>
-          <w:ilvl w:val="0"/>
-          <w:numId w:val="1"/>
-        </w:numPr>
-        <w:rPr>
-          <w:rFonts w:ascii="Times New Roman" w:hAnsi="Times New Roman" w:cs="Times New Roman"/>
-          <w:sz w:val="28"/>
-          <w:szCs w:val="28"/>
-        </w:rPr>
-      </w:pPr>
-      <w:r>
-        <w:rPr>
-          <w:rFonts w:ascii="Times New Roman" w:hAnsi="Times New Roman" w:cs="Times New Roman"/>
-          <w:b/>
-          <w:bCs/>
-          <w:sz w:val="28"/>
-          <w:szCs w:val="28"/>
-          <w:u w:val="single"/>
-        </w:rPr>
-        <w:t>THEORY:</w:t>
-      </w:r>
-    </w:p>
-    <w:p>
-      <w:pPr>
-        <w:pStyle w:val="ListParagraph"/>
-        <w:numPr>
-          <w:ilvl w:val="0"/>
-          <w:numId w:val="4"/>
-        </w:numPr>
-        <w:ind w:left="1080"/>
-        <w:rPr>
-          <w:rFonts w:ascii="Times New Roman" w:hAnsi="Times New Roman" w:cs="Times New Roman"/>
-          <w:sz w:val="28"/>
-          <w:szCs w:val="28"/>
-        </w:rPr>
-      </w:pPr>
-      <w:r>
-        <w:rPr>
-          <w:rFonts w:ascii="Times New Roman" w:hAnsi="Times New Roman" w:cs="Times New Roman"/>
-          <w:b/>
-          <w:bCs/>
-          <w:sz w:val="28"/>
-          <w:szCs w:val="28"/>
-        </w:rPr>
-        <w:t>Dimensional Modeling</w:t>
-      </w:r>
-      <w:r>
-        <w:rPr>
-          <w:rFonts w:ascii="Times New Roman" w:hAnsi="Times New Roman" w:cs="Times New Roman"/>
-          <w:sz w:val="28"/>
-          <w:szCs w:val="28"/>
-        </w:rPr>
-        <w:t xml:space="preserve"> is a data warehouse design technique used in Business Intelligence systems to organize data for analytical processing and reporting.</w:t>
-      </w:r>
-    </w:p>
-    <w:p>
-      <w:pPr>
-        <w:pStyle w:val="ListParagraph"/>
-        <w:numPr>
-          <w:ilvl w:val="0"/>
-          <w:numId w:val="4"/>
-        </w:numPr>
-        <w:ind w:left="1080"/>
-        <w:rPr>
-          <w:rFonts w:ascii="Times New Roman" w:hAnsi="Times New Roman" w:cs="Times New Roman"/>
-          <w:sz w:val="28"/>
-          <w:szCs w:val="28"/>
-        </w:rPr>
-      </w:pPr>
-      <w:r>
-        <w:rPr>
-          <w:rFonts w:ascii="Times New Roman" w:hAnsi="Times New Roman" w:cs="Times New Roman"/>
-          <w:b/>
-          <w:bCs/>
-          <w:sz w:val="28"/>
-          <w:szCs w:val="28"/>
-        </w:rPr>
-        <w:t>Fact Tables</w:t>
-      </w:r>
-      <w:r>
-        <w:rPr>
-          <w:rFonts w:ascii="Times New Roman" w:hAnsi="Times New Roman" w:cs="Times New Roman"/>
-          <w:sz w:val="28"/>
-          <w:szCs w:val="28"/>
-        </w:rPr>
-        <w:t xml:space="preserve"> contain measurable business events and numerical values such as Sales, Profit, Quantity, and Discount.</w:t>
-      </w:r>
-    </w:p>
-    <w:p>
-      <w:pPr>
-        <w:pStyle w:val="ListParagraph"/>
-        <w:numPr>
-          <w:ilvl w:val="0"/>
-          <w:numId w:val="4"/>
-        </w:numPr>
-        <w:ind w:left="1080"/>
-        <w:rPr>
-          <w:rFonts w:ascii="Times New Roman" w:hAnsi="Times New Roman" w:cs="Times New Roman"/>
-          <w:sz w:val="28"/>
-          <w:szCs w:val="28"/>
-        </w:rPr>
-      </w:pPr>
-      <w:r>
-        <w:rPr>
-          <w:rFonts w:ascii="Times New Roman" w:hAnsi="Times New Roman" w:cs="Times New Roman"/>
-          <w:b/>
-          <w:bCs/>
-          <w:sz w:val="28"/>
-          <w:szCs w:val="28"/>
-        </w:rPr>
-        <w:t>Dimension Tables</w:t>
-      </w:r>
-      <w:r>
-        <w:rPr>
-          <w:rFonts w:ascii="Times New Roman" w:hAnsi="Times New Roman" w:cs="Times New Roman"/>
-          <w:sz w:val="28"/>
-          <w:szCs w:val="28"/>
-        </w:rPr>
-        <w:t xml:space="preserve"> contain descriptive attributes used to analyse the facts, such as Customer, Product, Region, and Date.</w:t>
-      </w:r>
-    </w:p>
-    <w:p>
-      <w:pPr>
-        <w:pStyle w:val="ListParagraph"/>
-        <w:numPr>
-          <w:ilvl w:val="0"/>
-          <w:numId w:val="4"/>
-        </w:numPr>
-        <w:ind w:left="1080"/>
-        <w:rPr>
-          <w:rFonts w:ascii="Times New Roman" w:hAnsi="Times New Roman" w:cs="Times New Roman"/>
-          <w:sz w:val="28"/>
-          <w:szCs w:val="28"/>
-        </w:rPr>
-      </w:pPr>
-      <w:r>
-        <w:rPr>
-          <w:rFonts w:ascii="Times New Roman" w:hAnsi="Times New Roman" w:cs="Times New Roman"/>
-          <w:b/>
-          <w:bCs/>
-          <w:sz w:val="28"/>
-          <w:szCs w:val="28"/>
-        </w:rPr>
-        <w:t>Star Schema</w:t>
-      </w:r>
-      <w:r>
-        <w:rPr>
-          <w:rFonts w:ascii="Times New Roman" w:hAnsi="Times New Roman" w:cs="Times New Roman"/>
-          <w:sz w:val="28"/>
-          <w:szCs w:val="28"/>
-        </w:rPr>
-        <w:t xml:space="preserve"> is a dimensional model in which a central Fact Table is connected to multiple Dimension Tables. It simplifies reporting, improves analytical query performance, and provides a structured model for BI analysis.</w:t>
-      </w:r>
-    </w:p>
-    <w:p>
-      <w:pPr>
-        <w:pStyle w:val="ListParagraph"/>
-        <w:numPr>
-          <w:ilvl w:val="0"/>
-          <w:numId w:val="4"/>
-        </w:numPr>
-        <w:ind w:left="1080"/>
-        <w:rPr>
-          <w:rFonts w:ascii="Times New Roman" w:hAnsi="Times New Roman" w:cs="Times New Roman"/>
-          <w:sz w:val="28"/>
-          <w:szCs w:val="28"/>
-        </w:rPr>
-      </w:pPr>
-      <w:r>
-        <w:rPr>
-          <w:rFonts w:ascii="Times New Roman" w:hAnsi="Times New Roman" w:cs="Times New Roman"/>
-          <w:sz w:val="28"/>
-          <w:szCs w:val="28"/>
-        </w:rPr>
-        <w:t>In this experiment, the transactional Orders data is transformed into a central Fact_Sales table, while descriptive information is organized into separate dimension tables.</w:t>
-      </w:r>
-    </w:p>
-    <w:p>
-      <w:pPr>
-        <w:pStyle w:val="ListParagraph"/>
-        <w:numPr>
-          <w:ilvl w:val="0"/>
-          <w:numId w:val="4"/>
-        </w:numPr>
-        <w:ind w:left="1080"/>
-        <w:rPr>
-          <w:rFonts w:ascii="Times New Roman" w:hAnsi="Times New Roman" w:cs="Times New Roman"/>
-          <w:sz w:val="28"/>
-          <w:szCs w:val="28"/>
-        </w:rPr>
-      </w:pPr>
-      <w:r>
-        <w:rPr>
-          <w:rFonts w:ascii="Times New Roman" w:hAnsi="Times New Roman" w:cs="Times New Roman"/>
-          <w:sz w:val="28"/>
-          <w:szCs w:val="28"/>
-        </w:rPr>
-        <w:lastRenderedPageBreak/>
-        <w:t>The main dimension tables created are Dim_Customer, Dim_Product, Dim_Region, and Dim_Date.</w:t>
-      </w:r>
-    </w:p>
-    <w:p>
-      <w:pPr>
-        <w:pStyle w:val="ListParagraph"/>
-        <w:numPr>
-          <w:ilvl w:val="0"/>
-          <w:numId w:val="4"/>
-        </w:numPr>
-        <w:ind w:left="1080"/>
-        <w:rPr>
-          <w:rFonts w:ascii="Times New Roman" w:hAnsi="Times New Roman" w:cs="Times New Roman"/>
-        </w:rPr>
-      </w:pPr>
-      <w:r>
-        <w:rPr>
-          <w:rFonts w:ascii="Times New Roman" w:hAnsi="Times New Roman" w:cs="Times New Roman"/>
-          <w:b/>
-          <w:bCs/>
-          <w:sz w:val="28"/>
-          <w:szCs w:val="28"/>
-        </w:rPr>
-        <w:t>DAX (Data Analysis Expressions)</w:t>
-      </w:r>
-      <w:r>
-        <w:rPr>
-          <w:rFonts w:ascii="Times New Roman" w:hAnsi="Times New Roman" w:cs="Times New Roman"/>
-          <w:sz w:val="28"/>
-          <w:szCs w:val="28"/>
-        </w:rPr>
-        <w:t xml:space="preserve"> is used in Power BI to create analytical measures such as Total Sales, Total Profit, Profit Margin, and Average Order Value.</w:t>
-      </w:r>
-      <w:r>
-        <w:rPr>
-          <w:rFonts w:ascii="Times New Roman" w:hAnsi="Times New Roman" w:cs="Times New Roman"/>
-          <w:sz w:val="28"/>
-          <w:szCs w:val="28"/>
-        </w:rPr>
-        <w:t>.</w:t>
-      </w:r>
-    </w:p>
-    <w:p>
-      <w:pPr>
-        <w:pStyle w:val="ListParagraph"/>
-        <w:ind w:left="1080"/>
-        <w:rPr>
-          <w:rFonts w:ascii="Times New Roman" w:hAnsi="Times New Roman" w:cs="Times New Roman"/>
-        </w:rPr>
-      </w:pPr>
-    </w:p>
-    <w:p>
-      <w:pPr>
-        <w:pStyle w:val="ListParagraph"/>
-        <w:numPr>
-          <w:ilvl w:val="0"/>
-          <w:numId w:val="1"/>
-        </w:numPr>
-        <w:rPr>
-          <w:rFonts w:ascii="Times New Roman" w:hAnsi="Times New Roman" w:cs="Times New Roman"/>
-          <w:b/>
-          <w:bCs/>
-          <w:sz w:val="28"/>
-          <w:szCs w:val="28"/>
-          <w:u w:val="single"/>
-        </w:rPr>
-      </w:pPr>
-      <w:r>
-        <w:rPr>
-          <w:rFonts w:ascii="Times New Roman" w:hAnsi="Times New Roman" w:cs="Times New Roman"/>
-          <w:b/>
-          <w:bCs/>
-          <w:sz w:val="28"/>
-          <w:szCs w:val="28"/>
-          <w:u w:val="single"/>
-        </w:rPr>
         <w:t>PROCEDURE:</w:t>
       </w:r>
     </w:p>
@@ -1474,6 +896,7 @@
           <w:sz w:val="26"/>
           <w:szCs w:val="26"/>
         </w:rPr>
+        <w:lastRenderedPageBreak/>
         <w:t xml:space="preserve">             </w:t>
       </w:r>
       <w:r>
@@ -1702,7 +1125,6 @@
           <w:sz w:val="26"/>
           <w:szCs w:val="26"/>
         </w:rPr>
-        <w:lastRenderedPageBreak/>
         <w:t>Part C: Create Dimension Tables</w:t>
       </w:r>
     </w:p>
@@ -2551,6 +1973,7 @@
           <w:sz w:val="26"/>
           <w:szCs w:val="26"/>
         </w:rPr>
+        <w:lastRenderedPageBreak/>
         <w:t>Step 13:</w:t>
       </w:r>
       <w:r>
@@ -2700,7 +2123,6 @@
           <w:sz w:val="26"/>
           <w:szCs w:val="26"/>
         </w:rPr>
-        <w:lastRenderedPageBreak/>
         <w:t xml:space="preserve">Order Date </w:t>
       </w:r>
     </w:p>
@@ -3634,6 +3056,7 @@
           <w:sz w:val="26"/>
           <w:szCs w:val="26"/>
         </w:rPr>
+        <w:lastRenderedPageBreak/>
         <w:t xml:space="preserve">             </w:t>
       </w:r>
       <w:r>
@@ -3783,7 +3206,6 @@
           <w:sz w:val="26"/>
           <w:szCs w:val="26"/>
         </w:rPr>
-        <w:lastRenderedPageBreak/>
         <w:t xml:space="preserve">             </w:t>
       </w:r>
       <w:r>
@@ -4032,226 +3454,6 @@
         </w:rPr>
         <w:t>affect the corresponding Fact Table data and dashboard visualizations.</w:t>
       </w:r>
-    </w:p>
-    <w:p>
-      <w:pPr>
-        <w:pStyle w:val="ListParagraph"/>
-        <w:rPr>
-          <w:rFonts w:ascii="Times New Roman" w:hAnsi="Times New Roman" w:cs="Times New Roman"/>
-        </w:rPr>
-      </w:pPr>
-    </w:p>
-    <w:p>
-      <w:pPr>
-        <w:pStyle w:val="ListParagraph"/>
-        <w:numPr>
-          <w:ilvl w:val="0"/>
-          <w:numId w:val="1"/>
-        </w:numPr>
-        <w:rPr>
-          <w:rFonts w:ascii="Times New Roman" w:hAnsi="Times New Roman" w:cs="Times New Roman"/>
-          <w:b/>
-          <w:bCs/>
-          <w:sz w:val="28"/>
-          <w:szCs w:val="28"/>
-        </w:rPr>
-      </w:pPr>
-      <w:r>
-        <w:rPr>
-          <w:rFonts w:ascii="Times New Roman" w:hAnsi="Times New Roman" w:cs="Times New Roman"/>
-          <w:b/>
-          <w:bCs/>
-          <w:sz w:val="28"/>
-          <w:szCs w:val="28"/>
-        </w:rPr>
-        <w:t>RESULT</w:t>
-      </w:r>
-    </w:p>
-    <w:p>
-      <w:pPr>
-        <w:pStyle w:val="ListParagraph"/>
-        <w:rPr>
-          <w:rFonts w:ascii="Times New Roman" w:hAnsi="Times New Roman" w:cs="Times New Roman"/>
-        </w:rPr>
-      </w:pPr>
-      <w:r>
-        <w:rPr>
-          <w:rFonts w:ascii="Times New Roman" w:hAnsi="Times New Roman" w:cs="Times New Roman"/>
-        </w:rPr>
-        <w:t>Data was successfully extracted from the Global Superstore dataset, transformed using Power Query Editor, and loaded into the Power BI data model. Data cleaning, standardization, relationship creation, and DAX-based metric generation were performed successfully. The final dataset was prepared for reporting and business analysis.</w:t>
-      </w:r>
-    </w:p>
-    <w:p>
-      <w:pPr>
-        <w:pStyle w:val="ListParagraph"/>
-        <w:rPr>
-          <w:rFonts w:ascii="Times New Roman" w:hAnsi="Times New Roman" w:cs="Times New Roman"/>
-        </w:rPr>
-      </w:pPr>
-      <w:r>
-        <w:rPr>
-          <w:rFonts w:ascii="Times New Roman" w:hAnsi="Times New Roman" w:cs="Times New Roman"/>
-        </w:rPr>
-        <w:drawing>
-          <wp:inline distT="0" distB="0" distL="0" distR="0" wp14:anchorId="1ECB42E0" wp14:editId="4AB152D0">
-            <wp:extent cx="6858000" cy="3956050"/>
-            <wp:effectExtent l="0" t="0" r="0" b="6350"/>
-            <wp:docPr id="685952705" name="Picture 1"/>
-            <wp:cNvGraphicFramePr>
-              <a:graphicFrameLocks xmlns:a="http://schemas.openxmlformats.org/drawingml/2006/main" noChangeAspect="1"/>
-            </wp:cNvGraphicFramePr>
-            <a:graphic xmlns:a="http://schemas.openxmlformats.org/drawingml/2006/main">
-              <a:graphicData uri="http://schemas.openxmlformats.org/drawingml/2006/picture">
-                <pic:pic xmlns:pic="http://schemas.openxmlformats.org/drawingml/2006/picture">
-                  <pic:nvPicPr>
-                    <pic:cNvPr id="685952705" name=""/>
-                    <pic:cNvPicPr/>
-                  </pic:nvPicPr>
-                  <pic:blipFill>
-                    <a:blip r:embed="rId5"/>
-                    <a:stretch>
-                      <a:fillRect/>
-                    </a:stretch>
-                  </pic:blipFill>
-                  <pic:spPr>
-                    <a:xfrm>
-                      <a:off x="0" y="0"/>
-                      <a:ext cx="6858000" cy="3956050"/>
-                    </a:xfrm>
-                    <a:prstGeom prst="rect">
-                      <a:avLst/>
-                    </a:prstGeom>
-                  </pic:spPr>
-                </pic:pic>
-              </a:graphicData>
-            </a:graphic>
-          </wp:inline>
-        </w:drawing>
-      </w:r>
-    </w:p>
-    <w:p>
-      <w:pPr>
-        <w:pStyle w:val="ListParagraph"/>
-        <w:jc w:val="center"/>
-        <w:rPr>
-          <w:rFonts w:ascii="Times New Roman" w:hAnsi="Times New Roman" w:cs="Times New Roman"/>
-          <w:i/>
-          <w:iCs/>
-        </w:rPr>
-      </w:pPr>
-      <w:r>
-        <w:rPr>
-          <w:rFonts w:ascii="Times New Roman" w:hAnsi="Times New Roman" w:cs="Times New Roman"/>
-          <w:b/>
-          <w:bCs/>
-          <w:i/>
-          <w:iCs/>
-        </w:rPr>
-        <w:t xml:space="preserve">Fig 1.1: </w:t>
-      </w:r>
-      <w:r>
-        <w:rPr>
-          <w:rFonts w:ascii="Times New Roman" w:hAnsi="Times New Roman" w:cs="Times New Roman"/>
-          <w:i/>
-          <w:iCs/>
-        </w:rPr>
-        <w:t>Power BI Dashboard</w:t>
-      </w:r>
-    </w:p>
-    <w:p>
-      <w:pPr>
-        <w:pStyle w:val="ListParagraph"/>
-        <w:rPr>
-          <w:rFonts w:ascii="Times New Roman" w:hAnsi="Times New Roman" w:cs="Times New Roman"/>
-        </w:rPr>
-      </w:pPr>
-    </w:p>
-    <w:p>
-      <w:pPr>
-        <w:pStyle w:val="ListParagraph"/>
-        <w:rPr>
-          <w:rFonts w:ascii="Times New Roman" w:hAnsi="Times New Roman" w:cs="Times New Roman"/>
-        </w:rPr>
-      </w:pPr>
-      <w:r>
-        <w:rPr>
-          <w:rFonts w:ascii="Times New Roman" w:hAnsi="Times New Roman" w:cs="Times New Roman"/>
-          <w:noProof/>
-        </w:rPr>
-        <w:lastRenderedPageBreak/>
-        <w:drawing>
-          <wp:inline distT="0" distB="0" distL="0" distR="0" wp14:anchorId="7CD9228D" wp14:editId="017AD870">
-            <wp:extent cx="6400800" cy="3949700"/>
-            <wp:effectExtent l="0" t="0" r="0" b="0"/>
-            <wp:docPr id="2001064919" name="Picture 1"/>
-            <wp:cNvGraphicFramePr>
-              <a:graphicFrameLocks xmlns:a="http://schemas.openxmlformats.org/drawingml/2006/main" noChangeAspect="1"/>
-            </wp:cNvGraphicFramePr>
-            <a:graphic xmlns:a="http://schemas.openxmlformats.org/drawingml/2006/main">
-              <a:graphicData uri="http://schemas.openxmlformats.org/drawingml/2006/picture">
-                <pic:pic xmlns:pic="http://schemas.openxmlformats.org/drawingml/2006/picture">
-                  <pic:nvPicPr>
-                    <pic:cNvPr id="2001064919" name=""/>
-                    <pic:cNvPicPr/>
-                  </pic:nvPicPr>
-                  <pic:blipFill>
-                    <a:blip r:embed="rId6"/>
-                    <a:stretch>
-                      <a:fillRect/>
-                    </a:stretch>
-                  </pic:blipFill>
-                  <pic:spPr>
-                    <a:xfrm>
-                      <a:off x="0" y="0"/>
-                      <a:ext cx="6401135" cy="3949907"/>
-                    </a:xfrm>
-                    <a:prstGeom prst="rect">
-                      <a:avLst/>
-                    </a:prstGeom>
-                  </pic:spPr>
-                </pic:pic>
-              </a:graphicData>
-            </a:graphic>
-          </wp:inline>
-        </w:drawing>
-      </w:r>
-    </w:p>
-    <w:p>
-      <w:pPr>
-        <w:pStyle w:val="ListParagraph"/>
-        <w:jc w:val="center"/>
-        <w:rPr>
-          <w:rFonts w:ascii="Times New Roman" w:hAnsi="Times New Roman" w:cs="Times New Roman"/>
-          <w:i/>
-          <w:iCs/>
-        </w:rPr>
-      </w:pPr>
-      <w:r>
-        <w:rPr>
-          <w:rFonts w:ascii="Times New Roman" w:hAnsi="Times New Roman" w:cs="Times New Roman"/>
-          <w:b/>
-          <w:bCs/>
-          <w:i/>
-          <w:iCs/>
-        </w:rPr>
-        <w:t xml:space="preserve">Fig 1.2: </w:t>
-      </w:r>
-      <w:r>
-        <w:rPr>
-          <w:rFonts w:ascii="Times New Roman" w:hAnsi="Times New Roman" w:cs="Times New Roman"/>
-          <w:i/>
-          <w:iCs/>
-        </w:rPr>
-        <w:t>Star Schema</w:t>
-      </w:r>
-    </w:p>
-    <w:p>
-      <w:pPr>
-        <w:pStyle w:val="ListParagraph"/>
-        <w:rPr>
-          <w:rFonts w:ascii="Times New Roman" w:hAnsi="Times New Roman" w:cs="Times New Roman"/>
-        </w:rPr>
-      </w:pPr>
     </w:p>
     <w:p>
       <w:pPr>

--- a/EXPERIMENT 3/Experiment-3_Power BI.docx
+++ b/EXPERIMENT 3/Experiment-3_Power BI.docx
@@ -38,6 +38,26 @@
           <w:color w:val="000000" w:themeColor="text1"/>
         </w:rPr>
         <w:t xml:space="preserve">T  3 </w:t>
+      </w:r>
+    </w:p>
+    <w:p>
+      <w:pPr>
+        <w:jc w:val="center"/>
+        <w:rPr>
+          <w:b/>
+          <w:bCs/>
+          <w:sz w:val="32"/>
+          <w:szCs w:val="32"/>
+        </w:rPr>
+      </w:pPr>
+      <w:r>
+        <w:rPr>
+          <w:b/>
+          <w:bCs/>
+          <w:sz w:val="32"/>
+          <w:szCs w:val="32"/>
+        </w:rPr>
+        <w:t>Step by Step Log</w:t>
       </w:r>
     </w:p>
     <w:p>
@@ -83,16 +103,48 @@
           <w:szCs w:val="32"/>
         </w:rPr>
         <w:tab/>
-        <w:t>Section – 24AIT-NTPP-2(B)</w:t>
-      </w:r>
+        <w:t>Section – 24AIT-NTPP-2(</w:t>
+      </w:r>
+      <w:proofErr w:type="gramStart"/>
       <w:r>
         <w:rPr>
           <w:rFonts w:ascii="Times New Roman" w:hAnsi="Times New Roman" w:cs="Times New Roman"/>
           <w:b/>
           <w:bCs/>
           <w:color w:val="000000" w:themeColor="text1"/>
-        </w:rPr>
-        <w:t xml:space="preserve">                                                </w:t>
+          <w:sz w:val="32"/>
+          <w:szCs w:val="32"/>
+        </w:rPr>
+        <w:t>B)</w:t>
+      </w:r>
+      <w:r>
+        <w:rPr>
+          <w:rFonts w:ascii="Times New Roman" w:hAnsi="Times New Roman" w:cs="Times New Roman"/>
+          <w:b/>
+          <w:bCs/>
+          <w:color w:val="000000" w:themeColor="text1"/>
+        </w:rPr>
+        <w:t xml:space="preserve">   </w:t>
+      </w:r>
+      <w:proofErr w:type="gramEnd"/>
+      <w:r>
+        <w:rPr>
+          <w:rFonts w:ascii="Times New Roman" w:hAnsi="Times New Roman" w:cs="Times New Roman"/>
+          <w:b/>
+          <w:bCs/>
+          <w:color w:val="000000" w:themeColor="text1"/>
+        </w:rPr>
+        <w:t xml:space="preserve">                                           </w:t>
+      </w:r>
+      <w:proofErr w:type="gramStart"/>
+      <w:r>
+        <w:rPr>
+          <w:rFonts w:ascii="Times New Roman" w:hAnsi="Times New Roman" w:cs="Times New Roman"/>
+          <w:b/>
+          <w:bCs/>
+          <w:color w:val="000000" w:themeColor="text1"/>
+        </w:rPr>
+        <w:t xml:space="preserve">  </w:t>
       </w:r>
       <w:r>
         <w:rPr>
@@ -103,6 +155,7 @@
         </w:rPr>
         <w:t>.</w:t>
       </w:r>
+      <w:proofErr w:type="gramEnd"/>
     </w:p>
     <w:p>
       <w:pPr>
@@ -188,11 +241,55 @@
         <w:pStyle w:val="ListParagraph"/>
         <w:rPr>
           <w:rFonts w:ascii="Times New Roman" w:hAnsi="Times New Roman" w:cs="Times New Roman"/>
+          <w:sz w:val="26"/>
+          <w:szCs w:val="26"/>
+        </w:rPr>
+      </w:pPr>
+      <w:r>
+        <w:rPr>
+          <w:rFonts w:ascii="Times New Roman" w:hAnsi="Times New Roman" w:cs="Times New Roman"/>
           <w:b/>
           <w:bCs/>
           <w:sz w:val="26"/>
           <w:szCs w:val="26"/>
         </w:rPr>
+        <w:t>Step 1:</w:t>
+      </w:r>
+      <w:r>
+        <w:rPr>
+          <w:rFonts w:ascii="Times New Roman" w:hAnsi="Times New Roman" w:cs="Times New Roman"/>
+          <w:sz w:val="26"/>
+          <w:szCs w:val="26"/>
+        </w:rPr>
+        <w:t xml:space="preserve"> Open Microsoft Power BI Desktop.</w:t>
+      </w:r>
+    </w:p>
+    <w:p>
+      <w:pPr>
+        <w:pStyle w:val="ListParagraph"/>
+        <w:rPr>
+          <w:rFonts w:ascii="Times New Roman" w:hAnsi="Times New Roman" w:cs="Times New Roman"/>
+          <w:sz w:val="26"/>
+          <w:szCs w:val="26"/>
+        </w:rPr>
+      </w:pPr>
+      <w:r>
+        <w:rPr>
+          <w:rFonts w:ascii="Times New Roman" w:hAnsi="Times New Roman" w:cs="Times New Roman"/>
+          <w:sz w:val="26"/>
+          <w:szCs w:val="26"/>
+        </w:rPr>
+        <w:t xml:space="preserve">             Launch Microsoft Power BI Desktop.</w:t>
+      </w:r>
+    </w:p>
+    <w:p>
+      <w:pPr>
+        <w:pStyle w:val="ListParagraph"/>
+        <w:rPr>
+          <w:rFonts w:ascii="Times New Roman" w:hAnsi="Times New Roman" w:cs="Times New Roman"/>
+          <w:sz w:val="26"/>
+          <w:szCs w:val="26"/>
+        </w:rPr>
       </w:pPr>
       <w:r>
         <w:rPr>
@@ -202,7 +299,151 @@
           <w:sz w:val="26"/>
           <w:szCs w:val="26"/>
         </w:rPr>
-        <w:t>Part A: Load Dataset</w:t>
+        <w:t>Step 2:</w:t>
+      </w:r>
+      <w:r>
+        <w:rPr>
+          <w:rFonts w:ascii="Times New Roman" w:hAnsi="Times New Roman" w:cs="Times New Roman"/>
+          <w:sz w:val="26"/>
+          <w:szCs w:val="26"/>
+        </w:rPr>
+        <w:t xml:space="preserve"> Import the Global Superstore dataset.</w:t>
+      </w:r>
+    </w:p>
+    <w:p>
+      <w:pPr>
+        <w:pStyle w:val="ListParagraph"/>
+        <w:rPr>
+          <w:rFonts w:ascii="Times New Roman" w:hAnsi="Times New Roman" w:cs="Times New Roman"/>
+          <w:sz w:val="26"/>
+          <w:szCs w:val="26"/>
+        </w:rPr>
+      </w:pPr>
+      <w:r>
+        <w:rPr>
+          <w:noProof/>
+        </w:rPr>
+        <w:drawing>
+          <wp:inline distT="0" distB="0" distL="0" distR="0" wp14:anchorId="56C5DB3B" wp14:editId="7B6123A3">
+            <wp:extent cx="6858000" cy="3857625"/>
+            <wp:effectExtent l="0" t="0" r="0" b="9525"/>
+            <wp:docPr id="661120273" name="Picture 1"/>
+            <wp:cNvGraphicFramePr>
+              <a:graphicFrameLocks xmlns:a="http://schemas.openxmlformats.org/drawingml/2006/main" noChangeAspect="1"/>
+            </wp:cNvGraphicFramePr>
+            <a:graphic xmlns:a="http://schemas.openxmlformats.org/drawingml/2006/main">
+              <a:graphicData uri="http://schemas.openxmlformats.org/drawingml/2006/picture">
+                <pic:pic xmlns:pic="http://schemas.openxmlformats.org/drawingml/2006/picture">
+                  <pic:nvPicPr>
+                    <pic:cNvPr id="661120273" name=""/>
+                    <pic:cNvPicPr/>
+                  </pic:nvPicPr>
+                  <pic:blipFill>
+                    <a:blip r:embed="rId6"/>
+                    <a:stretch>
+                      <a:fillRect/>
+                    </a:stretch>
+                  </pic:blipFill>
+                  <pic:spPr>
+                    <a:xfrm>
+                      <a:off x="0" y="0"/>
+                      <a:ext cx="6858000" cy="3857625"/>
+                    </a:xfrm>
+                    <a:prstGeom prst="rect">
+                      <a:avLst/>
+                    </a:prstGeom>
+                  </pic:spPr>
+                </pic:pic>
+              </a:graphicData>
+            </a:graphic>
+          </wp:inline>
+        </w:drawing>
+      </w:r>
+    </w:p>
+    <w:p>
+      <w:pPr>
+        <w:pStyle w:val="ListParagraph"/>
+        <w:rPr>
+          <w:rFonts w:ascii="Times New Roman" w:hAnsi="Times New Roman" w:cs="Times New Roman"/>
+          <w:sz w:val="26"/>
+          <w:szCs w:val="26"/>
+        </w:rPr>
+      </w:pPr>
+      <w:r>
+        <w:rPr>
+          <w:rFonts w:ascii="Times New Roman" w:hAnsi="Times New Roman" w:cs="Times New Roman"/>
+          <w:sz w:val="26"/>
+          <w:szCs w:val="26"/>
+        </w:rPr>
+        <w:t xml:space="preserve">             Home &gt; Get Data &gt; Excel Workbook</w:t>
+      </w:r>
+    </w:p>
+    <w:p>
+      <w:pPr>
+        <w:pStyle w:val="ListParagraph"/>
+        <w:rPr>
+          <w:rFonts w:ascii="Times New Roman" w:hAnsi="Times New Roman" w:cs="Times New Roman"/>
+          <w:sz w:val="26"/>
+          <w:szCs w:val="26"/>
+        </w:rPr>
+      </w:pPr>
+      <w:r>
+        <w:rPr>
+          <w:rFonts w:ascii="Times New Roman" w:hAnsi="Times New Roman" w:cs="Times New Roman"/>
+          <w:sz w:val="26"/>
+          <w:szCs w:val="26"/>
+        </w:rPr>
+        <w:t xml:space="preserve">             </w:t>
+      </w:r>
+      <w:r>
+        <w:rPr>
+          <w:rFonts w:ascii="Times New Roman" w:hAnsi="Times New Roman" w:cs="Times New Roman"/>
+          <w:sz w:val="26"/>
+          <w:szCs w:val="26"/>
+        </w:rPr>
+        <w:t>Select:</w:t>
+      </w:r>
+      <w:r>
+        <w:rPr>
+          <w:rFonts w:ascii="Times New Roman" w:hAnsi="Times New Roman" w:cs="Times New Roman"/>
+          <w:sz w:val="26"/>
+          <w:szCs w:val="26"/>
+        </w:rPr>
+        <w:t xml:space="preserve"> </w:t>
+      </w:r>
+      <w:r>
+        <w:rPr>
+          <w:rFonts w:ascii="Times New Roman" w:hAnsi="Times New Roman" w:cs="Times New Roman"/>
+          <w:sz w:val="26"/>
+          <w:szCs w:val="26"/>
+        </w:rPr>
+        <w:t>Global Superstore Dataset.xlsx</w:t>
+      </w:r>
+    </w:p>
+    <w:p>
+      <w:pPr>
+        <w:pStyle w:val="ListParagraph"/>
+        <w:rPr>
+          <w:rFonts w:ascii="Times New Roman" w:hAnsi="Times New Roman" w:cs="Times New Roman"/>
+          <w:sz w:val="26"/>
+          <w:szCs w:val="26"/>
+        </w:rPr>
+      </w:pPr>
+      <w:r>
+        <w:rPr>
+          <w:rFonts w:ascii="Times New Roman" w:hAnsi="Times New Roman" w:cs="Times New Roman"/>
+          <w:sz w:val="26"/>
+          <w:szCs w:val="26"/>
+        </w:rPr>
+        <w:t xml:space="preserve">             </w:t>
+      </w:r>
+      <w:r>
+        <w:rPr>
+          <w:rFonts w:ascii="Times New Roman" w:hAnsi="Times New Roman" w:cs="Times New Roman"/>
+          <w:sz w:val="26"/>
+          <w:szCs w:val="26"/>
+        </w:rPr>
+        <w:t>Click Load.</w:t>
       </w:r>
     </w:p>
     <w:p>
@@ -222,166 +463,6 @@
           <w:sz w:val="26"/>
           <w:szCs w:val="26"/>
         </w:rPr>
-        <w:t>Step 1:</w:t>
-      </w:r>
-      <w:r>
-        <w:rPr>
-          <w:rFonts w:ascii="Times New Roman" w:hAnsi="Times New Roman" w:cs="Times New Roman"/>
-          <w:sz w:val="26"/>
-          <w:szCs w:val="26"/>
-        </w:rPr>
-        <w:t xml:space="preserve"> Open Microsoft Power BI Desktop.</w:t>
-      </w:r>
-    </w:p>
-    <w:p>
-      <w:pPr>
-        <w:pStyle w:val="ListParagraph"/>
-        <w:rPr>
-          <w:rFonts w:ascii="Times New Roman" w:hAnsi="Times New Roman" w:cs="Times New Roman"/>
-          <w:sz w:val="26"/>
-          <w:szCs w:val="26"/>
-        </w:rPr>
-      </w:pPr>
-      <w:r>
-        <w:rPr>
-          <w:rFonts w:ascii="Times New Roman" w:hAnsi="Times New Roman" w:cs="Times New Roman"/>
-          <w:sz w:val="26"/>
-          <w:szCs w:val="26"/>
-        </w:rPr>
-        <w:t xml:space="preserve">             Launch Microsoft Power BI Desktop.</w:t>
-      </w:r>
-    </w:p>
-    <w:p>
-      <w:pPr>
-        <w:pStyle w:val="ListParagraph"/>
-        <w:rPr>
-          <w:rFonts w:ascii="Times New Roman" w:hAnsi="Times New Roman" w:cs="Times New Roman"/>
-          <w:sz w:val="26"/>
-          <w:szCs w:val="26"/>
-        </w:rPr>
-      </w:pPr>
-      <w:r>
-        <w:rPr>
-          <w:rFonts w:ascii="Times New Roman" w:hAnsi="Times New Roman" w:cs="Times New Roman"/>
-          <w:b/>
-          <w:bCs/>
-          <w:sz w:val="26"/>
-          <w:szCs w:val="26"/>
-        </w:rPr>
-        <w:t>Step 2:</w:t>
-      </w:r>
-      <w:r>
-        <w:rPr>
-          <w:rFonts w:ascii="Times New Roman" w:hAnsi="Times New Roman" w:cs="Times New Roman"/>
-          <w:sz w:val="26"/>
-          <w:szCs w:val="26"/>
-        </w:rPr>
-        <w:t xml:space="preserve"> Import the Global Superstore dataset.</w:t>
-      </w:r>
-    </w:p>
-    <w:p>
-      <w:pPr>
-        <w:pStyle w:val="ListParagraph"/>
-        <w:rPr>
-          <w:rFonts w:ascii="Times New Roman" w:hAnsi="Times New Roman" w:cs="Times New Roman"/>
-          <w:sz w:val="26"/>
-          <w:szCs w:val="26"/>
-        </w:rPr>
-      </w:pPr>
-      <w:r>
-        <w:rPr>
-          <w:rFonts w:ascii="Times New Roman" w:hAnsi="Times New Roman" w:cs="Times New Roman"/>
-          <w:sz w:val="26"/>
-          <w:szCs w:val="26"/>
-        </w:rPr>
-        <w:t xml:space="preserve">             Home &gt; Get Data &gt; Excel Workbook</w:t>
-      </w:r>
-    </w:p>
-    <w:p>
-      <w:pPr>
-        <w:pStyle w:val="ListParagraph"/>
-        <w:rPr>
-          <w:rFonts w:ascii="Times New Roman" w:hAnsi="Times New Roman" w:cs="Times New Roman"/>
-          <w:sz w:val="26"/>
-          <w:szCs w:val="26"/>
-        </w:rPr>
-      </w:pPr>
-      <w:r>
-        <w:rPr>
-          <w:rFonts w:ascii="Times New Roman" w:hAnsi="Times New Roman" w:cs="Times New Roman"/>
-          <w:sz w:val="26"/>
-          <w:szCs w:val="26"/>
-        </w:rPr>
-        <w:t xml:space="preserve">             </w:t>
-      </w:r>
-      <w:r>
-        <w:rPr>
-          <w:rFonts w:ascii="Times New Roman" w:hAnsi="Times New Roman" w:cs="Times New Roman"/>
-          <w:sz w:val="26"/>
-          <w:szCs w:val="26"/>
-        </w:rPr>
-        <w:t>Select:</w:t>
-      </w:r>
-      <w:r>
-        <w:rPr>
-          <w:rFonts w:ascii="Times New Roman" w:hAnsi="Times New Roman" w:cs="Times New Roman"/>
-          <w:sz w:val="26"/>
-          <w:szCs w:val="26"/>
-        </w:rPr>
-        <w:t xml:space="preserve"> </w:t>
-      </w:r>
-      <w:r>
-        <w:rPr>
-          <w:rFonts w:ascii="Times New Roman" w:hAnsi="Times New Roman" w:cs="Times New Roman"/>
-          <w:sz w:val="26"/>
-          <w:szCs w:val="26"/>
-        </w:rPr>
-        <w:t>Global Superstore Dataset.xlsx</w:t>
-      </w:r>
-    </w:p>
-    <w:p>
-      <w:pPr>
-        <w:pStyle w:val="ListParagraph"/>
-        <w:rPr>
-          <w:rFonts w:ascii="Times New Roman" w:hAnsi="Times New Roman" w:cs="Times New Roman"/>
-          <w:sz w:val="26"/>
-          <w:szCs w:val="26"/>
-        </w:rPr>
-      </w:pPr>
-      <w:r>
-        <w:rPr>
-          <w:rFonts w:ascii="Times New Roman" w:hAnsi="Times New Roman" w:cs="Times New Roman"/>
-          <w:sz w:val="26"/>
-          <w:szCs w:val="26"/>
-        </w:rPr>
-        <w:t xml:space="preserve">             </w:t>
-      </w:r>
-      <w:r>
-        <w:rPr>
-          <w:rFonts w:ascii="Times New Roman" w:hAnsi="Times New Roman" w:cs="Times New Roman"/>
-          <w:sz w:val="26"/>
-          <w:szCs w:val="26"/>
-        </w:rPr>
-        <w:t>Click Load.</w:t>
-      </w:r>
-    </w:p>
-    <w:p>
-      <w:pPr>
-        <w:pStyle w:val="ListParagraph"/>
-        <w:rPr>
-          <w:rFonts w:ascii="Times New Roman" w:hAnsi="Times New Roman" w:cs="Times New Roman"/>
-          <w:sz w:val="26"/>
-          <w:szCs w:val="26"/>
-        </w:rPr>
-      </w:pPr>
-      <w:r>
-        <w:rPr>
-          <w:rFonts w:ascii="Times New Roman" w:hAnsi="Times New Roman" w:cs="Times New Roman"/>
-          <w:b/>
-          <w:bCs/>
-          <w:sz w:val="26"/>
-          <w:szCs w:val="26"/>
-        </w:rPr>
         <w:t>Step 3:</w:t>
       </w:r>
       <w:r>
@@ -391,6 +472,57 @@
           <w:szCs w:val="26"/>
         </w:rPr>
         <w:t xml:space="preserve"> Select the required worksheets.</w:t>
+      </w:r>
+    </w:p>
+    <w:p>
+      <w:pPr>
+        <w:pStyle w:val="ListParagraph"/>
+        <w:rPr>
+          <w:rFonts w:ascii="Times New Roman" w:hAnsi="Times New Roman" w:cs="Times New Roman"/>
+          <w:sz w:val="26"/>
+          <w:szCs w:val="26"/>
+        </w:rPr>
+      </w:pPr>
+      <w:r>
+        <w:rPr>
+          <w:noProof/>
+        </w:rPr>
+        <w:lastRenderedPageBreak/>
+        <w:drawing>
+          <wp:inline distT="0" distB="0" distL="0" distR="0" wp14:anchorId="29236730" wp14:editId="57CA9A84">
+            <wp:extent cx="6858000" cy="3857625"/>
+            <wp:effectExtent l="0" t="0" r="0" b="9525"/>
+            <wp:docPr id="1834543463" name="Picture 1"/>
+            <wp:cNvGraphicFramePr>
+              <a:graphicFrameLocks xmlns:a="http://schemas.openxmlformats.org/drawingml/2006/main" noChangeAspect="1"/>
+            </wp:cNvGraphicFramePr>
+            <a:graphic xmlns:a="http://schemas.openxmlformats.org/drawingml/2006/main">
+              <a:graphicData uri="http://schemas.openxmlformats.org/drawingml/2006/picture">
+                <pic:pic xmlns:pic="http://schemas.openxmlformats.org/drawingml/2006/picture">
+                  <pic:nvPicPr>
+                    <pic:cNvPr id="1834543463" name=""/>
+                    <pic:cNvPicPr/>
+                  </pic:nvPicPr>
+                  <pic:blipFill>
+                    <a:blip r:embed="rId7"/>
+                    <a:stretch>
+                      <a:fillRect/>
+                    </a:stretch>
+                  </pic:blipFill>
+                  <pic:spPr>
+                    <a:xfrm>
+                      <a:off x="0" y="0"/>
+                      <a:ext cx="6858000" cy="3857625"/>
+                    </a:xfrm>
+                    <a:prstGeom prst="rect">
+                      <a:avLst/>
+                    </a:prstGeom>
+                  </pic:spPr>
+                </pic:pic>
+              </a:graphicData>
+            </a:graphic>
+          </wp:inline>
+        </w:drawing>
       </w:r>
     </w:p>
     <w:p>
@@ -511,12 +643,19 @@
           <w:sz w:val="26"/>
           <w:szCs w:val="26"/>
         </w:rPr>
-        <w:t>Verify that the imported tables appear in Power BI.</w:t>
-      </w:r>
-    </w:p>
-    <w:p>
-      <w:pPr>
-        <w:pStyle w:val="ListParagraph"/>
+        <w:t>Verify that the imported tables appear in Power BI</w:t>
+      </w:r>
+    </w:p>
+    <w:p>
+      <w:pPr>
+        <w:pStyle w:val="ListParagraph"/>
+        <w:rPr>
+          <w:rFonts w:ascii="Times New Roman" w:hAnsi="Times New Roman" w:cs="Times New Roman"/>
+          <w:sz w:val="26"/>
+          <w:szCs w:val="26"/>
+        </w:rPr>
+      </w:pPr>
+      <w:r>
         <w:rPr>
           <w:rFonts w:ascii="Times New Roman" w:hAnsi="Times New Roman" w:cs="Times New Roman"/>
           <w:b/>
@@ -524,7 +663,8 @@
           <w:sz w:val="26"/>
           <w:szCs w:val="26"/>
         </w:rPr>
-      </w:pPr>
+        <w:t xml:space="preserve">Step </w:t>
+      </w:r>
       <w:r>
         <w:rPr>
           <w:rFonts w:ascii="Times New Roman" w:hAnsi="Times New Roman" w:cs="Times New Roman"/>
@@ -533,18 +673,8 @@
           <w:sz w:val="26"/>
           <w:szCs w:val="26"/>
         </w:rPr>
-        <w:t>Part B: Identify Fact and Dimension Tables</w:t>
-      </w:r>
-    </w:p>
-    <w:p>
-      <w:pPr>
-        <w:pStyle w:val="ListParagraph"/>
-        <w:rPr>
-          <w:rFonts w:ascii="Times New Roman" w:hAnsi="Times New Roman" w:cs="Times New Roman"/>
-          <w:sz w:val="26"/>
-          <w:szCs w:val="26"/>
-        </w:rPr>
-      </w:pPr>
+        <w:t>4</w:t>
+      </w:r>
       <w:r>
         <w:rPr>
           <w:rFonts w:ascii="Times New Roman" w:hAnsi="Times New Roman" w:cs="Times New Roman"/>
@@ -553,32 +683,83 @@
           <w:sz w:val="26"/>
           <w:szCs w:val="26"/>
         </w:rPr>
-        <w:t>Step 4:</w:t>
-      </w:r>
-      <w:r>
-        <w:rPr>
-          <w:rFonts w:ascii="Times New Roman" w:hAnsi="Times New Roman" w:cs="Times New Roman"/>
-          <w:sz w:val="26"/>
-          <w:szCs w:val="26"/>
-        </w:rPr>
-        <w:t xml:space="preserve"> Analyse the Orders table.</w:t>
-      </w:r>
-    </w:p>
-    <w:p>
-      <w:pPr>
-        <w:pStyle w:val="ListParagraph"/>
-        <w:rPr>
-          <w:rFonts w:ascii="Times New Roman" w:hAnsi="Times New Roman" w:cs="Times New Roman"/>
-          <w:sz w:val="26"/>
-          <w:szCs w:val="26"/>
-        </w:rPr>
-      </w:pPr>
-      <w:r>
-        <w:rPr>
-          <w:rFonts w:ascii="Times New Roman" w:hAnsi="Times New Roman" w:cs="Times New Roman"/>
-          <w:sz w:val="26"/>
-          <w:szCs w:val="26"/>
-        </w:rPr>
+        <w:t>:</w:t>
+      </w:r>
+      <w:r>
+        <w:rPr>
+          <w:rFonts w:ascii="Times New Roman" w:hAnsi="Times New Roman" w:cs="Times New Roman"/>
+          <w:sz w:val="26"/>
+          <w:szCs w:val="26"/>
+        </w:rPr>
+        <w:t xml:space="preserve"> Open Power Query Editor.</w:t>
+      </w:r>
+    </w:p>
+    <w:p>
+      <w:pPr>
+        <w:pStyle w:val="ListParagraph"/>
+        <w:rPr>
+          <w:rFonts w:ascii="Times New Roman" w:hAnsi="Times New Roman" w:cs="Times New Roman"/>
+          <w:sz w:val="26"/>
+          <w:szCs w:val="26"/>
+        </w:rPr>
+      </w:pPr>
+      <w:r>
+        <w:rPr>
+          <w:noProof/>
+        </w:rPr>
+        <w:drawing>
+          <wp:inline distT="0" distB="0" distL="0" distR="0" wp14:anchorId="718D943A" wp14:editId="39C4FF9C">
+            <wp:extent cx="6858000" cy="3857625"/>
+            <wp:effectExtent l="0" t="0" r="0" b="9525"/>
+            <wp:docPr id="856445779" name="Picture 1"/>
+            <wp:cNvGraphicFramePr>
+              <a:graphicFrameLocks xmlns:a="http://schemas.openxmlformats.org/drawingml/2006/main" noChangeAspect="1"/>
+            </wp:cNvGraphicFramePr>
+            <a:graphic xmlns:a="http://schemas.openxmlformats.org/drawingml/2006/main">
+              <a:graphicData uri="http://schemas.openxmlformats.org/drawingml/2006/picture">
+                <pic:pic xmlns:pic="http://schemas.openxmlformats.org/drawingml/2006/picture">
+                  <pic:nvPicPr>
+                    <pic:cNvPr id="856445779" name=""/>
+                    <pic:cNvPicPr/>
+                  </pic:nvPicPr>
+                  <pic:blipFill>
+                    <a:blip r:embed="rId8"/>
+                    <a:stretch>
+                      <a:fillRect/>
+                    </a:stretch>
+                  </pic:blipFill>
+                  <pic:spPr>
+                    <a:xfrm>
+                      <a:off x="0" y="0"/>
+                      <a:ext cx="6858000" cy="3857625"/>
+                    </a:xfrm>
+                    <a:prstGeom prst="rect">
+                      <a:avLst/>
+                    </a:prstGeom>
+                  </pic:spPr>
+                </pic:pic>
+              </a:graphicData>
+            </a:graphic>
+          </wp:inline>
+        </w:drawing>
+      </w:r>
+    </w:p>
+    <w:p>
+      <w:pPr>
+        <w:pStyle w:val="ListParagraph"/>
+        <w:rPr>
+          <w:rFonts w:ascii="Times New Roman" w:hAnsi="Times New Roman" w:cs="Times New Roman"/>
+          <w:sz w:val="26"/>
+          <w:szCs w:val="26"/>
+        </w:rPr>
+      </w:pPr>
+      <w:r>
+        <w:rPr>
+          <w:rFonts w:ascii="Times New Roman" w:hAnsi="Times New Roman" w:cs="Times New Roman"/>
+          <w:sz w:val="26"/>
+          <w:szCs w:val="26"/>
+        </w:rPr>
+        <w:lastRenderedPageBreak/>
         <w:t xml:space="preserve">             </w:t>
       </w:r>
       <w:r>
@@ -587,163 +768,19 @@
           <w:sz w:val="26"/>
           <w:szCs w:val="26"/>
         </w:rPr>
-        <w:t>Examine the Orders table and identify measurable business attributes such as:</w:t>
-      </w:r>
-    </w:p>
-    <w:p>
-      <w:pPr>
-        <w:pStyle w:val="ListParagraph"/>
-        <w:numPr>
-          <w:ilvl w:val="0"/>
-          <w:numId w:val="14"/>
-        </w:numPr>
-        <w:ind w:left="1800"/>
-        <w:rPr>
-          <w:rFonts w:ascii="Times New Roman" w:hAnsi="Times New Roman" w:cs="Times New Roman"/>
-          <w:sz w:val="26"/>
-          <w:szCs w:val="26"/>
-        </w:rPr>
-      </w:pPr>
-      <w:r>
-        <w:rPr>
-          <w:rFonts w:ascii="Times New Roman" w:hAnsi="Times New Roman" w:cs="Times New Roman"/>
-          <w:sz w:val="26"/>
-          <w:szCs w:val="26"/>
-        </w:rPr>
-        <w:t xml:space="preserve">Sales </w:t>
-      </w:r>
-    </w:p>
-    <w:p>
-      <w:pPr>
-        <w:pStyle w:val="ListParagraph"/>
-        <w:numPr>
-          <w:ilvl w:val="0"/>
-          <w:numId w:val="14"/>
-        </w:numPr>
-        <w:ind w:left="1800"/>
-        <w:rPr>
-          <w:rFonts w:ascii="Times New Roman" w:hAnsi="Times New Roman" w:cs="Times New Roman"/>
-          <w:sz w:val="26"/>
-          <w:szCs w:val="26"/>
-        </w:rPr>
-      </w:pPr>
-      <w:r>
-        <w:rPr>
-          <w:rFonts w:ascii="Times New Roman" w:hAnsi="Times New Roman" w:cs="Times New Roman"/>
-          <w:sz w:val="26"/>
-          <w:szCs w:val="26"/>
-        </w:rPr>
-        <w:t xml:space="preserve">Profit </w:t>
-      </w:r>
-    </w:p>
-    <w:p>
-      <w:pPr>
-        <w:pStyle w:val="ListParagraph"/>
-        <w:numPr>
-          <w:ilvl w:val="0"/>
-          <w:numId w:val="14"/>
-        </w:numPr>
-        <w:ind w:left="1800"/>
-        <w:rPr>
-          <w:rFonts w:ascii="Times New Roman" w:hAnsi="Times New Roman" w:cs="Times New Roman"/>
-          <w:sz w:val="26"/>
-          <w:szCs w:val="26"/>
-        </w:rPr>
-      </w:pPr>
-      <w:r>
-        <w:rPr>
-          <w:rFonts w:ascii="Times New Roman" w:hAnsi="Times New Roman" w:cs="Times New Roman"/>
-          <w:sz w:val="26"/>
-          <w:szCs w:val="26"/>
-        </w:rPr>
-        <w:t xml:space="preserve">Quantity </w:t>
-      </w:r>
-    </w:p>
-    <w:p>
-      <w:pPr>
-        <w:pStyle w:val="ListParagraph"/>
-        <w:numPr>
-          <w:ilvl w:val="0"/>
-          <w:numId w:val="14"/>
-        </w:numPr>
-        <w:ind w:left="1800"/>
-        <w:rPr>
-          <w:rFonts w:ascii="Times New Roman" w:hAnsi="Times New Roman" w:cs="Times New Roman"/>
-          <w:sz w:val="26"/>
-          <w:szCs w:val="26"/>
-        </w:rPr>
-      </w:pPr>
-      <w:r>
-        <w:rPr>
-          <w:rFonts w:ascii="Times New Roman" w:hAnsi="Times New Roman" w:cs="Times New Roman"/>
-          <w:sz w:val="26"/>
-          <w:szCs w:val="26"/>
-        </w:rPr>
-        <w:t xml:space="preserve">Discount </w:t>
-      </w:r>
-    </w:p>
-    <w:p>
-      <w:pPr>
-        <w:pStyle w:val="ListParagraph"/>
-        <w:rPr>
-          <w:rFonts w:ascii="Times New Roman" w:hAnsi="Times New Roman" w:cs="Times New Roman"/>
-          <w:sz w:val="26"/>
-          <w:szCs w:val="26"/>
-        </w:rPr>
-      </w:pPr>
-      <w:r>
-        <w:rPr>
-          <w:rFonts w:ascii="Times New Roman" w:hAnsi="Times New Roman" w:cs="Times New Roman"/>
-          <w:sz w:val="26"/>
-          <w:szCs w:val="26"/>
-        </w:rPr>
-        <w:t xml:space="preserve">             </w:t>
-      </w:r>
-      <w:r>
-        <w:rPr>
-          <w:rFonts w:ascii="Times New Roman" w:hAnsi="Times New Roman" w:cs="Times New Roman"/>
-          <w:sz w:val="26"/>
-          <w:szCs w:val="26"/>
-        </w:rPr>
-        <w:t xml:space="preserve">These attributes represent measurable business events and are suitable for the Fact </w:t>
-      </w:r>
-      <w:r>
-        <w:rPr>
-          <w:rFonts w:ascii="Times New Roman" w:hAnsi="Times New Roman" w:cs="Times New Roman"/>
-          <w:sz w:val="26"/>
-          <w:szCs w:val="26"/>
-        </w:rPr>
-        <w:t xml:space="preserve">             </w:t>
-      </w:r>
-      <w:r>
-        <w:rPr>
-          <w:rFonts w:ascii="Times New Roman" w:hAnsi="Times New Roman" w:cs="Times New Roman"/>
-          <w:color w:val="FFFFFF" w:themeColor="background1"/>
-          <w:sz w:val="26"/>
-          <w:szCs w:val="26"/>
-        </w:rPr>
-        <w:t>,</w:t>
-      </w:r>
-      <w:r>
-        <w:rPr>
-          <w:rFonts w:ascii="Times New Roman" w:hAnsi="Times New Roman" w:cs="Times New Roman"/>
-          <w:sz w:val="26"/>
-          <w:szCs w:val="26"/>
-        </w:rPr>
-        <w:t xml:space="preserve">            </w:t>
-      </w:r>
-      <w:r>
-        <w:rPr>
-          <w:rFonts w:ascii="Times New Roman" w:hAnsi="Times New Roman" w:cs="Times New Roman"/>
-          <w:sz w:val="26"/>
-          <w:szCs w:val="26"/>
-        </w:rPr>
-        <w:t>Table.</w:t>
-      </w:r>
-    </w:p>
-    <w:p>
-      <w:pPr>
-        <w:pStyle w:val="ListParagraph"/>
+        <w:t>Home &gt; Transform Data</w:t>
+      </w:r>
+    </w:p>
+    <w:p>
+      <w:pPr>
+        <w:pStyle w:val="ListParagraph"/>
+        <w:rPr>
+          <w:rFonts w:ascii="Times New Roman" w:hAnsi="Times New Roman" w:cs="Times New Roman"/>
+          <w:sz w:val="26"/>
+          <w:szCs w:val="26"/>
+        </w:rPr>
+      </w:pPr>
+      <w:r>
         <w:rPr>
           <w:rFonts w:ascii="Times New Roman" w:hAnsi="Times New Roman" w:cs="Times New Roman"/>
           <w:b/>
@@ -751,7 +788,8 @@
           <w:sz w:val="26"/>
           <w:szCs w:val="26"/>
         </w:rPr>
-      </w:pPr>
+        <w:t xml:space="preserve">Step </w:t>
+      </w:r>
       <w:r>
         <w:rPr>
           <w:rFonts w:ascii="Times New Roman" w:hAnsi="Times New Roman" w:cs="Times New Roman"/>
@@ -760,157 +798,9 @@
           <w:sz w:val="26"/>
           <w:szCs w:val="26"/>
         </w:rPr>
-        <w:t>Step 5: Identify descriptive attributes.</w:t>
-      </w:r>
-    </w:p>
-    <w:p>
-      <w:pPr>
-        <w:pStyle w:val="ListParagraph"/>
-        <w:rPr>
-          <w:rFonts w:ascii="Times New Roman" w:hAnsi="Times New Roman" w:cs="Times New Roman"/>
-          <w:sz w:val="26"/>
-          <w:szCs w:val="26"/>
-        </w:rPr>
-      </w:pPr>
-      <w:r>
-        <w:rPr>
-          <w:rFonts w:ascii="Times New Roman" w:hAnsi="Times New Roman" w:cs="Times New Roman"/>
-          <w:sz w:val="26"/>
-          <w:szCs w:val="26"/>
-        </w:rPr>
-        <w:t xml:space="preserve">             </w:t>
-      </w:r>
-      <w:r>
-        <w:rPr>
-          <w:rFonts w:ascii="Times New Roman" w:hAnsi="Times New Roman" w:cs="Times New Roman"/>
-          <w:sz w:val="26"/>
-          <w:szCs w:val="26"/>
-        </w:rPr>
-        <w:t>Identify descriptive attributes related to:</w:t>
-      </w:r>
-    </w:p>
-    <w:p>
-      <w:pPr>
-        <w:pStyle w:val="ListParagraph"/>
-        <w:numPr>
-          <w:ilvl w:val="0"/>
-          <w:numId w:val="15"/>
-        </w:numPr>
-        <w:ind w:left="1800"/>
-        <w:rPr>
-          <w:rFonts w:ascii="Times New Roman" w:hAnsi="Times New Roman" w:cs="Times New Roman"/>
-          <w:sz w:val="26"/>
-          <w:szCs w:val="26"/>
-        </w:rPr>
-      </w:pPr>
-      <w:r>
-        <w:rPr>
-          <w:rFonts w:ascii="Times New Roman" w:hAnsi="Times New Roman" w:cs="Times New Roman"/>
-          <w:sz w:val="26"/>
-          <w:szCs w:val="26"/>
-        </w:rPr>
-        <w:t xml:space="preserve">Customer </w:t>
-      </w:r>
-    </w:p>
-    <w:p>
-      <w:pPr>
-        <w:pStyle w:val="ListParagraph"/>
-        <w:numPr>
-          <w:ilvl w:val="0"/>
-          <w:numId w:val="15"/>
-        </w:numPr>
-        <w:ind w:left="1800"/>
-        <w:rPr>
-          <w:rFonts w:ascii="Times New Roman" w:hAnsi="Times New Roman" w:cs="Times New Roman"/>
-          <w:sz w:val="26"/>
-          <w:szCs w:val="26"/>
-        </w:rPr>
-      </w:pPr>
-      <w:r>
-        <w:rPr>
-          <w:rFonts w:ascii="Times New Roman" w:hAnsi="Times New Roman" w:cs="Times New Roman"/>
-          <w:sz w:val="26"/>
-          <w:szCs w:val="26"/>
-        </w:rPr>
-        <w:t xml:space="preserve">Product </w:t>
-      </w:r>
-    </w:p>
-    <w:p>
-      <w:pPr>
-        <w:pStyle w:val="ListParagraph"/>
-        <w:numPr>
-          <w:ilvl w:val="0"/>
-          <w:numId w:val="15"/>
-        </w:numPr>
-        <w:ind w:left="1800"/>
-        <w:rPr>
-          <w:rFonts w:ascii="Times New Roman" w:hAnsi="Times New Roman" w:cs="Times New Roman"/>
-          <w:sz w:val="26"/>
-          <w:szCs w:val="26"/>
-        </w:rPr>
-      </w:pPr>
-      <w:r>
-        <w:rPr>
-          <w:rFonts w:ascii="Times New Roman" w:hAnsi="Times New Roman" w:cs="Times New Roman"/>
-          <w:sz w:val="26"/>
-          <w:szCs w:val="26"/>
-        </w:rPr>
-        <w:t xml:space="preserve">Region </w:t>
-      </w:r>
-    </w:p>
-    <w:p>
-      <w:pPr>
-        <w:pStyle w:val="ListParagraph"/>
-        <w:numPr>
-          <w:ilvl w:val="0"/>
-          <w:numId w:val="15"/>
-        </w:numPr>
-        <w:ind w:left="1800"/>
-        <w:rPr>
-          <w:rFonts w:ascii="Times New Roman" w:hAnsi="Times New Roman" w:cs="Times New Roman"/>
-          <w:sz w:val="26"/>
-          <w:szCs w:val="26"/>
-        </w:rPr>
-      </w:pPr>
-      <w:r>
-        <w:rPr>
-          <w:rFonts w:ascii="Times New Roman" w:hAnsi="Times New Roman" w:cs="Times New Roman"/>
-          <w:sz w:val="26"/>
-          <w:szCs w:val="26"/>
-        </w:rPr>
-        <w:t xml:space="preserve">Date </w:t>
-      </w:r>
-    </w:p>
-    <w:p>
-      <w:pPr>
-        <w:pStyle w:val="ListParagraph"/>
-        <w:rPr>
-          <w:rFonts w:ascii="Times New Roman" w:hAnsi="Times New Roman" w:cs="Times New Roman"/>
-          <w:sz w:val="26"/>
-          <w:szCs w:val="26"/>
-        </w:rPr>
-      </w:pPr>
-      <w:r>
-        <w:rPr>
-          <w:rFonts w:ascii="Times New Roman" w:hAnsi="Times New Roman" w:cs="Times New Roman"/>
-          <w:sz w:val="26"/>
-          <w:szCs w:val="26"/>
-        </w:rPr>
-        <w:lastRenderedPageBreak/>
-        <w:t xml:space="preserve">             </w:t>
-      </w:r>
-      <w:r>
-        <w:rPr>
-          <w:rFonts w:ascii="Times New Roman" w:hAnsi="Times New Roman" w:cs="Times New Roman"/>
-          <w:sz w:val="26"/>
-          <w:szCs w:val="26"/>
-        </w:rPr>
-        <w:t>These attributes are used to create Dimension Tables.</w:t>
-      </w:r>
-    </w:p>
-    <w:p>
-      <w:pPr>
-        <w:pStyle w:val="ListParagraph"/>
+        <w:t>5</w:t>
+      </w:r>
+      <w:r>
         <w:rPr>
           <w:rFonts w:ascii="Times New Roman" w:hAnsi="Times New Roman" w:cs="Times New Roman"/>
           <w:b/>
@@ -918,111 +808,17 @@
           <w:sz w:val="26"/>
           <w:szCs w:val="26"/>
         </w:rPr>
-      </w:pPr>
-      <w:r>
-        <w:rPr>
-          <w:rFonts w:ascii="Times New Roman" w:hAnsi="Times New Roman" w:cs="Times New Roman"/>
-          <w:b/>
-          <w:bCs/>
-          <w:sz w:val="26"/>
-          <w:szCs w:val="26"/>
-        </w:rPr>
-        <w:t>Step 6: Categorize the data.</w:t>
-      </w:r>
-    </w:p>
-    <w:p>
-      <w:pPr>
-        <w:pStyle w:val="ListParagraph"/>
-        <w:rPr>
-          <w:rFonts w:ascii="Times New Roman" w:hAnsi="Times New Roman" w:cs="Times New Roman"/>
-          <w:sz w:val="26"/>
-          <w:szCs w:val="26"/>
-        </w:rPr>
-      </w:pPr>
-      <w:r>
-        <w:rPr>
-          <w:rFonts w:ascii="Times New Roman" w:hAnsi="Times New Roman" w:cs="Times New Roman"/>
-          <w:sz w:val="26"/>
-          <w:szCs w:val="26"/>
-        </w:rPr>
-        <w:t xml:space="preserve">             </w:t>
-      </w:r>
-      <w:r>
-        <w:rPr>
-          <w:rFonts w:ascii="Times New Roman" w:hAnsi="Times New Roman" w:cs="Times New Roman"/>
-          <w:sz w:val="26"/>
-          <w:szCs w:val="26"/>
-        </w:rPr>
-        <w:t>Organize the attributes into:</w:t>
-      </w:r>
-    </w:p>
-    <w:p>
-      <w:pPr>
-        <w:pStyle w:val="ListParagraph"/>
-        <w:numPr>
-          <w:ilvl w:val="0"/>
-          <w:numId w:val="16"/>
-        </w:numPr>
-        <w:rPr>
-          <w:rFonts w:ascii="Times New Roman" w:hAnsi="Times New Roman" w:cs="Times New Roman"/>
-          <w:sz w:val="26"/>
-          <w:szCs w:val="26"/>
-        </w:rPr>
-      </w:pPr>
-      <w:r>
-        <w:rPr>
-          <w:rFonts w:ascii="Times New Roman" w:hAnsi="Times New Roman" w:cs="Times New Roman"/>
-          <w:sz w:val="26"/>
-          <w:szCs w:val="26"/>
-        </w:rPr>
-        <w:t>Fact Table:</w:t>
-      </w:r>
-      <w:r>
-        <w:rPr>
-          <w:rFonts w:ascii="Times New Roman" w:hAnsi="Times New Roman" w:cs="Times New Roman"/>
-          <w:sz w:val="26"/>
-          <w:szCs w:val="26"/>
-        </w:rPr>
-        <w:t xml:space="preserve"> </w:t>
-      </w:r>
-      <w:r>
-        <w:rPr>
-          <w:rFonts w:ascii="Times New Roman" w:hAnsi="Times New Roman" w:cs="Times New Roman"/>
-          <w:sz w:val="26"/>
-          <w:szCs w:val="26"/>
-        </w:rPr>
-        <w:t>Fact_Sales</w:t>
-      </w:r>
-    </w:p>
-    <w:p>
-      <w:pPr>
-        <w:pStyle w:val="ListParagraph"/>
-        <w:numPr>
-          <w:ilvl w:val="0"/>
-          <w:numId w:val="16"/>
-        </w:numPr>
-        <w:rPr>
-          <w:rFonts w:ascii="Times New Roman" w:hAnsi="Times New Roman" w:cs="Times New Roman"/>
-          <w:sz w:val="26"/>
-          <w:szCs w:val="26"/>
-        </w:rPr>
-      </w:pPr>
-      <w:r>
-        <w:rPr>
-          <w:rFonts w:ascii="Times New Roman" w:hAnsi="Times New Roman" w:cs="Times New Roman"/>
-          <w:sz w:val="26"/>
-          <w:szCs w:val="26"/>
-        </w:rPr>
-        <w:t>Dimension Tables:</w:t>
-      </w:r>
-      <w:r>
-        <w:rPr>
-          <w:rFonts w:ascii="Times New Roman" w:hAnsi="Times New Roman" w:cs="Times New Roman"/>
-          <w:sz w:val="26"/>
-          <w:szCs w:val="26"/>
-        </w:rPr>
-        <w:t xml:space="preserve"> </w:t>
-      </w:r>
+        <w:t>:</w:t>
+      </w:r>
+      <w:r>
+        <w:rPr>
+          <w:rFonts w:ascii="Times New Roman" w:hAnsi="Times New Roman" w:cs="Times New Roman"/>
+          <w:sz w:val="26"/>
+          <w:szCs w:val="26"/>
+        </w:rPr>
+        <w:t xml:space="preserve"> Create </w:t>
+      </w:r>
+      <w:proofErr w:type="spellStart"/>
       <w:r>
         <w:rPr>
           <w:rFonts w:ascii="Times New Roman" w:hAnsi="Times New Roman" w:cs="Times New Roman"/>
@@ -1031,183 +827,64 @@
         </w:rPr>
         <w:t>Dim_Customer</w:t>
       </w:r>
-      <w:r>
-        <w:rPr>
-          <w:rFonts w:ascii="Times New Roman" w:hAnsi="Times New Roman" w:cs="Times New Roman"/>
-          <w:sz w:val="26"/>
-          <w:szCs w:val="26"/>
-        </w:rPr>
-        <w:t xml:space="preserve">, </w:t>
-      </w:r>
-      <w:r>
-        <w:rPr>
-          <w:rFonts w:ascii="Times New Roman" w:hAnsi="Times New Roman" w:cs="Times New Roman"/>
-          <w:sz w:val="26"/>
-          <w:szCs w:val="26"/>
-        </w:rPr>
-        <w:t>Dim_Product</w:t>
-      </w:r>
-      <w:r>
-        <w:rPr>
-          <w:rFonts w:ascii="Times New Roman" w:hAnsi="Times New Roman" w:cs="Times New Roman"/>
-          <w:sz w:val="26"/>
-          <w:szCs w:val="26"/>
-        </w:rPr>
-        <w:t xml:space="preserve">, </w:t>
-      </w:r>
-      <w:r>
-        <w:rPr>
-          <w:rFonts w:ascii="Times New Roman" w:hAnsi="Times New Roman" w:cs="Times New Roman"/>
-          <w:sz w:val="26"/>
-          <w:szCs w:val="26"/>
-        </w:rPr>
-        <w:t>Dim_Region</w:t>
-      </w:r>
-      <w:r>
-        <w:rPr>
-          <w:rFonts w:ascii="Times New Roman" w:hAnsi="Times New Roman" w:cs="Times New Roman"/>
-          <w:sz w:val="26"/>
-          <w:szCs w:val="26"/>
-        </w:rPr>
-        <w:t xml:space="preserve">, </w:t>
-      </w:r>
-      <w:r>
-        <w:rPr>
-          <w:rFonts w:ascii="Times New Roman" w:hAnsi="Times New Roman" w:cs="Times New Roman"/>
-          <w:sz w:val="26"/>
-          <w:szCs w:val="26"/>
-        </w:rPr>
-        <w:t xml:space="preserve">Dim_Date </w:t>
-      </w:r>
-    </w:p>
-    <w:p>
-      <w:pPr>
-        <w:pStyle w:val="ListParagraph"/>
-        <w:rPr>
-          <w:rFonts w:ascii="Times New Roman" w:hAnsi="Times New Roman" w:cs="Times New Roman"/>
-          <w:sz w:val="26"/>
-          <w:szCs w:val="26"/>
-        </w:rPr>
-      </w:pPr>
-      <w:r>
-        <w:rPr>
-          <w:rFonts w:ascii="Times New Roman" w:hAnsi="Times New Roman" w:cs="Times New Roman"/>
-          <w:sz w:val="26"/>
-          <w:szCs w:val="26"/>
-        </w:rPr>
-        <w:t xml:space="preserve">             </w:t>
-      </w:r>
-      <w:r>
-        <w:rPr>
-          <w:rFonts w:ascii="Times New Roman" w:hAnsi="Times New Roman" w:cs="Times New Roman"/>
-          <w:sz w:val="26"/>
-          <w:szCs w:val="26"/>
-        </w:rPr>
-        <w:t xml:space="preserve">This classification forms the basis of the Star Schema. </w:t>
-      </w:r>
-    </w:p>
-    <w:p>
-      <w:pPr>
-        <w:pStyle w:val="ListParagraph"/>
-        <w:rPr>
-          <w:rFonts w:ascii="Times New Roman" w:hAnsi="Times New Roman" w:cs="Times New Roman"/>
-          <w:b/>
-          <w:bCs/>
-          <w:sz w:val="26"/>
-          <w:szCs w:val="26"/>
-        </w:rPr>
-      </w:pPr>
-      <w:r>
-        <w:rPr>
-          <w:rFonts w:ascii="Times New Roman" w:hAnsi="Times New Roman" w:cs="Times New Roman"/>
-          <w:b/>
-          <w:bCs/>
-          <w:sz w:val="26"/>
-          <w:szCs w:val="26"/>
-        </w:rPr>
-        <w:t>Part C: Create Dimension Tables</w:t>
-      </w:r>
-    </w:p>
-    <w:p>
-      <w:pPr>
-        <w:pStyle w:val="ListParagraph"/>
-        <w:rPr>
-          <w:rFonts w:ascii="Times New Roman" w:hAnsi="Times New Roman" w:cs="Times New Roman"/>
-          <w:sz w:val="26"/>
-          <w:szCs w:val="26"/>
-        </w:rPr>
-      </w:pPr>
-      <w:r>
-        <w:rPr>
-          <w:rFonts w:ascii="Times New Roman" w:hAnsi="Times New Roman" w:cs="Times New Roman"/>
-          <w:b/>
-          <w:bCs/>
-          <w:sz w:val="26"/>
-          <w:szCs w:val="26"/>
-        </w:rPr>
-        <w:t>Step 7:</w:t>
-      </w:r>
-      <w:r>
-        <w:rPr>
-          <w:rFonts w:ascii="Times New Roman" w:hAnsi="Times New Roman" w:cs="Times New Roman"/>
-          <w:sz w:val="26"/>
-          <w:szCs w:val="26"/>
-        </w:rPr>
-        <w:t xml:space="preserve"> Open Power Query Editor.</w:t>
-      </w:r>
-    </w:p>
-    <w:p>
-      <w:pPr>
-        <w:pStyle w:val="ListParagraph"/>
-        <w:rPr>
-          <w:rFonts w:ascii="Times New Roman" w:hAnsi="Times New Roman" w:cs="Times New Roman"/>
-          <w:sz w:val="26"/>
-          <w:szCs w:val="26"/>
-        </w:rPr>
-      </w:pPr>
-      <w:r>
-        <w:rPr>
-          <w:rFonts w:ascii="Times New Roman" w:hAnsi="Times New Roman" w:cs="Times New Roman"/>
-          <w:sz w:val="26"/>
-          <w:szCs w:val="26"/>
-        </w:rPr>
-        <w:t xml:space="preserve">             </w:t>
-      </w:r>
-      <w:r>
-        <w:rPr>
-          <w:rFonts w:ascii="Times New Roman" w:hAnsi="Times New Roman" w:cs="Times New Roman"/>
-          <w:sz w:val="26"/>
-          <w:szCs w:val="26"/>
-        </w:rPr>
-        <w:t>Home &gt; Transform Data</w:t>
-      </w:r>
-    </w:p>
-    <w:p>
-      <w:pPr>
-        <w:pStyle w:val="ListParagraph"/>
-        <w:rPr>
-          <w:rFonts w:ascii="Times New Roman" w:hAnsi="Times New Roman" w:cs="Times New Roman"/>
-          <w:sz w:val="26"/>
-          <w:szCs w:val="26"/>
-        </w:rPr>
-      </w:pPr>
-      <w:r>
-        <w:rPr>
-          <w:rFonts w:ascii="Times New Roman" w:hAnsi="Times New Roman" w:cs="Times New Roman"/>
-          <w:b/>
-          <w:bCs/>
-          <w:sz w:val="26"/>
-          <w:szCs w:val="26"/>
-        </w:rPr>
-        <w:t>Step 8:</w:t>
-      </w:r>
-      <w:r>
-        <w:rPr>
-          <w:rFonts w:ascii="Times New Roman" w:hAnsi="Times New Roman" w:cs="Times New Roman"/>
-          <w:sz w:val="26"/>
-          <w:szCs w:val="26"/>
-        </w:rPr>
-        <w:t xml:space="preserve"> Create Dim_Customer.</w:t>
+      <w:proofErr w:type="spellEnd"/>
+      <w:r>
+        <w:rPr>
+          <w:rFonts w:ascii="Times New Roman" w:hAnsi="Times New Roman" w:cs="Times New Roman"/>
+          <w:sz w:val="26"/>
+          <w:szCs w:val="26"/>
+        </w:rPr>
+        <w:t>.</w:t>
+      </w:r>
+    </w:p>
+    <w:p>
+      <w:pPr>
+        <w:pStyle w:val="ListParagraph"/>
+        <w:rPr>
+          <w:rFonts w:ascii="Times New Roman" w:hAnsi="Times New Roman" w:cs="Times New Roman"/>
+          <w:sz w:val="26"/>
+          <w:szCs w:val="26"/>
+        </w:rPr>
+      </w:pPr>
+      <w:r>
+        <w:rPr>
+          <w:noProof/>
+        </w:rPr>
+        <w:drawing>
+          <wp:inline distT="0" distB="0" distL="0" distR="0" wp14:anchorId="7AD26947" wp14:editId="06F860A0">
+            <wp:extent cx="6858000" cy="3857625"/>
+            <wp:effectExtent l="0" t="0" r="0" b="9525"/>
+            <wp:docPr id="1430083139" name="Picture 1"/>
+            <wp:cNvGraphicFramePr>
+              <a:graphicFrameLocks xmlns:a="http://schemas.openxmlformats.org/drawingml/2006/main" noChangeAspect="1"/>
+            </wp:cNvGraphicFramePr>
+            <a:graphic xmlns:a="http://schemas.openxmlformats.org/drawingml/2006/main">
+              <a:graphicData uri="http://schemas.openxmlformats.org/drawingml/2006/picture">
+                <pic:pic xmlns:pic="http://schemas.openxmlformats.org/drawingml/2006/picture">
+                  <pic:nvPicPr>
+                    <pic:cNvPr id="1430083139" name=""/>
+                    <pic:cNvPicPr/>
+                  </pic:nvPicPr>
+                  <pic:blipFill>
+                    <a:blip r:embed="rId9"/>
+                    <a:stretch>
+                      <a:fillRect/>
+                    </a:stretch>
+                  </pic:blipFill>
+                  <pic:spPr>
+                    <a:xfrm>
+                      <a:off x="0" y="0"/>
+                      <a:ext cx="6858000" cy="3857625"/>
+                    </a:xfrm>
+                    <a:prstGeom prst="rect">
+                      <a:avLst/>
+                    </a:prstGeom>
+                  </pic:spPr>
+                </pic:pic>
+              </a:graphicData>
+            </a:graphic>
+          </wp:inline>
+        </w:drawing>
       </w:r>
     </w:p>
     <w:p>
@@ -1348,15 +1025,104 @@
           <w:sz w:val="26"/>
           <w:szCs w:val="26"/>
         </w:rPr>
-        <w:t>Step 9:</w:t>
-      </w:r>
-      <w:r>
-        <w:rPr>
-          <w:rFonts w:ascii="Times New Roman" w:hAnsi="Times New Roman" w:cs="Times New Roman"/>
-          <w:sz w:val="26"/>
-          <w:szCs w:val="26"/>
-        </w:rPr>
-        <w:t xml:space="preserve"> Create Dim_Product.</w:t>
+        <w:t xml:space="preserve">Step </w:t>
+      </w:r>
+      <w:r>
+        <w:rPr>
+          <w:rFonts w:ascii="Times New Roman" w:hAnsi="Times New Roman" w:cs="Times New Roman"/>
+          <w:b/>
+          <w:bCs/>
+          <w:sz w:val="26"/>
+          <w:szCs w:val="26"/>
+        </w:rPr>
+        <w:t>6</w:t>
+      </w:r>
+      <w:r>
+        <w:rPr>
+          <w:rFonts w:ascii="Times New Roman" w:hAnsi="Times New Roman" w:cs="Times New Roman"/>
+          <w:b/>
+          <w:bCs/>
+          <w:sz w:val="26"/>
+          <w:szCs w:val="26"/>
+        </w:rPr>
+        <w:t>:</w:t>
+      </w:r>
+      <w:r>
+        <w:rPr>
+          <w:rFonts w:ascii="Times New Roman" w:hAnsi="Times New Roman" w:cs="Times New Roman"/>
+          <w:sz w:val="26"/>
+          <w:szCs w:val="26"/>
+        </w:rPr>
+        <w:t xml:space="preserve"> Create </w:t>
+      </w:r>
+      <w:proofErr w:type="spellStart"/>
+      <w:r>
+        <w:rPr>
+          <w:rFonts w:ascii="Times New Roman" w:hAnsi="Times New Roman" w:cs="Times New Roman"/>
+          <w:sz w:val="26"/>
+          <w:szCs w:val="26"/>
+        </w:rPr>
+        <w:t>Dim_Product</w:t>
+      </w:r>
+      <w:proofErr w:type="spellEnd"/>
+      <w:r>
+        <w:rPr>
+          <w:rFonts w:ascii="Times New Roman" w:hAnsi="Times New Roman" w:cs="Times New Roman"/>
+          <w:sz w:val="26"/>
+          <w:szCs w:val="26"/>
+        </w:rPr>
+        <w:t>.</w:t>
+      </w:r>
+    </w:p>
+    <w:p>
+      <w:pPr>
+        <w:pStyle w:val="ListParagraph"/>
+        <w:rPr>
+          <w:rFonts w:ascii="Times New Roman" w:hAnsi="Times New Roman" w:cs="Times New Roman"/>
+          <w:sz w:val="26"/>
+          <w:szCs w:val="26"/>
+        </w:rPr>
+      </w:pPr>
+      <w:r>
+        <w:rPr>
+          <w:noProof/>
+        </w:rPr>
+        <w:lastRenderedPageBreak/>
+        <w:drawing>
+          <wp:inline distT="0" distB="0" distL="0" distR="0" wp14:anchorId="62A3A71E" wp14:editId="6C4771C0">
+            <wp:extent cx="6858000" cy="3857625"/>
+            <wp:effectExtent l="0" t="0" r="0" b="9525"/>
+            <wp:docPr id="900596301" name="Picture 1"/>
+            <wp:cNvGraphicFramePr>
+              <a:graphicFrameLocks xmlns:a="http://schemas.openxmlformats.org/drawingml/2006/main" noChangeAspect="1"/>
+            </wp:cNvGraphicFramePr>
+            <a:graphic xmlns:a="http://schemas.openxmlformats.org/drawingml/2006/main">
+              <a:graphicData uri="http://schemas.openxmlformats.org/drawingml/2006/picture">
+                <pic:pic xmlns:pic="http://schemas.openxmlformats.org/drawingml/2006/picture">
+                  <pic:nvPicPr>
+                    <pic:cNvPr id="900596301" name=""/>
+                    <pic:cNvPicPr/>
+                  </pic:nvPicPr>
+                  <pic:blipFill>
+                    <a:blip r:embed="rId10"/>
+                    <a:stretch>
+                      <a:fillRect/>
+                    </a:stretch>
+                  </pic:blipFill>
+                  <pic:spPr>
+                    <a:xfrm>
+                      <a:off x="0" y="0"/>
+                      <a:ext cx="6858000" cy="3857625"/>
+                    </a:xfrm>
+                    <a:prstGeom prst="rect">
+                      <a:avLst/>
+                    </a:prstGeom>
+                  </pic:spPr>
+                </pic:pic>
+              </a:graphicData>
+            </a:graphic>
+          </wp:inline>
+        </w:drawing>
       </w:r>
     </w:p>
     <w:p>
@@ -1520,15 +1286,104 @@
           <w:sz w:val="26"/>
           <w:szCs w:val="26"/>
         </w:rPr>
-        <w:t>Step 10:</w:t>
-      </w:r>
-      <w:r>
-        <w:rPr>
-          <w:rFonts w:ascii="Times New Roman" w:hAnsi="Times New Roman" w:cs="Times New Roman"/>
-          <w:sz w:val="26"/>
-          <w:szCs w:val="26"/>
-        </w:rPr>
-        <w:t xml:space="preserve"> Create Dim_Region.</w:t>
+        <w:t xml:space="preserve">Step </w:t>
+      </w:r>
+      <w:r>
+        <w:rPr>
+          <w:rFonts w:ascii="Times New Roman" w:hAnsi="Times New Roman" w:cs="Times New Roman"/>
+          <w:b/>
+          <w:bCs/>
+          <w:sz w:val="26"/>
+          <w:szCs w:val="26"/>
+        </w:rPr>
+        <w:t>7</w:t>
+      </w:r>
+      <w:r>
+        <w:rPr>
+          <w:rFonts w:ascii="Times New Roman" w:hAnsi="Times New Roman" w:cs="Times New Roman"/>
+          <w:b/>
+          <w:bCs/>
+          <w:sz w:val="26"/>
+          <w:szCs w:val="26"/>
+        </w:rPr>
+        <w:t>:</w:t>
+      </w:r>
+      <w:r>
+        <w:rPr>
+          <w:rFonts w:ascii="Times New Roman" w:hAnsi="Times New Roman" w:cs="Times New Roman"/>
+          <w:sz w:val="26"/>
+          <w:szCs w:val="26"/>
+        </w:rPr>
+        <w:t xml:space="preserve"> Create </w:t>
+      </w:r>
+      <w:proofErr w:type="spellStart"/>
+      <w:r>
+        <w:rPr>
+          <w:rFonts w:ascii="Times New Roman" w:hAnsi="Times New Roman" w:cs="Times New Roman"/>
+          <w:sz w:val="26"/>
+          <w:szCs w:val="26"/>
+        </w:rPr>
+        <w:t>Dim_Region</w:t>
+      </w:r>
+      <w:proofErr w:type="spellEnd"/>
+      <w:r>
+        <w:rPr>
+          <w:rFonts w:ascii="Times New Roman" w:hAnsi="Times New Roman" w:cs="Times New Roman"/>
+          <w:sz w:val="26"/>
+          <w:szCs w:val="26"/>
+        </w:rPr>
+        <w:t>.</w:t>
+      </w:r>
+    </w:p>
+    <w:p>
+      <w:pPr>
+        <w:pStyle w:val="ListParagraph"/>
+        <w:rPr>
+          <w:rFonts w:ascii="Times New Roman" w:hAnsi="Times New Roman" w:cs="Times New Roman"/>
+          <w:sz w:val="26"/>
+          <w:szCs w:val="26"/>
+        </w:rPr>
+      </w:pPr>
+      <w:r>
+        <w:rPr>
+          <w:noProof/>
+        </w:rPr>
+        <w:lastRenderedPageBreak/>
+        <w:drawing>
+          <wp:inline distT="0" distB="0" distL="0" distR="0" wp14:anchorId="25CBD7B2" wp14:editId="44003E42">
+            <wp:extent cx="6858000" cy="3857625"/>
+            <wp:effectExtent l="0" t="0" r="0" b="9525"/>
+            <wp:docPr id="1310602374" name="Picture 1"/>
+            <wp:cNvGraphicFramePr>
+              <a:graphicFrameLocks xmlns:a="http://schemas.openxmlformats.org/drawingml/2006/main" noChangeAspect="1"/>
+            </wp:cNvGraphicFramePr>
+            <a:graphic xmlns:a="http://schemas.openxmlformats.org/drawingml/2006/main">
+              <a:graphicData uri="http://schemas.openxmlformats.org/drawingml/2006/picture">
+                <pic:pic xmlns:pic="http://schemas.openxmlformats.org/drawingml/2006/picture">
+                  <pic:nvPicPr>
+                    <pic:cNvPr id="1310602374" name=""/>
+                    <pic:cNvPicPr/>
+                  </pic:nvPicPr>
+                  <pic:blipFill>
+                    <a:blip r:embed="rId11"/>
+                    <a:stretch>
+                      <a:fillRect/>
+                    </a:stretch>
+                  </pic:blipFill>
+                  <pic:spPr>
+                    <a:xfrm>
+                      <a:off x="0" y="0"/>
+                      <a:ext cx="6858000" cy="3857625"/>
+                    </a:xfrm>
+                    <a:prstGeom prst="rect">
+                      <a:avLst/>
+                    </a:prstGeom>
+                  </pic:spPr>
+                </pic:pic>
+              </a:graphicData>
+            </a:graphic>
+          </wp:inline>
+        </w:drawing>
       </w:r>
     </w:p>
     <w:p>
@@ -1692,15 +1547,104 @@
           <w:sz w:val="26"/>
           <w:szCs w:val="26"/>
         </w:rPr>
-        <w:t>Step 11:</w:t>
-      </w:r>
-      <w:r>
-        <w:rPr>
-          <w:rFonts w:ascii="Times New Roman" w:hAnsi="Times New Roman" w:cs="Times New Roman"/>
-          <w:sz w:val="26"/>
-          <w:szCs w:val="26"/>
-        </w:rPr>
-        <w:t xml:space="preserve"> Create Dim_Date.</w:t>
+        <w:t xml:space="preserve">Step </w:t>
+      </w:r>
+      <w:r>
+        <w:rPr>
+          <w:rFonts w:ascii="Times New Roman" w:hAnsi="Times New Roman" w:cs="Times New Roman"/>
+          <w:b/>
+          <w:bCs/>
+          <w:sz w:val="26"/>
+          <w:szCs w:val="26"/>
+        </w:rPr>
+        <w:t>8</w:t>
+      </w:r>
+      <w:r>
+        <w:rPr>
+          <w:rFonts w:ascii="Times New Roman" w:hAnsi="Times New Roman" w:cs="Times New Roman"/>
+          <w:b/>
+          <w:bCs/>
+          <w:sz w:val="26"/>
+          <w:szCs w:val="26"/>
+        </w:rPr>
+        <w:t>:</w:t>
+      </w:r>
+      <w:r>
+        <w:rPr>
+          <w:rFonts w:ascii="Times New Roman" w:hAnsi="Times New Roman" w:cs="Times New Roman"/>
+          <w:sz w:val="26"/>
+          <w:szCs w:val="26"/>
+        </w:rPr>
+        <w:t xml:space="preserve"> Create </w:t>
+      </w:r>
+      <w:proofErr w:type="spellStart"/>
+      <w:r>
+        <w:rPr>
+          <w:rFonts w:ascii="Times New Roman" w:hAnsi="Times New Roman" w:cs="Times New Roman"/>
+          <w:sz w:val="26"/>
+          <w:szCs w:val="26"/>
+        </w:rPr>
+        <w:t>Dim_Date</w:t>
+      </w:r>
+      <w:proofErr w:type="spellEnd"/>
+      <w:r>
+        <w:rPr>
+          <w:rFonts w:ascii="Times New Roman" w:hAnsi="Times New Roman" w:cs="Times New Roman"/>
+          <w:sz w:val="26"/>
+          <w:szCs w:val="26"/>
+        </w:rPr>
+        <w:t>.</w:t>
+      </w:r>
+    </w:p>
+    <w:p>
+      <w:pPr>
+        <w:pStyle w:val="ListParagraph"/>
+        <w:rPr>
+          <w:rFonts w:ascii="Times New Roman" w:hAnsi="Times New Roman" w:cs="Times New Roman"/>
+          <w:sz w:val="26"/>
+          <w:szCs w:val="26"/>
+        </w:rPr>
+      </w:pPr>
+      <w:r>
+        <w:rPr>
+          <w:noProof/>
+        </w:rPr>
+        <w:lastRenderedPageBreak/>
+        <w:drawing>
+          <wp:inline distT="0" distB="0" distL="0" distR="0" wp14:anchorId="66DB16EE" wp14:editId="5C103AD7">
+            <wp:extent cx="6858000" cy="3857625"/>
+            <wp:effectExtent l="0" t="0" r="0" b="9525"/>
+            <wp:docPr id="658863926" name="Picture 1"/>
+            <wp:cNvGraphicFramePr>
+              <a:graphicFrameLocks xmlns:a="http://schemas.openxmlformats.org/drawingml/2006/main" noChangeAspect="1"/>
+            </wp:cNvGraphicFramePr>
+            <a:graphic xmlns:a="http://schemas.openxmlformats.org/drawingml/2006/main">
+              <a:graphicData uri="http://schemas.openxmlformats.org/drawingml/2006/picture">
+                <pic:pic xmlns:pic="http://schemas.openxmlformats.org/drawingml/2006/picture">
+                  <pic:nvPicPr>
+                    <pic:cNvPr id="658863926" name=""/>
+                    <pic:cNvPicPr/>
+                  </pic:nvPicPr>
+                  <pic:blipFill>
+                    <a:blip r:embed="rId12"/>
+                    <a:stretch>
+                      <a:fillRect/>
+                    </a:stretch>
+                  </pic:blipFill>
+                  <pic:spPr>
+                    <a:xfrm>
+                      <a:off x="0" y="0"/>
+                      <a:ext cx="6858000" cy="3857625"/>
+                    </a:xfrm>
+                    <a:prstGeom prst="rect">
+                      <a:avLst/>
+                    </a:prstGeom>
+                  </pic:spPr>
+                </pic:pic>
+              </a:graphicData>
+            </a:graphic>
+          </wp:inline>
+        </w:drawing>
       </w:r>
     </w:p>
     <w:p>
@@ -1864,79 +1808,9 @@
           <w:sz w:val="26"/>
           <w:szCs w:val="26"/>
         </w:rPr>
-        <w:t>Step 12:</w:t>
-      </w:r>
-      <w:r>
-        <w:rPr>
-          <w:rFonts w:ascii="Times New Roman" w:hAnsi="Times New Roman" w:cs="Times New Roman"/>
-          <w:sz w:val="26"/>
-          <w:szCs w:val="26"/>
-        </w:rPr>
-        <w:t xml:space="preserve"> Remove duplicate records.</w:t>
-      </w:r>
-    </w:p>
-    <w:p>
-      <w:pPr>
-        <w:pStyle w:val="ListParagraph"/>
-        <w:rPr>
-          <w:rFonts w:ascii="Times New Roman" w:hAnsi="Times New Roman" w:cs="Times New Roman"/>
-          <w:sz w:val="26"/>
-          <w:szCs w:val="26"/>
-        </w:rPr>
-      </w:pPr>
-      <w:r>
-        <w:rPr>
-          <w:rFonts w:ascii="Times New Roman" w:hAnsi="Times New Roman" w:cs="Times New Roman"/>
-          <w:sz w:val="26"/>
-          <w:szCs w:val="26"/>
-        </w:rPr>
-        <w:t xml:space="preserve">             </w:t>
-      </w:r>
-      <w:r>
-        <w:rPr>
-          <w:rFonts w:ascii="Times New Roman" w:hAnsi="Times New Roman" w:cs="Times New Roman"/>
-          <w:sz w:val="26"/>
-          <w:szCs w:val="26"/>
-        </w:rPr>
-        <w:t xml:space="preserve">Remove duplicate records from all dimension tables and verify that the key fields </w:t>
-      </w:r>
-      <w:r>
-        <w:rPr>
-          <w:rFonts w:ascii="Times New Roman" w:hAnsi="Times New Roman" w:cs="Times New Roman"/>
-          <w:sz w:val="26"/>
-          <w:szCs w:val="26"/>
-        </w:rPr>
-        <w:t xml:space="preserve">                          </w:t>
-      </w:r>
-      <w:r>
-        <w:rPr>
-          <w:rFonts w:ascii="Times New Roman" w:hAnsi="Times New Roman" w:cs="Times New Roman"/>
-          <w:color w:val="FFFFFF" w:themeColor="background1"/>
-          <w:sz w:val="26"/>
-          <w:szCs w:val="26"/>
-        </w:rPr>
-        <w:t>.</w:t>
-      </w:r>
-      <w:r>
-        <w:rPr>
-          <w:rFonts w:ascii="Times New Roman" w:hAnsi="Times New Roman" w:cs="Times New Roman"/>
-          <w:sz w:val="26"/>
-          <w:szCs w:val="26"/>
-        </w:rPr>
-        <w:t xml:space="preserve">            </w:t>
-      </w:r>
-      <w:r>
-        <w:rPr>
-          <w:rFonts w:ascii="Times New Roman" w:hAnsi="Times New Roman" w:cs="Times New Roman"/>
-          <w:sz w:val="26"/>
-          <w:szCs w:val="26"/>
-        </w:rPr>
-        <w:t>contain unique values.</w:t>
-      </w:r>
-    </w:p>
-    <w:p>
-      <w:pPr>
-        <w:pStyle w:val="ListParagraph"/>
+        <w:t xml:space="preserve">Step </w:t>
+      </w:r>
+      <w:r>
         <w:rPr>
           <w:rFonts w:ascii="Times New Roman" w:hAnsi="Times New Roman" w:cs="Times New Roman"/>
           <w:b/>
@@ -1944,7 +1818,8 @@
           <w:sz w:val="26"/>
           <w:szCs w:val="26"/>
         </w:rPr>
-      </w:pPr>
+        <w:t>9</w:t>
+      </w:r>
       <w:r>
         <w:rPr>
           <w:rFonts w:ascii="Times New Roman" w:hAnsi="Times New Roman" w:cs="Times New Roman"/>
@@ -1953,19 +1828,107 @@
           <w:sz w:val="26"/>
           <w:szCs w:val="26"/>
         </w:rPr>
-        <w:t>Part D: Create Fact Table</w:t>
-      </w:r>
-    </w:p>
-    <w:p>
-      <w:pPr>
-        <w:pStyle w:val="ListParagraph"/>
-        <w:rPr>
-          <w:rFonts w:ascii="Times New Roman" w:hAnsi="Times New Roman" w:cs="Times New Roman"/>
-          <w:sz w:val="26"/>
-          <w:szCs w:val="26"/>
-        </w:rPr>
-      </w:pPr>
-      <w:r>
+        <w:t>:</w:t>
+      </w:r>
+      <w:r>
+        <w:rPr>
+          <w:rFonts w:ascii="Times New Roman" w:hAnsi="Times New Roman" w:cs="Times New Roman"/>
+          <w:sz w:val="26"/>
+          <w:szCs w:val="26"/>
+        </w:rPr>
+        <w:t xml:space="preserve"> Remove duplicate records.</w:t>
+      </w:r>
+    </w:p>
+    <w:p>
+      <w:pPr>
+        <w:pStyle w:val="ListParagraph"/>
+        <w:rPr>
+          <w:rFonts w:ascii="Times New Roman" w:hAnsi="Times New Roman" w:cs="Times New Roman"/>
+          <w:sz w:val="26"/>
+          <w:szCs w:val="26"/>
+        </w:rPr>
+      </w:pPr>
+      <w:r>
+        <w:rPr>
+          <w:rFonts w:ascii="Times New Roman" w:hAnsi="Times New Roman" w:cs="Times New Roman"/>
+          <w:sz w:val="26"/>
+          <w:szCs w:val="26"/>
+        </w:rPr>
+        <w:t xml:space="preserve">             </w:t>
+      </w:r>
+      <w:r>
+        <w:rPr>
+          <w:rFonts w:ascii="Times New Roman" w:hAnsi="Times New Roman" w:cs="Times New Roman"/>
+          <w:sz w:val="26"/>
+          <w:szCs w:val="26"/>
+        </w:rPr>
+        <w:t xml:space="preserve">Remove duplicate records from all dimension tables and </w:t>
+      </w:r>
+      <w:proofErr w:type="gramStart"/>
+      <w:r>
+        <w:rPr>
+          <w:rFonts w:ascii="Times New Roman" w:hAnsi="Times New Roman" w:cs="Times New Roman"/>
+          <w:sz w:val="26"/>
+          <w:szCs w:val="26"/>
+        </w:rPr>
+        <w:t>verify that</w:t>
+      </w:r>
+      <w:proofErr w:type="gramEnd"/>
+      <w:r>
+        <w:rPr>
+          <w:rFonts w:ascii="Times New Roman" w:hAnsi="Times New Roman" w:cs="Times New Roman"/>
+          <w:sz w:val="26"/>
+          <w:szCs w:val="26"/>
+        </w:rPr>
+        <w:t xml:space="preserve"> the key fields </w:t>
+      </w:r>
+      <w:r>
+        <w:rPr>
+          <w:rFonts w:ascii="Times New Roman" w:hAnsi="Times New Roman" w:cs="Times New Roman"/>
+          <w:sz w:val="26"/>
+          <w:szCs w:val="26"/>
+        </w:rPr>
+        <w:t xml:space="preserve">                        </w:t>
+      </w:r>
+      <w:proofErr w:type="gramStart"/>
+      <w:r>
+        <w:rPr>
+          <w:rFonts w:ascii="Times New Roman" w:hAnsi="Times New Roman" w:cs="Times New Roman"/>
+          <w:sz w:val="26"/>
+          <w:szCs w:val="26"/>
+        </w:rPr>
+        <w:t xml:space="preserve">  </w:t>
+      </w:r>
+      <w:r>
+        <w:rPr>
+          <w:rFonts w:ascii="Times New Roman" w:hAnsi="Times New Roman" w:cs="Times New Roman"/>
+          <w:color w:val="FFFFFF" w:themeColor="background1"/>
+          <w:sz w:val="26"/>
+          <w:szCs w:val="26"/>
+        </w:rPr>
+        <w:t>.</w:t>
+      </w:r>
+      <w:proofErr w:type="gramEnd"/>
+      <w:r>
+        <w:rPr>
+          <w:rFonts w:ascii="Times New Roman" w:hAnsi="Times New Roman" w:cs="Times New Roman"/>
+          <w:sz w:val="26"/>
+          <w:szCs w:val="26"/>
+        </w:rPr>
+        <w:t xml:space="preserve">            </w:t>
+      </w:r>
+      <w:r>
+        <w:rPr>
+          <w:rFonts w:ascii="Times New Roman" w:hAnsi="Times New Roman" w:cs="Times New Roman"/>
+          <w:sz w:val="26"/>
+          <w:szCs w:val="26"/>
+        </w:rPr>
+        <w:t>contain unique values.</w:t>
+      </w:r>
+    </w:p>
+    <w:p>
+      <w:pPr>
+        <w:pStyle w:val="ListParagraph"/>
         <w:rPr>
           <w:rFonts w:ascii="Times New Roman" w:hAnsi="Times New Roman" w:cs="Times New Roman"/>
           <w:b/>
@@ -1973,16 +1936,123 @@
           <w:sz w:val="26"/>
           <w:szCs w:val="26"/>
         </w:rPr>
+      </w:pPr>
+    </w:p>
+    <w:p>
+      <w:pPr>
+        <w:pStyle w:val="ListParagraph"/>
+        <w:rPr>
+          <w:rFonts w:ascii="Times New Roman" w:hAnsi="Times New Roman" w:cs="Times New Roman"/>
+          <w:sz w:val="26"/>
+          <w:szCs w:val="26"/>
+        </w:rPr>
+      </w:pPr>
+      <w:r>
+        <w:rPr>
+          <w:rFonts w:ascii="Times New Roman" w:hAnsi="Times New Roman" w:cs="Times New Roman"/>
+          <w:b/>
+          <w:bCs/>
+          <w:sz w:val="26"/>
+          <w:szCs w:val="26"/>
+        </w:rPr>
+        <w:t>Step 1</w:t>
+      </w:r>
+      <w:r>
+        <w:rPr>
+          <w:rFonts w:ascii="Times New Roman" w:hAnsi="Times New Roman" w:cs="Times New Roman"/>
+          <w:b/>
+          <w:bCs/>
+          <w:sz w:val="26"/>
+          <w:szCs w:val="26"/>
+        </w:rPr>
+        <w:t>0</w:t>
+      </w:r>
+      <w:r>
+        <w:rPr>
+          <w:rFonts w:ascii="Times New Roman" w:hAnsi="Times New Roman" w:cs="Times New Roman"/>
+          <w:b/>
+          <w:bCs/>
+          <w:sz w:val="26"/>
+          <w:szCs w:val="26"/>
+        </w:rPr>
+        <w:t>:</w:t>
+      </w:r>
+      <w:r>
+        <w:rPr>
+          <w:rFonts w:ascii="Times New Roman" w:hAnsi="Times New Roman" w:cs="Times New Roman"/>
+          <w:sz w:val="26"/>
+          <w:szCs w:val="26"/>
+        </w:rPr>
+        <w:t xml:space="preserve"> Create </w:t>
+      </w:r>
+      <w:proofErr w:type="spellStart"/>
+      <w:r>
+        <w:rPr>
+          <w:rFonts w:ascii="Times New Roman" w:hAnsi="Times New Roman" w:cs="Times New Roman"/>
+          <w:sz w:val="26"/>
+          <w:szCs w:val="26"/>
+        </w:rPr>
+        <w:t>Fact_Sales</w:t>
+      </w:r>
+      <w:proofErr w:type="spellEnd"/>
+      <w:r>
+        <w:rPr>
+          <w:rFonts w:ascii="Times New Roman" w:hAnsi="Times New Roman" w:cs="Times New Roman"/>
+          <w:sz w:val="26"/>
+          <w:szCs w:val="26"/>
+        </w:rPr>
+        <w:t>.</w:t>
+      </w:r>
+    </w:p>
+    <w:p>
+      <w:pPr>
+        <w:pStyle w:val="ListParagraph"/>
+        <w:rPr>
+          <w:rFonts w:ascii="Times New Roman" w:hAnsi="Times New Roman" w:cs="Times New Roman"/>
+          <w:sz w:val="26"/>
+          <w:szCs w:val="26"/>
+        </w:rPr>
+      </w:pPr>
+      <w:r>
+        <w:rPr>
+          <w:noProof/>
+        </w:rPr>
         <w:lastRenderedPageBreak/>
-        <w:t>Step 13:</w:t>
-      </w:r>
-      <w:r>
-        <w:rPr>
-          <w:rFonts w:ascii="Times New Roman" w:hAnsi="Times New Roman" w:cs="Times New Roman"/>
-          <w:sz w:val="26"/>
-          <w:szCs w:val="26"/>
-        </w:rPr>
-        <w:t xml:space="preserve"> Create Fact_Sales.</w:t>
+        <w:drawing>
+          <wp:inline distT="0" distB="0" distL="0" distR="0" wp14:anchorId="6020AE44" wp14:editId="02D2BC0B">
+            <wp:extent cx="6858000" cy="3857625"/>
+            <wp:effectExtent l="0" t="0" r="0" b="9525"/>
+            <wp:docPr id="261507882" name="Picture 1"/>
+            <wp:cNvGraphicFramePr>
+              <a:graphicFrameLocks xmlns:a="http://schemas.openxmlformats.org/drawingml/2006/main" noChangeAspect="1"/>
+            </wp:cNvGraphicFramePr>
+            <a:graphic xmlns:a="http://schemas.openxmlformats.org/drawingml/2006/main">
+              <a:graphicData uri="http://schemas.openxmlformats.org/drawingml/2006/picture">
+                <pic:pic xmlns:pic="http://schemas.openxmlformats.org/drawingml/2006/picture">
+                  <pic:nvPicPr>
+                    <pic:cNvPr id="261507882" name=""/>
+                    <pic:cNvPicPr/>
+                  </pic:nvPicPr>
+                  <pic:blipFill>
+                    <a:blip r:embed="rId13"/>
+                    <a:stretch>
+                      <a:fillRect/>
+                    </a:stretch>
+                  </pic:blipFill>
+                  <pic:spPr>
+                    <a:xfrm>
+                      <a:off x="0" y="0"/>
+                      <a:ext cx="6858000" cy="3857625"/>
+                    </a:xfrm>
+                    <a:prstGeom prst="rect">
+                      <a:avLst/>
+                    </a:prstGeom>
+                  </pic:spPr>
+                </pic:pic>
+              </a:graphicData>
+            </a:graphic>
+          </wp:inline>
+        </w:drawing>
       </w:r>
     </w:p>
     <w:p>
@@ -2235,105 +2305,9 @@
           <w:sz w:val="26"/>
           <w:szCs w:val="26"/>
         </w:rPr>
-        <w:t>Step 14:</w:t>
-      </w:r>
-      <w:r>
-        <w:rPr>
-          <w:rFonts w:ascii="Times New Roman" w:hAnsi="Times New Roman" w:cs="Times New Roman"/>
-          <w:sz w:val="26"/>
-          <w:szCs w:val="26"/>
-        </w:rPr>
-        <w:t xml:space="preserve"> Verify key columns.</w:t>
-      </w:r>
-    </w:p>
-    <w:p>
-      <w:pPr>
-        <w:pStyle w:val="ListParagraph"/>
-        <w:rPr>
-          <w:rFonts w:ascii="Times New Roman" w:hAnsi="Times New Roman" w:cs="Times New Roman"/>
-          <w:sz w:val="26"/>
-          <w:szCs w:val="26"/>
-        </w:rPr>
-      </w:pPr>
-      <w:r>
-        <w:rPr>
-          <w:rFonts w:ascii="Times New Roman" w:hAnsi="Times New Roman" w:cs="Times New Roman"/>
-          <w:sz w:val="26"/>
-          <w:szCs w:val="26"/>
-        </w:rPr>
-        <w:t xml:space="preserve">             </w:t>
-      </w:r>
-      <w:r>
-        <w:rPr>
-          <w:rFonts w:ascii="Times New Roman" w:hAnsi="Times New Roman" w:cs="Times New Roman"/>
-          <w:sz w:val="26"/>
-          <w:szCs w:val="26"/>
-        </w:rPr>
-        <w:t xml:space="preserve">Verify that all key columns required to establish relationships with the Dimension Tables </w:t>
-      </w:r>
-      <w:r>
-        <w:rPr>
-          <w:rFonts w:ascii="Times New Roman" w:hAnsi="Times New Roman" w:cs="Times New Roman"/>
-          <w:sz w:val="26"/>
-          <w:szCs w:val="26"/>
-        </w:rPr>
-        <w:t xml:space="preserve">             </w:t>
-      </w:r>
-      <w:r>
-        <w:rPr>
-          <w:rFonts w:ascii="Times New Roman" w:hAnsi="Times New Roman" w:cs="Times New Roman"/>
-          <w:color w:val="FFFFFF" w:themeColor="background1"/>
-          <w:sz w:val="26"/>
-          <w:szCs w:val="26"/>
-        </w:rPr>
-        <w:t xml:space="preserve">. </w:t>
-      </w:r>
-      <w:r>
-        <w:rPr>
-          <w:rFonts w:ascii="Times New Roman" w:hAnsi="Times New Roman" w:cs="Times New Roman"/>
-          <w:sz w:val="26"/>
-          <w:szCs w:val="26"/>
-        </w:rPr>
-        <w:t xml:space="preserve">           </w:t>
-      </w:r>
-      <w:r>
-        <w:rPr>
-          <w:rFonts w:ascii="Times New Roman" w:hAnsi="Times New Roman" w:cs="Times New Roman"/>
-          <w:sz w:val="26"/>
-          <w:szCs w:val="26"/>
-        </w:rPr>
-        <w:t>are present and correctly formatted.</w:t>
-      </w:r>
-    </w:p>
-    <w:p>
-      <w:pPr>
-        <w:pStyle w:val="ListParagraph"/>
-        <w:rPr>
-          <w:rFonts w:ascii="Times New Roman" w:hAnsi="Times New Roman" w:cs="Times New Roman"/>
-          <w:sz w:val="26"/>
-          <w:szCs w:val="26"/>
-        </w:rPr>
-      </w:pPr>
-      <w:r>
-        <w:rPr>
-          <w:rFonts w:ascii="Times New Roman" w:hAnsi="Times New Roman" w:cs="Times New Roman"/>
-          <w:sz w:val="26"/>
-          <w:szCs w:val="26"/>
-        </w:rPr>
-        <w:t xml:space="preserve">             </w:t>
-      </w:r>
-      <w:r>
-        <w:rPr>
-          <w:rFonts w:ascii="Times New Roman" w:hAnsi="Times New Roman" w:cs="Times New Roman"/>
-          <w:sz w:val="26"/>
-          <w:szCs w:val="26"/>
-        </w:rPr>
-        <w:t xml:space="preserve">The resulting Fact_Sales table acts as the central table of the Star Schema. </w:t>
-      </w:r>
-    </w:p>
-    <w:p>
-      <w:pPr>
-        <w:pStyle w:val="ListParagraph"/>
+        <w:t>Step 1</w:t>
+      </w:r>
+      <w:r>
         <w:rPr>
           <w:rFonts w:ascii="Times New Roman" w:hAnsi="Times New Roman" w:cs="Times New Roman"/>
           <w:b/>
@@ -2341,7 +2315,8 @@
           <w:sz w:val="26"/>
           <w:szCs w:val="26"/>
         </w:rPr>
-      </w:pPr>
+        <w:t>1</w:t>
+      </w:r>
       <w:r>
         <w:rPr>
           <w:rFonts w:ascii="Times New Roman" w:hAnsi="Times New Roman" w:cs="Times New Roman"/>
@@ -2350,7 +2325,155 @@
           <w:sz w:val="26"/>
           <w:szCs w:val="26"/>
         </w:rPr>
-        <w:t>Part E: Build Star Schema</w:t>
+        <w:t>:</w:t>
+      </w:r>
+      <w:r>
+        <w:rPr>
+          <w:rFonts w:ascii="Times New Roman" w:hAnsi="Times New Roman" w:cs="Times New Roman"/>
+          <w:sz w:val="26"/>
+          <w:szCs w:val="26"/>
+        </w:rPr>
+        <w:t xml:space="preserve"> Verify key columns.</w:t>
+      </w:r>
+    </w:p>
+    <w:p>
+      <w:pPr>
+        <w:pStyle w:val="ListParagraph"/>
+        <w:rPr>
+          <w:rFonts w:ascii="Times New Roman" w:hAnsi="Times New Roman" w:cs="Times New Roman"/>
+          <w:sz w:val="26"/>
+          <w:szCs w:val="26"/>
+        </w:rPr>
+      </w:pPr>
+      <w:r>
+        <w:rPr>
+          <w:rFonts w:ascii="Times New Roman" w:hAnsi="Times New Roman" w:cs="Times New Roman"/>
+          <w:sz w:val="26"/>
+          <w:szCs w:val="26"/>
+        </w:rPr>
+        <w:t xml:space="preserve">             </w:t>
+      </w:r>
+      <w:r>
+        <w:rPr>
+          <w:rFonts w:ascii="Times New Roman" w:hAnsi="Times New Roman" w:cs="Times New Roman"/>
+          <w:sz w:val="26"/>
+          <w:szCs w:val="26"/>
+        </w:rPr>
+        <w:t xml:space="preserve">Verify that all key columns </w:t>
+      </w:r>
+      <w:proofErr w:type="gramStart"/>
+      <w:r>
+        <w:rPr>
+          <w:rFonts w:ascii="Times New Roman" w:hAnsi="Times New Roman" w:cs="Times New Roman"/>
+          <w:sz w:val="26"/>
+          <w:szCs w:val="26"/>
+        </w:rPr>
+        <w:t>required</w:t>
+      </w:r>
+      <w:proofErr w:type="gramEnd"/>
+      <w:r>
+        <w:rPr>
+          <w:rFonts w:ascii="Times New Roman" w:hAnsi="Times New Roman" w:cs="Times New Roman"/>
+          <w:sz w:val="26"/>
+          <w:szCs w:val="26"/>
+        </w:rPr>
+        <w:t xml:space="preserve"> to establish relationships with the Dimension Tables </w:t>
+      </w:r>
+      <w:r>
+        <w:rPr>
+          <w:rFonts w:ascii="Times New Roman" w:hAnsi="Times New Roman" w:cs="Times New Roman"/>
+          <w:sz w:val="26"/>
+          <w:szCs w:val="26"/>
+        </w:rPr>
+        <w:t xml:space="preserve">           </w:t>
+      </w:r>
+      <w:proofErr w:type="gramStart"/>
+      <w:r>
+        <w:rPr>
+          <w:rFonts w:ascii="Times New Roman" w:hAnsi="Times New Roman" w:cs="Times New Roman"/>
+          <w:sz w:val="26"/>
+          <w:szCs w:val="26"/>
+        </w:rPr>
+        <w:t xml:space="preserve">  </w:t>
+      </w:r>
+      <w:r>
+        <w:rPr>
+          <w:rFonts w:ascii="Times New Roman" w:hAnsi="Times New Roman" w:cs="Times New Roman"/>
+          <w:color w:val="FFFFFF" w:themeColor="background1"/>
+          <w:sz w:val="26"/>
+          <w:szCs w:val="26"/>
+        </w:rPr>
+        <w:t>.</w:t>
+      </w:r>
+      <w:proofErr w:type="gramEnd"/>
+      <w:r>
+        <w:rPr>
+          <w:rFonts w:ascii="Times New Roman" w:hAnsi="Times New Roman" w:cs="Times New Roman"/>
+          <w:color w:val="FFFFFF" w:themeColor="background1"/>
+          <w:sz w:val="26"/>
+          <w:szCs w:val="26"/>
+        </w:rPr>
+        <w:t xml:space="preserve"> </w:t>
+      </w:r>
+      <w:r>
+        <w:rPr>
+          <w:rFonts w:ascii="Times New Roman" w:hAnsi="Times New Roman" w:cs="Times New Roman"/>
+          <w:sz w:val="26"/>
+          <w:szCs w:val="26"/>
+        </w:rPr>
+        <w:t xml:space="preserve">           </w:t>
+      </w:r>
+      <w:r>
+        <w:rPr>
+          <w:rFonts w:ascii="Times New Roman" w:hAnsi="Times New Roman" w:cs="Times New Roman"/>
+          <w:sz w:val="26"/>
+          <w:szCs w:val="26"/>
+        </w:rPr>
+        <w:t>are present and correctly formatted.</w:t>
+      </w:r>
+    </w:p>
+    <w:p>
+      <w:pPr>
+        <w:pStyle w:val="ListParagraph"/>
+        <w:rPr>
+          <w:rFonts w:ascii="Times New Roman" w:hAnsi="Times New Roman" w:cs="Times New Roman"/>
+          <w:sz w:val="26"/>
+          <w:szCs w:val="26"/>
+        </w:rPr>
+      </w:pPr>
+      <w:r>
+        <w:rPr>
+          <w:rFonts w:ascii="Times New Roman" w:hAnsi="Times New Roman" w:cs="Times New Roman"/>
+          <w:sz w:val="26"/>
+          <w:szCs w:val="26"/>
+        </w:rPr>
+        <w:t xml:space="preserve">             </w:t>
+      </w:r>
+      <w:r>
+        <w:rPr>
+          <w:rFonts w:ascii="Times New Roman" w:hAnsi="Times New Roman" w:cs="Times New Roman"/>
+          <w:sz w:val="26"/>
+          <w:szCs w:val="26"/>
+        </w:rPr>
+        <w:t xml:space="preserve">The resulting </w:t>
+      </w:r>
+      <w:proofErr w:type="spellStart"/>
+      <w:r>
+        <w:rPr>
+          <w:rFonts w:ascii="Times New Roman" w:hAnsi="Times New Roman" w:cs="Times New Roman"/>
+          <w:sz w:val="26"/>
+          <w:szCs w:val="26"/>
+        </w:rPr>
+        <w:t>Fact_Sales</w:t>
+      </w:r>
+      <w:proofErr w:type="spellEnd"/>
+      <w:r>
+        <w:rPr>
+          <w:rFonts w:ascii="Times New Roman" w:hAnsi="Times New Roman" w:cs="Times New Roman"/>
+          <w:sz w:val="26"/>
+          <w:szCs w:val="26"/>
+        </w:rPr>
+        <w:t xml:space="preserve"> table acts as the central table of the Star Schema. </w:t>
       </w:r>
     </w:p>
     <w:p>
@@ -2370,52 +2493,8 @@
           <w:sz w:val="26"/>
           <w:szCs w:val="26"/>
         </w:rPr>
-        <w:t>Step 15:</w:t>
-      </w:r>
-      <w:r>
-        <w:rPr>
-          <w:rFonts w:ascii="Times New Roman" w:hAnsi="Times New Roman" w:cs="Times New Roman"/>
-          <w:sz w:val="26"/>
-          <w:szCs w:val="26"/>
-        </w:rPr>
-        <w:t xml:space="preserve"> Open Model View.</w:t>
-      </w:r>
-    </w:p>
-    <w:p>
-      <w:pPr>
-        <w:pStyle w:val="ListParagraph"/>
-        <w:rPr>
-          <w:rFonts w:ascii="Times New Roman" w:hAnsi="Times New Roman" w:cs="Times New Roman"/>
-          <w:sz w:val="26"/>
-          <w:szCs w:val="26"/>
-        </w:rPr>
-      </w:pPr>
-      <w:r>
-        <w:rPr>
-          <w:rFonts w:ascii="Times New Roman" w:hAnsi="Times New Roman" w:cs="Times New Roman"/>
-          <w:sz w:val="26"/>
-          <w:szCs w:val="26"/>
-        </w:rPr>
-        <w:t xml:space="preserve">             </w:t>
-      </w:r>
-      <w:r>
-        <w:rPr>
-          <w:rFonts w:ascii="Times New Roman" w:hAnsi="Times New Roman" w:cs="Times New Roman"/>
-          <w:sz w:val="26"/>
-          <w:szCs w:val="26"/>
-        </w:rPr>
-        <w:t>Select the Model View icon from the left navigation pane in Power BI.</w:t>
-      </w:r>
-    </w:p>
-    <w:p>
-      <w:pPr>
-        <w:pStyle w:val="ListParagraph"/>
-        <w:rPr>
-          <w:rFonts w:ascii="Times New Roman" w:hAnsi="Times New Roman" w:cs="Times New Roman"/>
-          <w:sz w:val="26"/>
-          <w:szCs w:val="26"/>
-        </w:rPr>
-      </w:pPr>
+        <w:t>Step 1</w:t>
+      </w:r>
       <w:r>
         <w:rPr>
           <w:rFonts w:ascii="Times New Roman" w:hAnsi="Times New Roman" w:cs="Times New Roman"/>
@@ -2424,7 +2503,91 @@
           <w:sz w:val="26"/>
           <w:szCs w:val="26"/>
         </w:rPr>
-        <w:t>Step 16:</w:t>
+        <w:t>2</w:t>
+      </w:r>
+      <w:r>
+        <w:rPr>
+          <w:rFonts w:ascii="Times New Roman" w:hAnsi="Times New Roman" w:cs="Times New Roman"/>
+          <w:b/>
+          <w:bCs/>
+          <w:sz w:val="26"/>
+          <w:szCs w:val="26"/>
+        </w:rPr>
+        <w:t>:</w:t>
+      </w:r>
+      <w:r>
+        <w:rPr>
+          <w:rFonts w:ascii="Times New Roman" w:hAnsi="Times New Roman" w:cs="Times New Roman"/>
+          <w:sz w:val="26"/>
+          <w:szCs w:val="26"/>
+        </w:rPr>
+        <w:t xml:space="preserve"> Open Model View.</w:t>
+      </w:r>
+    </w:p>
+    <w:p>
+      <w:pPr>
+        <w:pStyle w:val="ListParagraph"/>
+        <w:rPr>
+          <w:rFonts w:ascii="Times New Roman" w:hAnsi="Times New Roman" w:cs="Times New Roman"/>
+          <w:sz w:val="26"/>
+          <w:szCs w:val="26"/>
+        </w:rPr>
+      </w:pPr>
+      <w:r>
+        <w:rPr>
+          <w:rFonts w:ascii="Times New Roman" w:hAnsi="Times New Roman" w:cs="Times New Roman"/>
+          <w:sz w:val="26"/>
+          <w:szCs w:val="26"/>
+        </w:rPr>
+        <w:t xml:space="preserve">             </w:t>
+      </w:r>
+      <w:r>
+        <w:rPr>
+          <w:rFonts w:ascii="Times New Roman" w:hAnsi="Times New Roman" w:cs="Times New Roman"/>
+          <w:sz w:val="26"/>
+          <w:szCs w:val="26"/>
+        </w:rPr>
+        <w:t>Select the Model View icon from the left navigation pane in Power BI.</w:t>
+      </w:r>
+    </w:p>
+    <w:p>
+      <w:pPr>
+        <w:pStyle w:val="ListParagraph"/>
+        <w:rPr>
+          <w:rFonts w:ascii="Times New Roman" w:hAnsi="Times New Roman" w:cs="Times New Roman"/>
+          <w:sz w:val="26"/>
+          <w:szCs w:val="26"/>
+        </w:rPr>
+      </w:pPr>
+      <w:r>
+        <w:rPr>
+          <w:rFonts w:ascii="Times New Roman" w:hAnsi="Times New Roman" w:cs="Times New Roman"/>
+          <w:b/>
+          <w:bCs/>
+          <w:sz w:val="26"/>
+          <w:szCs w:val="26"/>
+        </w:rPr>
+        <w:t>Step 1</w:t>
+      </w:r>
+      <w:r>
+        <w:rPr>
+          <w:rFonts w:ascii="Times New Roman" w:hAnsi="Times New Roman" w:cs="Times New Roman"/>
+          <w:b/>
+          <w:bCs/>
+          <w:sz w:val="26"/>
+          <w:szCs w:val="26"/>
+        </w:rPr>
+        <w:t>3</w:t>
+      </w:r>
+      <w:r>
+        <w:rPr>
+          <w:rFonts w:ascii="Times New Roman" w:hAnsi="Times New Roman" w:cs="Times New Roman"/>
+          <w:b/>
+          <w:bCs/>
+          <w:sz w:val="26"/>
+          <w:szCs w:val="26"/>
+        </w:rPr>
+        <w:t>:</w:t>
       </w:r>
       <w:r>
         <w:rPr>
@@ -2433,6 +2596,57 @@
           <w:szCs w:val="26"/>
         </w:rPr>
         <w:t xml:space="preserve"> Create relationships.</w:t>
+      </w:r>
+    </w:p>
+    <w:p>
+      <w:pPr>
+        <w:pStyle w:val="ListParagraph"/>
+        <w:rPr>
+          <w:rFonts w:ascii="Times New Roman" w:hAnsi="Times New Roman" w:cs="Times New Roman"/>
+          <w:sz w:val="26"/>
+          <w:szCs w:val="26"/>
+        </w:rPr>
+      </w:pPr>
+      <w:r>
+        <w:rPr>
+          <w:noProof/>
+        </w:rPr>
+        <w:lastRenderedPageBreak/>
+        <w:drawing>
+          <wp:inline distT="0" distB="0" distL="0" distR="0" wp14:anchorId="16D7D75E" wp14:editId="1DD4DD55">
+            <wp:extent cx="6858000" cy="3857625"/>
+            <wp:effectExtent l="0" t="0" r="0" b="9525"/>
+            <wp:docPr id="855223995" name="Picture 1"/>
+            <wp:cNvGraphicFramePr>
+              <a:graphicFrameLocks xmlns:a="http://schemas.openxmlformats.org/drawingml/2006/main" noChangeAspect="1"/>
+            </wp:cNvGraphicFramePr>
+            <a:graphic xmlns:a="http://schemas.openxmlformats.org/drawingml/2006/main">
+              <a:graphicData uri="http://schemas.openxmlformats.org/drawingml/2006/picture">
+                <pic:pic xmlns:pic="http://schemas.openxmlformats.org/drawingml/2006/picture">
+                  <pic:nvPicPr>
+                    <pic:cNvPr id="855223995" name=""/>
+                    <pic:cNvPicPr/>
+                  </pic:nvPicPr>
+                  <pic:blipFill>
+                    <a:blip r:embed="rId14"/>
+                    <a:stretch>
+                      <a:fillRect/>
+                    </a:stretch>
+                  </pic:blipFill>
+                  <pic:spPr>
+                    <a:xfrm>
+                      <a:off x="0" y="0"/>
+                      <a:ext cx="6858000" cy="3857625"/>
+                    </a:xfrm>
+                    <a:prstGeom prst="rect">
+                      <a:avLst/>
+                    </a:prstGeom>
+                  </pic:spPr>
+                </pic:pic>
+              </a:graphicData>
+            </a:graphic>
+          </wp:inline>
+        </w:drawing>
       </w:r>
     </w:p>
     <w:p>
@@ -2475,13 +2689,41 @@
           <w:szCs w:val="26"/>
         </w:rPr>
       </w:pPr>
-      <w:r>
-        <w:rPr>
-          <w:rFonts w:ascii="Times New Roman" w:hAnsi="Times New Roman" w:cs="Times New Roman"/>
-          <w:sz w:val="26"/>
-          <w:szCs w:val="26"/>
-        </w:rPr>
-        <w:t xml:space="preserve">Fact_Sales ↔ Dim_Customer </w:t>
+      <w:proofErr w:type="spellStart"/>
+      <w:r>
+        <w:rPr>
+          <w:rFonts w:ascii="Times New Roman" w:hAnsi="Times New Roman" w:cs="Times New Roman"/>
+          <w:sz w:val="26"/>
+          <w:szCs w:val="26"/>
+        </w:rPr>
+        <w:t>Fact_Sales</w:t>
+      </w:r>
+      <w:proofErr w:type="spellEnd"/>
+      <w:r>
+        <w:rPr>
+          <w:rFonts w:ascii="Times New Roman" w:hAnsi="Times New Roman" w:cs="Times New Roman"/>
+          <w:sz w:val="26"/>
+          <w:szCs w:val="26"/>
+        </w:rPr>
+        <w:t xml:space="preserve"> ↔ </w:t>
+      </w:r>
+      <w:proofErr w:type="spellStart"/>
+      <w:r>
+        <w:rPr>
+          <w:rFonts w:ascii="Times New Roman" w:hAnsi="Times New Roman" w:cs="Times New Roman"/>
+          <w:sz w:val="26"/>
+          <w:szCs w:val="26"/>
+        </w:rPr>
+        <w:t>Dim_Customer</w:t>
+      </w:r>
+      <w:proofErr w:type="spellEnd"/>
+      <w:r>
+        <w:rPr>
+          <w:rFonts w:ascii="Times New Roman" w:hAnsi="Times New Roman" w:cs="Times New Roman"/>
+          <w:sz w:val="26"/>
+          <w:szCs w:val="26"/>
+        </w:rPr>
+        <w:t xml:space="preserve"> </w:t>
       </w:r>
     </w:p>
     <w:p>
@@ -2498,13 +2740,41 @@
           <w:szCs w:val="26"/>
         </w:rPr>
       </w:pPr>
-      <w:r>
-        <w:rPr>
-          <w:rFonts w:ascii="Times New Roman" w:hAnsi="Times New Roman" w:cs="Times New Roman"/>
-          <w:sz w:val="26"/>
-          <w:szCs w:val="26"/>
-        </w:rPr>
-        <w:t xml:space="preserve">Fact_Sales ↔ Dim_Product </w:t>
+      <w:proofErr w:type="spellStart"/>
+      <w:r>
+        <w:rPr>
+          <w:rFonts w:ascii="Times New Roman" w:hAnsi="Times New Roman" w:cs="Times New Roman"/>
+          <w:sz w:val="26"/>
+          <w:szCs w:val="26"/>
+        </w:rPr>
+        <w:t>Fact_Sales</w:t>
+      </w:r>
+      <w:proofErr w:type="spellEnd"/>
+      <w:r>
+        <w:rPr>
+          <w:rFonts w:ascii="Times New Roman" w:hAnsi="Times New Roman" w:cs="Times New Roman"/>
+          <w:sz w:val="26"/>
+          <w:szCs w:val="26"/>
+        </w:rPr>
+        <w:t xml:space="preserve"> ↔ </w:t>
+      </w:r>
+      <w:proofErr w:type="spellStart"/>
+      <w:r>
+        <w:rPr>
+          <w:rFonts w:ascii="Times New Roman" w:hAnsi="Times New Roman" w:cs="Times New Roman"/>
+          <w:sz w:val="26"/>
+          <w:szCs w:val="26"/>
+        </w:rPr>
+        <w:t>Dim_Product</w:t>
+      </w:r>
+      <w:proofErr w:type="spellEnd"/>
+      <w:r>
+        <w:rPr>
+          <w:rFonts w:ascii="Times New Roman" w:hAnsi="Times New Roman" w:cs="Times New Roman"/>
+          <w:sz w:val="26"/>
+          <w:szCs w:val="26"/>
+        </w:rPr>
+        <w:t xml:space="preserve"> </w:t>
       </w:r>
     </w:p>
     <w:p>
@@ -2521,13 +2791,41 @@
           <w:szCs w:val="26"/>
         </w:rPr>
       </w:pPr>
-      <w:r>
-        <w:rPr>
-          <w:rFonts w:ascii="Times New Roman" w:hAnsi="Times New Roman" w:cs="Times New Roman"/>
-          <w:sz w:val="26"/>
-          <w:szCs w:val="26"/>
-        </w:rPr>
-        <w:t xml:space="preserve">Fact_Sales ↔ Dim_Region </w:t>
+      <w:proofErr w:type="spellStart"/>
+      <w:r>
+        <w:rPr>
+          <w:rFonts w:ascii="Times New Roman" w:hAnsi="Times New Roman" w:cs="Times New Roman"/>
+          <w:sz w:val="26"/>
+          <w:szCs w:val="26"/>
+        </w:rPr>
+        <w:t>Fact_Sales</w:t>
+      </w:r>
+      <w:proofErr w:type="spellEnd"/>
+      <w:r>
+        <w:rPr>
+          <w:rFonts w:ascii="Times New Roman" w:hAnsi="Times New Roman" w:cs="Times New Roman"/>
+          <w:sz w:val="26"/>
+          <w:szCs w:val="26"/>
+        </w:rPr>
+        <w:t xml:space="preserve"> ↔ </w:t>
+      </w:r>
+      <w:proofErr w:type="spellStart"/>
+      <w:r>
+        <w:rPr>
+          <w:rFonts w:ascii="Times New Roman" w:hAnsi="Times New Roman" w:cs="Times New Roman"/>
+          <w:sz w:val="26"/>
+          <w:szCs w:val="26"/>
+        </w:rPr>
+        <w:t>Dim_Region</w:t>
+      </w:r>
+      <w:proofErr w:type="spellEnd"/>
+      <w:r>
+        <w:rPr>
+          <w:rFonts w:ascii="Times New Roman" w:hAnsi="Times New Roman" w:cs="Times New Roman"/>
+          <w:sz w:val="26"/>
+          <w:szCs w:val="26"/>
+        </w:rPr>
+        <w:t xml:space="preserve"> </w:t>
       </w:r>
     </w:p>
     <w:p>
@@ -2544,13 +2842,41 @@
           <w:szCs w:val="26"/>
         </w:rPr>
       </w:pPr>
-      <w:r>
-        <w:rPr>
-          <w:rFonts w:ascii="Times New Roman" w:hAnsi="Times New Roman" w:cs="Times New Roman"/>
-          <w:sz w:val="26"/>
-          <w:szCs w:val="26"/>
-        </w:rPr>
-        <w:t xml:space="preserve">Fact_Sales ↔ Dim_Date </w:t>
+      <w:proofErr w:type="spellStart"/>
+      <w:r>
+        <w:rPr>
+          <w:rFonts w:ascii="Times New Roman" w:hAnsi="Times New Roman" w:cs="Times New Roman"/>
+          <w:sz w:val="26"/>
+          <w:szCs w:val="26"/>
+        </w:rPr>
+        <w:t>Fact_Sales</w:t>
+      </w:r>
+      <w:proofErr w:type="spellEnd"/>
+      <w:r>
+        <w:rPr>
+          <w:rFonts w:ascii="Times New Roman" w:hAnsi="Times New Roman" w:cs="Times New Roman"/>
+          <w:sz w:val="26"/>
+          <w:szCs w:val="26"/>
+        </w:rPr>
+        <w:t xml:space="preserve"> ↔ </w:t>
+      </w:r>
+      <w:proofErr w:type="spellStart"/>
+      <w:r>
+        <w:rPr>
+          <w:rFonts w:ascii="Times New Roman" w:hAnsi="Times New Roman" w:cs="Times New Roman"/>
+          <w:sz w:val="26"/>
+          <w:szCs w:val="26"/>
+        </w:rPr>
+        <w:t>Dim_Date</w:t>
+      </w:r>
+      <w:proofErr w:type="spellEnd"/>
+      <w:r>
+        <w:rPr>
+          <w:rFonts w:ascii="Times New Roman" w:hAnsi="Times New Roman" w:cs="Times New Roman"/>
+          <w:sz w:val="26"/>
+          <w:szCs w:val="26"/>
+        </w:rPr>
+        <w:t xml:space="preserve"> </w:t>
       </w:r>
     </w:p>
     <w:p>
@@ -2610,7 +2936,16 @@
           <w:sz w:val="26"/>
           <w:szCs w:val="26"/>
         </w:rPr>
-        <w:t xml:space="preserve">             </w:t>
+        <w:t xml:space="preserve">           </w:t>
+      </w:r>
+      <w:proofErr w:type="gramStart"/>
+      <w:r>
+        <w:rPr>
+          <w:rFonts w:ascii="Times New Roman" w:hAnsi="Times New Roman" w:cs="Times New Roman"/>
+          <w:sz w:val="26"/>
+          <w:szCs w:val="26"/>
+        </w:rPr>
+        <w:t xml:space="preserve">  </w:t>
       </w:r>
       <w:r>
         <w:rPr>
@@ -2621,6 +2956,7 @@
         </w:rPr>
         <w:t>.</w:t>
       </w:r>
+      <w:proofErr w:type="gramEnd"/>
       <w:r>
         <w:rPr>
           <w:rFonts w:ascii="Times New Roman" w:hAnsi="Times New Roman" w:cs="Times New Roman"/>
@@ -2655,319 +2991,9 @@
           <w:sz w:val="26"/>
           <w:szCs w:val="26"/>
         </w:rPr>
-        <w:t>Step 18:</w:t>
-      </w:r>
-      <w:r>
-        <w:rPr>
-          <w:rFonts w:ascii="Times New Roman" w:hAnsi="Times New Roman" w:cs="Times New Roman"/>
-          <w:sz w:val="26"/>
-          <w:szCs w:val="26"/>
-        </w:rPr>
-        <w:t xml:space="preserve"> Arrange the model.</w:t>
-      </w:r>
-    </w:p>
-    <w:p>
-      <w:pPr>
-        <w:pStyle w:val="ListParagraph"/>
-        <w:rPr>
-          <w:rFonts w:ascii="Times New Roman" w:hAnsi="Times New Roman" w:cs="Times New Roman"/>
-          <w:sz w:val="26"/>
-          <w:szCs w:val="26"/>
-        </w:rPr>
-      </w:pPr>
-      <w:r>
-        <w:rPr>
-          <w:rFonts w:ascii="Times New Roman" w:hAnsi="Times New Roman" w:cs="Times New Roman"/>
-          <w:sz w:val="26"/>
-          <w:szCs w:val="26"/>
-        </w:rPr>
-        <w:t>Arrange the tables visually so that:</w:t>
-      </w:r>
-    </w:p>
-    <w:p>
-      <w:pPr>
-        <w:pStyle w:val="ListParagraph"/>
-        <w:rPr>
-          <w:rFonts w:ascii="Times New Roman" w:hAnsi="Times New Roman" w:cs="Times New Roman"/>
-          <w:sz w:val="26"/>
-          <w:szCs w:val="26"/>
-        </w:rPr>
-      </w:pPr>
-      <w:r>
-        <w:rPr>
-          <w:rFonts w:ascii="Times New Roman" w:hAnsi="Times New Roman" w:cs="Times New Roman"/>
-          <w:sz w:val="26"/>
-          <w:szCs w:val="26"/>
-        </w:rPr>
-        <w:t xml:space="preserve">                </w:t>
-      </w:r>
-      <w:r>
-        <w:rPr>
-          <w:rFonts w:ascii="Times New Roman" w:hAnsi="Times New Roman" w:cs="Times New Roman"/>
-          <w:sz w:val="26"/>
-          <w:szCs w:val="26"/>
-        </w:rPr>
-        <w:t xml:space="preserve">                  </w:t>
-      </w:r>
-      <w:r>
-        <w:rPr>
-          <w:rFonts w:ascii="Times New Roman" w:hAnsi="Times New Roman" w:cs="Times New Roman"/>
-          <w:sz w:val="26"/>
-          <w:szCs w:val="26"/>
-        </w:rPr>
-        <w:t xml:space="preserve"> Dim_Customer</w:t>
-      </w:r>
-    </w:p>
-    <w:p>
-      <w:pPr>
-        <w:pStyle w:val="ListParagraph"/>
-        <w:rPr>
-          <w:rFonts w:ascii="Times New Roman" w:hAnsi="Times New Roman" w:cs="Times New Roman"/>
-          <w:sz w:val="26"/>
-          <w:szCs w:val="26"/>
-        </w:rPr>
-      </w:pPr>
-      <w:r>
-        <w:rPr>
-          <w:rFonts w:ascii="Times New Roman" w:hAnsi="Times New Roman" w:cs="Times New Roman"/>
-          <w:sz w:val="26"/>
-          <w:szCs w:val="26"/>
-        </w:rPr>
-        <w:t xml:space="preserve">                </w:t>
-      </w:r>
-      <w:r>
-        <w:rPr>
-          <w:rFonts w:ascii="Times New Roman" w:hAnsi="Times New Roman" w:cs="Times New Roman"/>
-          <w:sz w:val="26"/>
-          <w:szCs w:val="26"/>
-        </w:rPr>
-        <w:t xml:space="preserve">                       </w:t>
-      </w:r>
-      <w:r>
-        <w:rPr>
-          <w:rFonts w:ascii="Times New Roman" w:hAnsi="Times New Roman" w:cs="Times New Roman"/>
-          <w:sz w:val="26"/>
-          <w:szCs w:val="26"/>
-        </w:rPr>
-        <w:t xml:space="preserve">       │</w:t>
-      </w:r>
-    </w:p>
-    <w:p>
-      <w:pPr>
-        <w:pStyle w:val="ListParagraph"/>
-        <w:rPr>
-          <w:rFonts w:ascii="Times New Roman" w:hAnsi="Times New Roman" w:cs="Times New Roman"/>
-          <w:sz w:val="26"/>
-          <w:szCs w:val="26"/>
-        </w:rPr>
-      </w:pPr>
-      <w:r>
-        <w:rPr>
-          <w:rFonts w:ascii="Times New Roman" w:hAnsi="Times New Roman" w:cs="Times New Roman"/>
-          <w:sz w:val="26"/>
-          <w:szCs w:val="26"/>
-        </w:rPr>
-        <w:t xml:space="preserve">                 </w:t>
-      </w:r>
-      <w:r>
-        <w:rPr>
-          <w:rFonts w:ascii="Times New Roman" w:hAnsi="Times New Roman" w:cs="Times New Roman"/>
-          <w:sz w:val="26"/>
-          <w:szCs w:val="26"/>
-        </w:rPr>
-        <w:t xml:space="preserve">                       </w:t>
-      </w:r>
-      <w:r>
-        <w:rPr>
-          <w:rFonts w:ascii="Times New Roman" w:hAnsi="Times New Roman" w:cs="Times New Roman"/>
-          <w:sz w:val="26"/>
-          <w:szCs w:val="26"/>
-        </w:rPr>
-        <w:t xml:space="preserve">      │</w:t>
-      </w:r>
-    </w:p>
-    <w:p>
-      <w:pPr>
-        <w:pStyle w:val="ListParagraph"/>
-        <w:rPr>
-          <w:rFonts w:ascii="Times New Roman" w:hAnsi="Times New Roman" w:cs="Times New Roman"/>
-          <w:sz w:val="26"/>
-          <w:szCs w:val="26"/>
-        </w:rPr>
-      </w:pPr>
-      <w:r>
-        <w:rPr>
-          <w:rFonts w:ascii="Times New Roman" w:hAnsi="Times New Roman" w:cs="Times New Roman"/>
-          <w:sz w:val="26"/>
-          <w:szCs w:val="26"/>
-        </w:rPr>
-        <w:t>Dim_Product ───── Fact_Sales ───── Dim_Region</w:t>
-      </w:r>
-    </w:p>
-    <w:p>
-      <w:pPr>
-        <w:pStyle w:val="ListParagraph"/>
-        <w:rPr>
-          <w:rFonts w:ascii="Times New Roman" w:hAnsi="Times New Roman" w:cs="Times New Roman"/>
-          <w:sz w:val="26"/>
-          <w:szCs w:val="26"/>
-        </w:rPr>
-      </w:pPr>
-      <w:r>
-        <w:rPr>
-          <w:rFonts w:ascii="Times New Roman" w:hAnsi="Times New Roman" w:cs="Times New Roman"/>
-          <w:sz w:val="26"/>
-          <w:szCs w:val="26"/>
-        </w:rPr>
-        <w:t xml:space="preserve">                </w:t>
-      </w:r>
-      <w:r>
-        <w:rPr>
-          <w:rFonts w:ascii="Times New Roman" w:hAnsi="Times New Roman" w:cs="Times New Roman"/>
-          <w:sz w:val="26"/>
-          <w:szCs w:val="26"/>
-        </w:rPr>
-        <w:t xml:space="preserve">                       </w:t>
-      </w:r>
-      <w:r>
-        <w:rPr>
-          <w:rFonts w:ascii="Times New Roman" w:hAnsi="Times New Roman" w:cs="Times New Roman"/>
-          <w:sz w:val="26"/>
-          <w:szCs w:val="26"/>
-        </w:rPr>
-        <w:t xml:space="preserve">       │</w:t>
-      </w:r>
-    </w:p>
-    <w:p>
-      <w:pPr>
-        <w:pStyle w:val="ListParagraph"/>
-        <w:rPr>
-          <w:rFonts w:ascii="Times New Roman" w:hAnsi="Times New Roman" w:cs="Times New Roman"/>
-          <w:sz w:val="26"/>
-          <w:szCs w:val="26"/>
-        </w:rPr>
-      </w:pPr>
-      <w:r>
-        <w:rPr>
-          <w:rFonts w:ascii="Times New Roman" w:hAnsi="Times New Roman" w:cs="Times New Roman"/>
-          <w:sz w:val="26"/>
-          <w:szCs w:val="26"/>
-        </w:rPr>
-        <w:t xml:space="preserve">               </w:t>
-      </w:r>
-      <w:r>
-        <w:rPr>
-          <w:rFonts w:ascii="Times New Roman" w:hAnsi="Times New Roman" w:cs="Times New Roman"/>
-          <w:sz w:val="26"/>
-          <w:szCs w:val="26"/>
-        </w:rPr>
-        <w:t xml:space="preserve">                       </w:t>
-      </w:r>
-      <w:r>
-        <w:rPr>
-          <w:rFonts w:ascii="Times New Roman" w:hAnsi="Times New Roman" w:cs="Times New Roman"/>
-          <w:sz w:val="26"/>
-          <w:szCs w:val="26"/>
-        </w:rPr>
-        <w:t xml:space="preserve">        │</w:t>
-      </w:r>
-    </w:p>
-    <w:p>
-      <w:pPr>
-        <w:pStyle w:val="ListParagraph"/>
-        <w:rPr>
-          <w:rFonts w:ascii="Times New Roman" w:hAnsi="Times New Roman" w:cs="Times New Roman"/>
-          <w:sz w:val="26"/>
-          <w:szCs w:val="26"/>
-        </w:rPr>
-      </w:pPr>
-      <w:r>
-        <w:rPr>
-          <w:rFonts w:ascii="Times New Roman" w:hAnsi="Times New Roman" w:cs="Times New Roman"/>
-          <w:sz w:val="26"/>
-          <w:szCs w:val="26"/>
-        </w:rPr>
-        <w:t xml:space="preserve">                  </w:t>
-      </w:r>
-      <w:r>
-        <w:rPr>
-          <w:rFonts w:ascii="Times New Roman" w:hAnsi="Times New Roman" w:cs="Times New Roman"/>
-          <w:sz w:val="26"/>
-          <w:szCs w:val="26"/>
-        </w:rPr>
-        <w:t xml:space="preserve">                 </w:t>
-      </w:r>
-      <w:r>
-        <w:rPr>
-          <w:rFonts w:ascii="Times New Roman" w:hAnsi="Times New Roman" w:cs="Times New Roman"/>
-          <w:sz w:val="26"/>
-          <w:szCs w:val="26"/>
-        </w:rPr>
-        <w:t xml:space="preserve"> Dim_Date</w:t>
-      </w:r>
-    </w:p>
-    <w:p>
-      <w:pPr>
-        <w:pStyle w:val="ListParagraph"/>
-        <w:rPr>
-          <w:rFonts w:ascii="Times New Roman" w:hAnsi="Times New Roman" w:cs="Times New Roman"/>
-          <w:sz w:val="26"/>
-          <w:szCs w:val="26"/>
-        </w:rPr>
-      </w:pPr>
-      <w:r>
-        <w:rPr>
-          <w:rFonts w:ascii="Times New Roman" w:hAnsi="Times New Roman" w:cs="Times New Roman"/>
-          <w:sz w:val="26"/>
-          <w:szCs w:val="26"/>
-        </w:rPr>
-        <w:t xml:space="preserve">             </w:t>
-      </w:r>
-      <w:r>
-        <w:rPr>
-          <w:rFonts w:ascii="Times New Roman" w:hAnsi="Times New Roman" w:cs="Times New Roman"/>
-          <w:sz w:val="26"/>
-          <w:szCs w:val="26"/>
-        </w:rPr>
-        <w:t xml:space="preserve">This forms the Star Schema with Fact_Sales at the centre and the Dimension Tables </w:t>
-      </w:r>
-      <w:r>
-        <w:rPr>
-          <w:rFonts w:ascii="Times New Roman" w:hAnsi="Times New Roman" w:cs="Times New Roman"/>
-          <w:sz w:val="26"/>
-          <w:szCs w:val="26"/>
-        </w:rPr>
-        <w:t xml:space="preserve">.                          </w:t>
-      </w:r>
-      <w:r>
-        <w:rPr>
-          <w:rFonts w:ascii="Times New Roman" w:hAnsi="Times New Roman" w:cs="Times New Roman"/>
-          <w:color w:val="FFFFFF" w:themeColor="background1"/>
-          <w:sz w:val="26"/>
-          <w:szCs w:val="26"/>
-        </w:rPr>
-        <w:t xml:space="preserve">. </w:t>
-      </w:r>
-      <w:r>
-        <w:rPr>
-          <w:rFonts w:ascii="Times New Roman" w:hAnsi="Times New Roman" w:cs="Times New Roman"/>
-          <w:sz w:val="26"/>
-          <w:szCs w:val="26"/>
-        </w:rPr>
-        <w:t xml:space="preserve">           </w:t>
-      </w:r>
-      <w:r>
-        <w:rPr>
-          <w:rFonts w:ascii="Times New Roman" w:hAnsi="Times New Roman" w:cs="Times New Roman"/>
-          <w:sz w:val="26"/>
-          <w:szCs w:val="26"/>
-        </w:rPr>
-        <w:t xml:space="preserve">surrounding it. </w:t>
-      </w:r>
-    </w:p>
-    <w:p>
-      <w:pPr>
-        <w:pStyle w:val="ListParagraph"/>
+        <w:t>Step 1</w:t>
+      </w:r>
+      <w:r>
         <w:rPr>
           <w:rFonts w:ascii="Times New Roman" w:hAnsi="Times New Roman" w:cs="Times New Roman"/>
           <w:b/>
@@ -2975,7 +3001,8 @@
           <w:sz w:val="26"/>
           <w:szCs w:val="26"/>
         </w:rPr>
-      </w:pPr>
+        <w:t>4</w:t>
+      </w:r>
       <w:r>
         <w:rPr>
           <w:rFonts w:ascii="Times New Roman" w:hAnsi="Times New Roman" w:cs="Times New Roman"/>
@@ -2984,7 +3011,516 @@
           <w:sz w:val="26"/>
           <w:szCs w:val="26"/>
         </w:rPr>
-        <w:t>Part F: Validate Model and Create DAX Measures</w:t>
+        <w:t>:</w:t>
+      </w:r>
+      <w:r>
+        <w:rPr>
+          <w:rFonts w:ascii="Times New Roman" w:hAnsi="Times New Roman" w:cs="Times New Roman"/>
+          <w:sz w:val="26"/>
+          <w:szCs w:val="26"/>
+        </w:rPr>
+        <w:t xml:space="preserve"> Arrange the model.</w:t>
+      </w:r>
+    </w:p>
+    <w:p>
+      <w:pPr>
+        <w:pStyle w:val="ListParagraph"/>
+        <w:rPr>
+          <w:rFonts w:ascii="Times New Roman" w:hAnsi="Times New Roman" w:cs="Times New Roman"/>
+          <w:sz w:val="26"/>
+          <w:szCs w:val="26"/>
+        </w:rPr>
+      </w:pPr>
+      <w:r>
+        <w:rPr>
+          <w:rFonts w:ascii="Times New Roman" w:hAnsi="Times New Roman" w:cs="Times New Roman"/>
+          <w:sz w:val="26"/>
+          <w:szCs w:val="26"/>
+        </w:rPr>
+        <w:lastRenderedPageBreak/>
+        <w:drawing>
+          <wp:inline distT="0" distB="0" distL="0" distR="0" wp14:anchorId="30C0D606" wp14:editId="71B332BF">
+            <wp:extent cx="6858000" cy="5428615"/>
+            <wp:effectExtent l="0" t="0" r="0" b="635"/>
+            <wp:docPr id="878934842" name="Picture 1"/>
+            <wp:cNvGraphicFramePr>
+              <a:graphicFrameLocks xmlns:a="http://schemas.openxmlformats.org/drawingml/2006/main" noChangeAspect="1"/>
+            </wp:cNvGraphicFramePr>
+            <a:graphic xmlns:a="http://schemas.openxmlformats.org/drawingml/2006/main">
+              <a:graphicData uri="http://schemas.openxmlformats.org/drawingml/2006/picture">
+                <pic:pic xmlns:pic="http://schemas.openxmlformats.org/drawingml/2006/picture">
+                  <pic:nvPicPr>
+                    <pic:cNvPr id="878934842" name=""/>
+                    <pic:cNvPicPr/>
+                  </pic:nvPicPr>
+                  <pic:blipFill>
+                    <a:blip r:embed="rId15"/>
+                    <a:stretch>
+                      <a:fillRect/>
+                    </a:stretch>
+                  </pic:blipFill>
+                  <pic:spPr>
+                    <a:xfrm>
+                      <a:off x="0" y="0"/>
+                      <a:ext cx="6858000" cy="5428615"/>
+                    </a:xfrm>
+                    <a:prstGeom prst="rect">
+                      <a:avLst/>
+                    </a:prstGeom>
+                  </pic:spPr>
+                </pic:pic>
+              </a:graphicData>
+            </a:graphic>
+          </wp:inline>
+        </w:drawing>
+      </w:r>
+    </w:p>
+    <w:p>
+      <w:pPr>
+        <w:pStyle w:val="ListParagraph"/>
+        <w:rPr>
+          <w:rFonts w:ascii="Times New Roman" w:hAnsi="Times New Roman" w:cs="Times New Roman"/>
+          <w:sz w:val="26"/>
+          <w:szCs w:val="26"/>
+        </w:rPr>
+      </w:pPr>
+      <w:r>
+        <w:rPr>
+          <w:rFonts w:ascii="Times New Roman" w:hAnsi="Times New Roman" w:cs="Times New Roman"/>
+          <w:sz w:val="26"/>
+          <w:szCs w:val="26"/>
+        </w:rPr>
+        <w:t>Arrange the tables visually so that:</w:t>
+      </w:r>
+    </w:p>
+    <w:p>
+      <w:pPr>
+        <w:pStyle w:val="ListParagraph"/>
+        <w:rPr>
+          <w:rFonts w:ascii="Times New Roman" w:hAnsi="Times New Roman" w:cs="Times New Roman"/>
+          <w:sz w:val="26"/>
+          <w:szCs w:val="26"/>
+        </w:rPr>
+      </w:pPr>
+      <w:r>
+        <w:rPr>
+          <w:rFonts w:ascii="Times New Roman" w:hAnsi="Times New Roman" w:cs="Times New Roman"/>
+          <w:sz w:val="26"/>
+          <w:szCs w:val="26"/>
+        </w:rPr>
+        <w:t xml:space="preserve">                </w:t>
+      </w:r>
+      <w:r>
+        <w:rPr>
+          <w:rFonts w:ascii="Times New Roman" w:hAnsi="Times New Roman" w:cs="Times New Roman"/>
+          <w:sz w:val="26"/>
+          <w:szCs w:val="26"/>
+        </w:rPr>
+        <w:t xml:space="preserve">                  </w:t>
+      </w:r>
+      <w:r>
+        <w:rPr>
+          <w:rFonts w:ascii="Times New Roman" w:hAnsi="Times New Roman" w:cs="Times New Roman"/>
+          <w:sz w:val="26"/>
+          <w:szCs w:val="26"/>
+        </w:rPr>
+        <w:t xml:space="preserve"> </w:t>
+      </w:r>
+      <w:proofErr w:type="spellStart"/>
+      <w:r>
+        <w:rPr>
+          <w:rFonts w:ascii="Times New Roman" w:hAnsi="Times New Roman" w:cs="Times New Roman"/>
+          <w:sz w:val="26"/>
+          <w:szCs w:val="26"/>
+        </w:rPr>
+        <w:t>Dim_Customer</w:t>
+      </w:r>
+      <w:proofErr w:type="spellEnd"/>
+    </w:p>
+    <w:p>
+      <w:pPr>
+        <w:pStyle w:val="ListParagraph"/>
+        <w:rPr>
+          <w:rFonts w:ascii="Times New Roman" w:hAnsi="Times New Roman" w:cs="Times New Roman"/>
+          <w:sz w:val="26"/>
+          <w:szCs w:val="26"/>
+        </w:rPr>
+      </w:pPr>
+      <w:r>
+        <w:rPr>
+          <w:rFonts w:ascii="Times New Roman" w:hAnsi="Times New Roman" w:cs="Times New Roman"/>
+          <w:sz w:val="26"/>
+          <w:szCs w:val="26"/>
+        </w:rPr>
+        <w:t xml:space="preserve">                </w:t>
+      </w:r>
+      <w:r>
+        <w:rPr>
+          <w:rFonts w:ascii="Times New Roman" w:hAnsi="Times New Roman" w:cs="Times New Roman"/>
+          <w:sz w:val="26"/>
+          <w:szCs w:val="26"/>
+        </w:rPr>
+        <w:t xml:space="preserve">                       </w:t>
+      </w:r>
+      <w:r>
+        <w:rPr>
+          <w:rFonts w:ascii="Times New Roman" w:hAnsi="Times New Roman" w:cs="Times New Roman"/>
+          <w:sz w:val="26"/>
+          <w:szCs w:val="26"/>
+        </w:rPr>
+        <w:t xml:space="preserve">       │</w:t>
+      </w:r>
+    </w:p>
+    <w:p>
+      <w:pPr>
+        <w:pStyle w:val="ListParagraph"/>
+        <w:rPr>
+          <w:rFonts w:ascii="Times New Roman" w:hAnsi="Times New Roman" w:cs="Times New Roman"/>
+          <w:sz w:val="26"/>
+          <w:szCs w:val="26"/>
+        </w:rPr>
+      </w:pPr>
+      <w:r>
+        <w:rPr>
+          <w:rFonts w:ascii="Times New Roman" w:hAnsi="Times New Roman" w:cs="Times New Roman"/>
+          <w:sz w:val="26"/>
+          <w:szCs w:val="26"/>
+        </w:rPr>
+        <w:t xml:space="preserve">                 </w:t>
+      </w:r>
+      <w:r>
+        <w:rPr>
+          <w:rFonts w:ascii="Times New Roman" w:hAnsi="Times New Roman" w:cs="Times New Roman"/>
+          <w:sz w:val="26"/>
+          <w:szCs w:val="26"/>
+        </w:rPr>
+        <w:t xml:space="preserve">                       </w:t>
+      </w:r>
+      <w:r>
+        <w:rPr>
+          <w:rFonts w:ascii="Times New Roman" w:hAnsi="Times New Roman" w:cs="Times New Roman"/>
+          <w:sz w:val="26"/>
+          <w:szCs w:val="26"/>
+        </w:rPr>
+        <w:t xml:space="preserve">      │</w:t>
+      </w:r>
+    </w:p>
+    <w:p>
+      <w:pPr>
+        <w:pStyle w:val="ListParagraph"/>
+        <w:rPr>
+          <w:rFonts w:ascii="Times New Roman" w:hAnsi="Times New Roman" w:cs="Times New Roman"/>
+          <w:sz w:val="26"/>
+          <w:szCs w:val="26"/>
+        </w:rPr>
+      </w:pPr>
+      <w:proofErr w:type="spellStart"/>
+      <w:r>
+        <w:rPr>
+          <w:rFonts w:ascii="Times New Roman" w:hAnsi="Times New Roman" w:cs="Times New Roman"/>
+          <w:sz w:val="26"/>
+          <w:szCs w:val="26"/>
+        </w:rPr>
+        <w:t>Dim_Product</w:t>
+      </w:r>
+      <w:proofErr w:type="spellEnd"/>
+      <w:r>
+        <w:rPr>
+          <w:rFonts w:ascii="Times New Roman" w:hAnsi="Times New Roman" w:cs="Times New Roman"/>
+          <w:sz w:val="26"/>
+          <w:szCs w:val="26"/>
+        </w:rPr>
+        <w:t xml:space="preserve"> ───── </w:t>
+      </w:r>
+      <w:proofErr w:type="spellStart"/>
+      <w:r>
+        <w:rPr>
+          <w:rFonts w:ascii="Times New Roman" w:hAnsi="Times New Roman" w:cs="Times New Roman"/>
+          <w:sz w:val="26"/>
+          <w:szCs w:val="26"/>
+        </w:rPr>
+        <w:t>Fact_Sales</w:t>
+      </w:r>
+      <w:proofErr w:type="spellEnd"/>
+      <w:r>
+        <w:rPr>
+          <w:rFonts w:ascii="Times New Roman" w:hAnsi="Times New Roman" w:cs="Times New Roman"/>
+          <w:sz w:val="26"/>
+          <w:szCs w:val="26"/>
+        </w:rPr>
+        <w:t xml:space="preserve"> ───── </w:t>
+      </w:r>
+      <w:proofErr w:type="spellStart"/>
+      <w:r>
+        <w:rPr>
+          <w:rFonts w:ascii="Times New Roman" w:hAnsi="Times New Roman" w:cs="Times New Roman"/>
+          <w:sz w:val="26"/>
+          <w:szCs w:val="26"/>
+        </w:rPr>
+        <w:t>Dim_Region</w:t>
+      </w:r>
+      <w:proofErr w:type="spellEnd"/>
+    </w:p>
+    <w:p>
+      <w:pPr>
+        <w:pStyle w:val="ListParagraph"/>
+        <w:rPr>
+          <w:rFonts w:ascii="Times New Roman" w:hAnsi="Times New Roman" w:cs="Times New Roman"/>
+          <w:sz w:val="26"/>
+          <w:szCs w:val="26"/>
+        </w:rPr>
+      </w:pPr>
+      <w:r>
+        <w:rPr>
+          <w:rFonts w:ascii="Times New Roman" w:hAnsi="Times New Roman" w:cs="Times New Roman"/>
+          <w:sz w:val="26"/>
+          <w:szCs w:val="26"/>
+        </w:rPr>
+        <w:t xml:space="preserve">                </w:t>
+      </w:r>
+      <w:r>
+        <w:rPr>
+          <w:rFonts w:ascii="Times New Roman" w:hAnsi="Times New Roman" w:cs="Times New Roman"/>
+          <w:sz w:val="26"/>
+          <w:szCs w:val="26"/>
+        </w:rPr>
+        <w:t xml:space="preserve">                       </w:t>
+      </w:r>
+      <w:r>
+        <w:rPr>
+          <w:rFonts w:ascii="Times New Roman" w:hAnsi="Times New Roman" w:cs="Times New Roman"/>
+          <w:sz w:val="26"/>
+          <w:szCs w:val="26"/>
+        </w:rPr>
+        <w:t xml:space="preserve">       │</w:t>
+      </w:r>
+    </w:p>
+    <w:p>
+      <w:pPr>
+        <w:pStyle w:val="ListParagraph"/>
+        <w:rPr>
+          <w:rFonts w:ascii="Times New Roman" w:hAnsi="Times New Roman" w:cs="Times New Roman"/>
+          <w:sz w:val="26"/>
+          <w:szCs w:val="26"/>
+        </w:rPr>
+      </w:pPr>
+      <w:r>
+        <w:rPr>
+          <w:rFonts w:ascii="Times New Roman" w:hAnsi="Times New Roman" w:cs="Times New Roman"/>
+          <w:sz w:val="26"/>
+          <w:szCs w:val="26"/>
+        </w:rPr>
+        <w:t xml:space="preserve">               </w:t>
+      </w:r>
+      <w:r>
+        <w:rPr>
+          <w:rFonts w:ascii="Times New Roman" w:hAnsi="Times New Roman" w:cs="Times New Roman"/>
+          <w:sz w:val="26"/>
+          <w:szCs w:val="26"/>
+        </w:rPr>
+        <w:t xml:space="preserve">                       </w:t>
+      </w:r>
+      <w:r>
+        <w:rPr>
+          <w:rFonts w:ascii="Times New Roman" w:hAnsi="Times New Roman" w:cs="Times New Roman"/>
+          <w:sz w:val="26"/>
+          <w:szCs w:val="26"/>
+        </w:rPr>
+        <w:t xml:space="preserve">        │</w:t>
+      </w:r>
+    </w:p>
+    <w:p>
+      <w:pPr>
+        <w:pStyle w:val="ListParagraph"/>
+        <w:rPr>
+          <w:rFonts w:ascii="Times New Roman" w:hAnsi="Times New Roman" w:cs="Times New Roman"/>
+          <w:sz w:val="26"/>
+          <w:szCs w:val="26"/>
+        </w:rPr>
+      </w:pPr>
+      <w:r>
+        <w:rPr>
+          <w:rFonts w:ascii="Times New Roman" w:hAnsi="Times New Roman" w:cs="Times New Roman"/>
+          <w:sz w:val="26"/>
+          <w:szCs w:val="26"/>
+        </w:rPr>
+        <w:t xml:space="preserve">                  </w:t>
+      </w:r>
+      <w:r>
+        <w:rPr>
+          <w:rFonts w:ascii="Times New Roman" w:hAnsi="Times New Roman" w:cs="Times New Roman"/>
+          <w:sz w:val="26"/>
+          <w:szCs w:val="26"/>
+        </w:rPr>
+        <w:t xml:space="preserve">                 </w:t>
+      </w:r>
+      <w:r>
+        <w:rPr>
+          <w:rFonts w:ascii="Times New Roman" w:hAnsi="Times New Roman" w:cs="Times New Roman"/>
+          <w:sz w:val="26"/>
+          <w:szCs w:val="26"/>
+        </w:rPr>
+        <w:t xml:space="preserve"> </w:t>
+      </w:r>
+      <w:proofErr w:type="spellStart"/>
+      <w:r>
+        <w:rPr>
+          <w:rFonts w:ascii="Times New Roman" w:hAnsi="Times New Roman" w:cs="Times New Roman"/>
+          <w:sz w:val="26"/>
+          <w:szCs w:val="26"/>
+        </w:rPr>
+        <w:t>Dim_Date</w:t>
+      </w:r>
+      <w:proofErr w:type="spellEnd"/>
+    </w:p>
+    <w:p>
+      <w:pPr>
+        <w:pStyle w:val="ListParagraph"/>
+        <w:rPr>
+          <w:rFonts w:ascii="Times New Roman" w:hAnsi="Times New Roman" w:cs="Times New Roman"/>
+          <w:sz w:val="26"/>
+          <w:szCs w:val="26"/>
+        </w:rPr>
+      </w:pPr>
+      <w:r>
+        <w:rPr>
+          <w:rFonts w:ascii="Times New Roman" w:hAnsi="Times New Roman" w:cs="Times New Roman"/>
+          <w:sz w:val="26"/>
+          <w:szCs w:val="26"/>
+        </w:rPr>
+        <w:t xml:space="preserve">             </w:t>
+      </w:r>
+      <w:r>
+        <w:rPr>
+          <w:rFonts w:ascii="Times New Roman" w:hAnsi="Times New Roman" w:cs="Times New Roman"/>
+          <w:sz w:val="26"/>
+          <w:szCs w:val="26"/>
+        </w:rPr>
+        <w:t xml:space="preserve">This </w:t>
+      </w:r>
+      <w:proofErr w:type="gramStart"/>
+      <w:r>
+        <w:rPr>
+          <w:rFonts w:ascii="Times New Roman" w:hAnsi="Times New Roman" w:cs="Times New Roman"/>
+          <w:sz w:val="26"/>
+          <w:szCs w:val="26"/>
+        </w:rPr>
+        <w:t>forms</w:t>
+      </w:r>
+      <w:proofErr w:type="gramEnd"/>
+      <w:r>
+        <w:rPr>
+          <w:rFonts w:ascii="Times New Roman" w:hAnsi="Times New Roman" w:cs="Times New Roman"/>
+          <w:sz w:val="26"/>
+          <w:szCs w:val="26"/>
+        </w:rPr>
+        <w:t xml:space="preserve"> the Star Schema with </w:t>
+      </w:r>
+      <w:proofErr w:type="spellStart"/>
+      <w:r>
+        <w:rPr>
+          <w:rFonts w:ascii="Times New Roman" w:hAnsi="Times New Roman" w:cs="Times New Roman"/>
+          <w:sz w:val="26"/>
+          <w:szCs w:val="26"/>
+        </w:rPr>
+        <w:t>Fact_Sales</w:t>
+      </w:r>
+      <w:proofErr w:type="spellEnd"/>
+      <w:r>
+        <w:rPr>
+          <w:rFonts w:ascii="Times New Roman" w:hAnsi="Times New Roman" w:cs="Times New Roman"/>
+          <w:sz w:val="26"/>
+          <w:szCs w:val="26"/>
+        </w:rPr>
+        <w:t xml:space="preserve"> at the </w:t>
+      </w:r>
+      <w:proofErr w:type="spellStart"/>
+      <w:r>
+        <w:rPr>
+          <w:rFonts w:ascii="Times New Roman" w:hAnsi="Times New Roman" w:cs="Times New Roman"/>
+          <w:sz w:val="26"/>
+          <w:szCs w:val="26"/>
+        </w:rPr>
+        <w:t>centre</w:t>
+      </w:r>
+      <w:proofErr w:type="spellEnd"/>
+      <w:r>
+        <w:rPr>
+          <w:rFonts w:ascii="Times New Roman" w:hAnsi="Times New Roman" w:cs="Times New Roman"/>
+          <w:sz w:val="26"/>
+          <w:szCs w:val="26"/>
+        </w:rPr>
+        <w:t xml:space="preserve"> and the Dimension </w:t>
+      </w:r>
+      <w:proofErr w:type="gramStart"/>
+      <w:r>
+        <w:rPr>
+          <w:rFonts w:ascii="Times New Roman" w:hAnsi="Times New Roman" w:cs="Times New Roman"/>
+          <w:sz w:val="26"/>
+          <w:szCs w:val="26"/>
+        </w:rPr>
+        <w:t xml:space="preserve">Tables </w:t>
+      </w:r>
+      <w:r>
+        <w:rPr>
+          <w:rFonts w:ascii="Times New Roman" w:hAnsi="Times New Roman" w:cs="Times New Roman"/>
+          <w:sz w:val="26"/>
+          <w:szCs w:val="26"/>
+        </w:rPr>
+        <w:t>.</w:t>
+      </w:r>
+      <w:proofErr w:type="gramEnd"/>
+      <w:r>
+        <w:rPr>
+          <w:rFonts w:ascii="Times New Roman" w:hAnsi="Times New Roman" w:cs="Times New Roman"/>
+          <w:sz w:val="26"/>
+          <w:szCs w:val="26"/>
+        </w:rPr>
+        <w:t xml:space="preserve">                        </w:t>
+      </w:r>
+      <w:proofErr w:type="gramStart"/>
+      <w:r>
+        <w:rPr>
+          <w:rFonts w:ascii="Times New Roman" w:hAnsi="Times New Roman" w:cs="Times New Roman"/>
+          <w:sz w:val="26"/>
+          <w:szCs w:val="26"/>
+        </w:rPr>
+        <w:t xml:space="preserve">  </w:t>
+      </w:r>
+      <w:r>
+        <w:rPr>
+          <w:rFonts w:ascii="Times New Roman" w:hAnsi="Times New Roman" w:cs="Times New Roman"/>
+          <w:color w:val="FFFFFF" w:themeColor="background1"/>
+          <w:sz w:val="26"/>
+          <w:szCs w:val="26"/>
+        </w:rPr>
+        <w:t>.</w:t>
+      </w:r>
+      <w:proofErr w:type="gramEnd"/>
+      <w:r>
+        <w:rPr>
+          <w:rFonts w:ascii="Times New Roman" w:hAnsi="Times New Roman" w:cs="Times New Roman"/>
+          <w:color w:val="FFFFFF" w:themeColor="background1"/>
+          <w:sz w:val="26"/>
+          <w:szCs w:val="26"/>
+        </w:rPr>
+        <w:t xml:space="preserve"> </w:t>
+      </w:r>
+      <w:r>
+        <w:rPr>
+          <w:rFonts w:ascii="Times New Roman" w:hAnsi="Times New Roman" w:cs="Times New Roman"/>
+          <w:sz w:val="26"/>
+          <w:szCs w:val="26"/>
+        </w:rPr>
+        <w:t xml:space="preserve">           </w:t>
+      </w:r>
+      <w:r>
+        <w:rPr>
+          <w:rFonts w:ascii="Times New Roman" w:hAnsi="Times New Roman" w:cs="Times New Roman"/>
+          <w:sz w:val="26"/>
+          <w:szCs w:val="26"/>
+        </w:rPr>
+        <w:t xml:space="preserve">surrounding it. </w:t>
       </w:r>
     </w:p>
     <w:p>
@@ -3004,7 +3540,27 @@
           <w:sz w:val="26"/>
           <w:szCs w:val="26"/>
         </w:rPr>
-        <w:t xml:space="preserve">Step 19: </w:t>
+        <w:t>Step 1</w:t>
+      </w:r>
+      <w:r>
+        <w:rPr>
+          <w:rFonts w:ascii="Times New Roman" w:hAnsi="Times New Roman" w:cs="Times New Roman"/>
+          <w:b/>
+          <w:bCs/>
+          <w:sz w:val="26"/>
+          <w:szCs w:val="26"/>
+        </w:rPr>
+        <w:t>5</w:t>
+      </w:r>
+      <w:r>
+        <w:rPr>
+          <w:rFonts w:ascii="Times New Roman" w:hAnsi="Times New Roman" w:cs="Times New Roman"/>
+          <w:b/>
+          <w:bCs/>
+          <w:sz w:val="26"/>
+          <w:szCs w:val="26"/>
+        </w:rPr>
+        <w:t xml:space="preserve">: </w:t>
       </w:r>
       <w:r>
         <w:rPr>
@@ -3026,6 +3582,57 @@
       </w:pPr>
       <w:r>
         <w:rPr>
+          <w:noProof/>
+        </w:rPr>
+        <w:lastRenderedPageBreak/>
+        <w:drawing>
+          <wp:inline distT="0" distB="0" distL="0" distR="0" wp14:anchorId="57C75CD7" wp14:editId="507F9157">
+            <wp:extent cx="6858000" cy="3857625"/>
+            <wp:effectExtent l="0" t="0" r="0" b="9525"/>
+            <wp:docPr id="498619582" name="Picture 1"/>
+            <wp:cNvGraphicFramePr>
+              <a:graphicFrameLocks xmlns:a="http://schemas.openxmlformats.org/drawingml/2006/main" noChangeAspect="1"/>
+            </wp:cNvGraphicFramePr>
+            <a:graphic xmlns:a="http://schemas.openxmlformats.org/drawingml/2006/main">
+              <a:graphicData uri="http://schemas.openxmlformats.org/drawingml/2006/picture">
+                <pic:pic xmlns:pic="http://schemas.openxmlformats.org/drawingml/2006/picture">
+                  <pic:nvPicPr>
+                    <pic:cNvPr id="498619582" name=""/>
+                    <pic:cNvPicPr/>
+                  </pic:nvPicPr>
+                  <pic:blipFill>
+                    <a:blip r:embed="rId16"/>
+                    <a:stretch>
+                      <a:fillRect/>
+                    </a:stretch>
+                  </pic:blipFill>
+                  <pic:spPr>
+                    <a:xfrm>
+                      <a:off x="0" y="0"/>
+                      <a:ext cx="6858000" cy="3857625"/>
+                    </a:xfrm>
+                    <a:prstGeom prst="rect">
+                      <a:avLst/>
+                    </a:prstGeom>
+                  </pic:spPr>
+                </pic:pic>
+              </a:graphicData>
+            </a:graphic>
+          </wp:inline>
+        </w:drawing>
+      </w:r>
+    </w:p>
+    <w:p>
+      <w:pPr>
+        <w:pStyle w:val="ListParagraph"/>
+        <w:rPr>
+          <w:rFonts w:ascii="Times New Roman" w:hAnsi="Times New Roman" w:cs="Times New Roman"/>
+          <w:sz w:val="26"/>
+          <w:szCs w:val="26"/>
+        </w:rPr>
+      </w:pPr>
+      <w:r>
+        <w:rPr>
           <w:rFonts w:ascii="Times New Roman" w:hAnsi="Times New Roman" w:cs="Times New Roman"/>
           <w:sz w:val="26"/>
           <w:szCs w:val="26"/>
@@ -3038,25 +3645,42 @@
           <w:sz w:val="26"/>
           <w:szCs w:val="26"/>
         </w:rPr>
-        <w:t>Create visualizations using the dimensional model to analyse the data.</w:t>
-      </w:r>
-    </w:p>
-    <w:p>
-      <w:pPr>
-        <w:pStyle w:val="ListParagraph"/>
-        <w:rPr>
-          <w:rFonts w:ascii="Times New Roman" w:hAnsi="Times New Roman" w:cs="Times New Roman"/>
-          <w:sz w:val="26"/>
-          <w:szCs w:val="26"/>
-        </w:rPr>
-      </w:pPr>
-      <w:r>
-        <w:rPr>
-          <w:rFonts w:ascii="Times New Roman" w:hAnsi="Times New Roman" w:cs="Times New Roman"/>
-          <w:sz w:val="26"/>
-          <w:szCs w:val="26"/>
-        </w:rPr>
-        <w:lastRenderedPageBreak/>
+        <w:t xml:space="preserve">Create visualizations using the dimensional model to </w:t>
+      </w:r>
+      <w:proofErr w:type="spellStart"/>
+      <w:r>
+        <w:rPr>
+          <w:rFonts w:ascii="Times New Roman" w:hAnsi="Times New Roman" w:cs="Times New Roman"/>
+          <w:sz w:val="26"/>
+          <w:szCs w:val="26"/>
+        </w:rPr>
+        <w:t>analyse</w:t>
+      </w:r>
+      <w:proofErr w:type="spellEnd"/>
+      <w:r>
+        <w:rPr>
+          <w:rFonts w:ascii="Times New Roman" w:hAnsi="Times New Roman" w:cs="Times New Roman"/>
+          <w:sz w:val="26"/>
+          <w:szCs w:val="26"/>
+        </w:rPr>
+        <w:t xml:space="preserve"> the data.</w:t>
+      </w:r>
+    </w:p>
+    <w:p>
+      <w:pPr>
+        <w:pStyle w:val="ListParagraph"/>
+        <w:rPr>
+          <w:rFonts w:ascii="Times New Roman" w:hAnsi="Times New Roman" w:cs="Times New Roman"/>
+          <w:sz w:val="26"/>
+          <w:szCs w:val="26"/>
+        </w:rPr>
+      </w:pPr>
+      <w:r>
+        <w:rPr>
+          <w:rFonts w:ascii="Times New Roman" w:hAnsi="Times New Roman" w:cs="Times New Roman"/>
+          <w:sz w:val="26"/>
+          <w:szCs w:val="26"/>
+        </w:rPr>
         <w:t xml:space="preserve">             </w:t>
       </w:r>
       <w:r>
@@ -3180,7 +3804,27 @@
           <w:sz w:val="26"/>
           <w:szCs w:val="26"/>
         </w:rPr>
-        <w:t>Step 20:</w:t>
+        <w:t xml:space="preserve">Step </w:t>
+      </w:r>
+      <w:r>
+        <w:rPr>
+          <w:rFonts w:ascii="Times New Roman" w:hAnsi="Times New Roman" w:cs="Times New Roman"/>
+          <w:b/>
+          <w:bCs/>
+          <w:sz w:val="26"/>
+          <w:szCs w:val="26"/>
+        </w:rPr>
+        <w:t>16</w:t>
+      </w:r>
+      <w:r>
+        <w:rPr>
+          <w:rFonts w:ascii="Times New Roman" w:hAnsi="Times New Roman" w:cs="Times New Roman"/>
+          <w:b/>
+          <w:bCs/>
+          <w:sz w:val="26"/>
+          <w:szCs w:val="26"/>
+        </w:rPr>
+        <w:t>:</w:t>
       </w:r>
       <w:r>
         <w:rPr>
@@ -3189,6 +3833,59 @@
           <w:szCs w:val="26"/>
         </w:rPr>
         <w:t xml:space="preserve"> Create DAX measures.</w:t>
+      </w:r>
+    </w:p>
+    <w:p>
+      <w:pPr>
+        <w:pStyle w:val="ListParagraph"/>
+        <w:rPr>
+          <w:rFonts w:ascii="Times New Roman" w:hAnsi="Times New Roman" w:cs="Times New Roman"/>
+          <w:sz w:val="26"/>
+          <w:szCs w:val="26"/>
+        </w:rPr>
+      </w:pPr>
+      <w:r>
+        <w:rPr>
+          <w:rFonts w:ascii="Times New Roman" w:hAnsi="Times New Roman" w:cs="Times New Roman"/>
+          <w:sz w:val="26"/>
+          <w:szCs w:val="26"/>
+        </w:rPr>
+        <w:lastRenderedPageBreak/>
+        <w:drawing>
+          <wp:inline distT="0" distB="0" distL="0" distR="0" wp14:anchorId="0998AA2D" wp14:editId="40C52331">
+            <wp:extent cx="2162477" cy="6468378"/>
+            <wp:effectExtent l="0" t="0" r="9525" b="8890"/>
+            <wp:docPr id="1458170547" name="Picture 1"/>
+            <wp:cNvGraphicFramePr>
+              <a:graphicFrameLocks xmlns:a="http://schemas.openxmlformats.org/drawingml/2006/main" noChangeAspect="1"/>
+            </wp:cNvGraphicFramePr>
+            <a:graphic xmlns:a="http://schemas.openxmlformats.org/drawingml/2006/main">
+              <a:graphicData uri="http://schemas.openxmlformats.org/drawingml/2006/picture">
+                <pic:pic xmlns:pic="http://schemas.openxmlformats.org/drawingml/2006/picture">
+                  <pic:nvPicPr>
+                    <pic:cNvPr id="1458170547" name=""/>
+                    <pic:cNvPicPr/>
+                  </pic:nvPicPr>
+                  <pic:blipFill>
+                    <a:blip r:embed="rId17"/>
+                    <a:stretch>
+                      <a:fillRect/>
+                    </a:stretch>
+                  </pic:blipFill>
+                  <pic:spPr>
+                    <a:xfrm>
+                      <a:off x="0" y="0"/>
+                      <a:ext cx="2162477" cy="6468378"/>
+                    </a:xfrm>
+                    <a:prstGeom prst="rect">
+                      <a:avLst/>
+                    </a:prstGeom>
+                  </pic:spPr>
+                </pic:pic>
+              </a:graphicData>
+            </a:graphic>
+          </wp:inline>
+        </w:drawing>
       </w:r>
     </w:p>
     <w:p>
@@ -3237,7 +3934,43 @@
           <w:sz w:val="26"/>
           <w:szCs w:val="26"/>
         </w:rPr>
-        <w:t>Total Sales = SUM(Fact_Sales[Sales])</w:t>
+        <w:t>Total Sales = SUM(</w:t>
+      </w:r>
+      <w:proofErr w:type="spellStart"/>
+      <w:r>
+        <w:rPr>
+          <w:rFonts w:ascii="Times New Roman" w:hAnsi="Times New Roman" w:cs="Times New Roman"/>
+          <w:sz w:val="26"/>
+          <w:szCs w:val="26"/>
+        </w:rPr>
+        <w:t>Fact_</w:t>
+      </w:r>
+      <w:proofErr w:type="gramStart"/>
+      <w:r>
+        <w:rPr>
+          <w:rFonts w:ascii="Times New Roman" w:hAnsi="Times New Roman" w:cs="Times New Roman"/>
+          <w:sz w:val="26"/>
+          <w:szCs w:val="26"/>
+        </w:rPr>
+        <w:t>Sales</w:t>
+      </w:r>
+      <w:proofErr w:type="spellEnd"/>
+      <w:r>
+        <w:rPr>
+          <w:rFonts w:ascii="Times New Roman" w:hAnsi="Times New Roman" w:cs="Times New Roman"/>
+          <w:sz w:val="26"/>
+          <w:szCs w:val="26"/>
+        </w:rPr>
+        <w:t>[</w:t>
+      </w:r>
+      <w:proofErr w:type="gramEnd"/>
+      <w:r>
+        <w:rPr>
+          <w:rFonts w:ascii="Times New Roman" w:hAnsi="Times New Roman" w:cs="Times New Roman"/>
+          <w:sz w:val="26"/>
+          <w:szCs w:val="26"/>
+        </w:rPr>
+        <w:t>Sales])</w:t>
       </w:r>
     </w:p>
     <w:p>
@@ -3260,7 +3993,43 @@
           <w:sz w:val="26"/>
           <w:szCs w:val="26"/>
         </w:rPr>
-        <w:t>Total Profit = SUM(Fact_Sales[Profit])</w:t>
+        <w:t>Total Profit = SUM(</w:t>
+      </w:r>
+      <w:proofErr w:type="spellStart"/>
+      <w:r>
+        <w:rPr>
+          <w:rFonts w:ascii="Times New Roman" w:hAnsi="Times New Roman" w:cs="Times New Roman"/>
+          <w:sz w:val="26"/>
+          <w:szCs w:val="26"/>
+        </w:rPr>
+        <w:t>Fact_</w:t>
+      </w:r>
+      <w:proofErr w:type="gramStart"/>
+      <w:r>
+        <w:rPr>
+          <w:rFonts w:ascii="Times New Roman" w:hAnsi="Times New Roman" w:cs="Times New Roman"/>
+          <w:sz w:val="26"/>
+          <w:szCs w:val="26"/>
+        </w:rPr>
+        <w:t>Sales</w:t>
+      </w:r>
+      <w:proofErr w:type="spellEnd"/>
+      <w:r>
+        <w:rPr>
+          <w:rFonts w:ascii="Times New Roman" w:hAnsi="Times New Roman" w:cs="Times New Roman"/>
+          <w:sz w:val="26"/>
+          <w:szCs w:val="26"/>
+        </w:rPr>
+        <w:t>[</w:t>
+      </w:r>
+      <w:proofErr w:type="gramEnd"/>
+      <w:r>
+        <w:rPr>
+          <w:rFonts w:ascii="Times New Roman" w:hAnsi="Times New Roman" w:cs="Times New Roman"/>
+          <w:sz w:val="26"/>
+          <w:szCs w:val="26"/>
+        </w:rPr>
+        <w:t>Profit])</w:t>
       </w:r>
     </w:p>
     <w:p>
@@ -3283,7 +4052,97 @@
           <w:sz w:val="26"/>
           <w:szCs w:val="26"/>
         </w:rPr>
-        <w:t>Profit Margin = DIVIDE(SUM(Fact_Sales[Profit]),SUM(Fact_Sales[Sales]))</w:t>
+        <w:t>Profit Margin = DIVIDE(SUM(</w:t>
+      </w:r>
+      <w:proofErr w:type="spellStart"/>
+      <w:r>
+        <w:rPr>
+          <w:rFonts w:ascii="Times New Roman" w:hAnsi="Times New Roman" w:cs="Times New Roman"/>
+          <w:sz w:val="26"/>
+          <w:szCs w:val="26"/>
+        </w:rPr>
+        <w:t>Fact_</w:t>
+      </w:r>
+      <w:proofErr w:type="gramStart"/>
+      <w:r>
+        <w:rPr>
+          <w:rFonts w:ascii="Times New Roman" w:hAnsi="Times New Roman" w:cs="Times New Roman"/>
+          <w:sz w:val="26"/>
+          <w:szCs w:val="26"/>
+        </w:rPr>
+        <w:t>Sales</w:t>
+      </w:r>
+      <w:proofErr w:type="spellEnd"/>
+      <w:r>
+        <w:rPr>
+          <w:rFonts w:ascii="Times New Roman" w:hAnsi="Times New Roman" w:cs="Times New Roman"/>
+          <w:sz w:val="26"/>
+          <w:szCs w:val="26"/>
+        </w:rPr>
+        <w:t>[</w:t>
+      </w:r>
+      <w:proofErr w:type="gramEnd"/>
+      <w:r>
+        <w:rPr>
+          <w:rFonts w:ascii="Times New Roman" w:hAnsi="Times New Roman" w:cs="Times New Roman"/>
+          <w:sz w:val="26"/>
+          <w:szCs w:val="26"/>
+        </w:rPr>
+        <w:t>Profit]</w:t>
+      </w:r>
+      <w:proofErr w:type="gramStart"/>
+      <w:r>
+        <w:rPr>
+          <w:rFonts w:ascii="Times New Roman" w:hAnsi="Times New Roman" w:cs="Times New Roman"/>
+          <w:sz w:val="26"/>
+          <w:szCs w:val="26"/>
+        </w:rPr>
+        <w:t>),SUM</w:t>
+      </w:r>
+      <w:proofErr w:type="gramEnd"/>
+      <w:r>
+        <w:rPr>
+          <w:rFonts w:ascii="Times New Roman" w:hAnsi="Times New Roman" w:cs="Times New Roman"/>
+          <w:sz w:val="26"/>
+          <w:szCs w:val="26"/>
+        </w:rPr>
+        <w:t>(</w:t>
+      </w:r>
+      <w:proofErr w:type="spellStart"/>
+      <w:r>
+        <w:rPr>
+          <w:rFonts w:ascii="Times New Roman" w:hAnsi="Times New Roman" w:cs="Times New Roman"/>
+          <w:sz w:val="26"/>
+          <w:szCs w:val="26"/>
+        </w:rPr>
+        <w:t>Fact_</w:t>
+      </w:r>
+      <w:proofErr w:type="gramStart"/>
+      <w:r>
+        <w:rPr>
+          <w:rFonts w:ascii="Times New Roman" w:hAnsi="Times New Roman" w:cs="Times New Roman"/>
+          <w:sz w:val="26"/>
+          <w:szCs w:val="26"/>
+        </w:rPr>
+        <w:t>Sales</w:t>
+      </w:r>
+      <w:proofErr w:type="spellEnd"/>
+      <w:r>
+        <w:rPr>
+          <w:rFonts w:ascii="Times New Roman" w:hAnsi="Times New Roman" w:cs="Times New Roman"/>
+          <w:sz w:val="26"/>
+          <w:szCs w:val="26"/>
+        </w:rPr>
+        <w:t>[Sales])</w:t>
+      </w:r>
+      <w:proofErr w:type="gramEnd"/>
+      <w:r>
+        <w:rPr>
+          <w:rFonts w:ascii="Times New Roman" w:hAnsi="Times New Roman" w:cs="Times New Roman"/>
+          <w:sz w:val="26"/>
+          <w:szCs w:val="26"/>
+        </w:rPr>
+        <w:t>)</w:t>
       </w:r>
     </w:p>
     <w:p>
@@ -3306,7 +4165,79 @@
           <w:sz w:val="26"/>
           <w:szCs w:val="26"/>
         </w:rPr>
-        <w:t>Average Order Value = DIVIDE([Total Sales],DISTINCTCOUNT(Fact_Sales[Order ID]))</w:t>
+        <w:t xml:space="preserve">Average Order Value = </w:t>
+      </w:r>
+      <w:proofErr w:type="gramStart"/>
+      <w:r>
+        <w:rPr>
+          <w:rFonts w:ascii="Times New Roman" w:hAnsi="Times New Roman" w:cs="Times New Roman"/>
+          <w:sz w:val="26"/>
+          <w:szCs w:val="26"/>
+        </w:rPr>
+        <w:t>DIVIDE(</w:t>
+      </w:r>
+      <w:proofErr w:type="gramEnd"/>
+      <w:r>
+        <w:rPr>
+          <w:rFonts w:ascii="Times New Roman" w:hAnsi="Times New Roman" w:cs="Times New Roman"/>
+          <w:sz w:val="26"/>
+          <w:szCs w:val="26"/>
+        </w:rPr>
+        <w:t>[Total Sales</w:t>
+      </w:r>
+      <w:proofErr w:type="gramStart"/>
+      <w:r>
+        <w:rPr>
+          <w:rFonts w:ascii="Times New Roman" w:hAnsi="Times New Roman" w:cs="Times New Roman"/>
+          <w:sz w:val="26"/>
+          <w:szCs w:val="26"/>
+        </w:rPr>
+        <w:t>],DISTINCTCOUNT</w:t>
+      </w:r>
+      <w:proofErr w:type="gramEnd"/>
+      <w:r>
+        <w:rPr>
+          <w:rFonts w:ascii="Times New Roman" w:hAnsi="Times New Roman" w:cs="Times New Roman"/>
+          <w:sz w:val="26"/>
+          <w:szCs w:val="26"/>
+        </w:rPr>
+        <w:t>(</w:t>
+      </w:r>
+      <w:proofErr w:type="spellStart"/>
+      <w:r>
+        <w:rPr>
+          <w:rFonts w:ascii="Times New Roman" w:hAnsi="Times New Roman" w:cs="Times New Roman"/>
+          <w:sz w:val="26"/>
+          <w:szCs w:val="26"/>
+        </w:rPr>
+        <w:t>Fact_</w:t>
+      </w:r>
+      <w:proofErr w:type="gramStart"/>
+      <w:r>
+        <w:rPr>
+          <w:rFonts w:ascii="Times New Roman" w:hAnsi="Times New Roman" w:cs="Times New Roman"/>
+          <w:sz w:val="26"/>
+          <w:szCs w:val="26"/>
+        </w:rPr>
+        <w:t>Sales</w:t>
+      </w:r>
+      <w:proofErr w:type="spellEnd"/>
+      <w:r>
+        <w:rPr>
+          <w:rFonts w:ascii="Times New Roman" w:hAnsi="Times New Roman" w:cs="Times New Roman"/>
+          <w:sz w:val="26"/>
+          <w:szCs w:val="26"/>
+        </w:rPr>
+        <w:t>[</w:t>
+      </w:r>
+      <w:proofErr w:type="gramEnd"/>
+      <w:r>
+        <w:rPr>
+          <w:rFonts w:ascii="Times New Roman" w:hAnsi="Times New Roman" w:cs="Times New Roman"/>
+          <w:sz w:val="26"/>
+          <w:szCs w:val="26"/>
+        </w:rPr>
+        <w:t>Order ID]))</w:t>
       </w:r>
     </w:p>
     <w:p>
@@ -3326,7 +4257,27 @@
           <w:sz w:val="26"/>
           <w:szCs w:val="26"/>
         </w:rPr>
-        <w:t>Step 21:</w:t>
+        <w:t xml:space="preserve">Step </w:t>
+      </w:r>
+      <w:r>
+        <w:rPr>
+          <w:rFonts w:ascii="Times New Roman" w:hAnsi="Times New Roman" w:cs="Times New Roman"/>
+          <w:b/>
+          <w:bCs/>
+          <w:sz w:val="26"/>
+          <w:szCs w:val="26"/>
+        </w:rPr>
+        <w:t>17</w:t>
+      </w:r>
+      <w:r>
+        <w:rPr>
+          <w:rFonts w:ascii="Times New Roman" w:hAnsi="Times New Roman" w:cs="Times New Roman"/>
+          <w:b/>
+          <w:bCs/>
+          <w:sz w:val="26"/>
+          <w:szCs w:val="26"/>
+        </w:rPr>
+        <w:t>:</w:t>
       </w:r>
       <w:r>
         <w:rPr>
@@ -3352,6 +4303,59 @@
           <w:sz w:val="26"/>
           <w:szCs w:val="26"/>
         </w:rPr>
+        <w:lastRenderedPageBreak/>
+        <w:drawing>
+          <wp:inline distT="0" distB="0" distL="0" distR="0" wp14:anchorId="6DE6F045" wp14:editId="7A8F9F63">
+            <wp:extent cx="6858000" cy="3764915"/>
+            <wp:effectExtent l="0" t="0" r="0" b="6985"/>
+            <wp:docPr id="1245684668" name="Picture 1"/>
+            <wp:cNvGraphicFramePr>
+              <a:graphicFrameLocks xmlns:a="http://schemas.openxmlformats.org/drawingml/2006/main" noChangeAspect="1"/>
+            </wp:cNvGraphicFramePr>
+            <a:graphic xmlns:a="http://schemas.openxmlformats.org/drawingml/2006/main">
+              <a:graphicData uri="http://schemas.openxmlformats.org/drawingml/2006/picture">
+                <pic:pic xmlns:pic="http://schemas.openxmlformats.org/drawingml/2006/picture">
+                  <pic:nvPicPr>
+                    <pic:cNvPr id="1245684668" name=""/>
+                    <pic:cNvPicPr/>
+                  </pic:nvPicPr>
+                  <pic:blipFill>
+                    <a:blip r:embed="rId18"/>
+                    <a:stretch>
+                      <a:fillRect/>
+                    </a:stretch>
+                  </pic:blipFill>
+                  <pic:spPr>
+                    <a:xfrm>
+                      <a:off x="0" y="0"/>
+                      <a:ext cx="6858000" cy="3764915"/>
+                    </a:xfrm>
+                    <a:prstGeom prst="rect">
+                      <a:avLst/>
+                    </a:prstGeom>
+                  </pic:spPr>
+                </pic:pic>
+              </a:graphicData>
+            </a:graphic>
+          </wp:inline>
+        </w:drawing>
+      </w:r>
+    </w:p>
+    <w:p>
+      <w:pPr>
+        <w:pStyle w:val="ListParagraph"/>
+        <w:rPr>
+          <w:rFonts w:ascii="Times New Roman" w:hAnsi="Times New Roman" w:cs="Times New Roman"/>
+          <w:sz w:val="26"/>
+          <w:szCs w:val="26"/>
+        </w:rPr>
+      </w:pPr>
+      <w:r>
+        <w:rPr>
+          <w:rFonts w:ascii="Times New Roman" w:hAnsi="Times New Roman" w:cs="Times New Roman"/>
+          <w:sz w:val="26"/>
+          <w:szCs w:val="26"/>
+        </w:rPr>
         <w:t xml:space="preserve">             </w:t>
       </w:r>
       <w:r>
@@ -3360,15 +4364,60 @@
           <w:sz w:val="26"/>
           <w:szCs w:val="26"/>
         </w:rPr>
-        <w:t xml:space="preserve">Use the created Dimension Tables to filter the Fact Table and verify that the </w:t>
-      </w:r>
-      <w:r>
-        <w:rPr>
-          <w:rFonts w:ascii="Times New Roman" w:hAnsi="Times New Roman" w:cs="Times New Roman"/>
-          <w:sz w:val="26"/>
-          <w:szCs w:val="26"/>
-        </w:rPr>
-        <w:t xml:space="preserve">.            .                          </w:t>
+        <w:t xml:space="preserve">Use the created Dimension Tables to filter the Fact Table and verify that </w:t>
+      </w:r>
+      <w:proofErr w:type="gramStart"/>
+      <w:r>
+        <w:rPr>
+          <w:rFonts w:ascii="Times New Roman" w:hAnsi="Times New Roman" w:cs="Times New Roman"/>
+          <w:sz w:val="26"/>
+          <w:szCs w:val="26"/>
+        </w:rPr>
+        <w:t xml:space="preserve">the </w:t>
+      </w:r>
+      <w:r>
+        <w:rPr>
+          <w:rFonts w:ascii="Times New Roman" w:hAnsi="Times New Roman" w:cs="Times New Roman"/>
+          <w:sz w:val="26"/>
+          <w:szCs w:val="26"/>
+        </w:rPr>
+        <w:t>.</w:t>
+      </w:r>
+      <w:proofErr w:type="gramEnd"/>
+      <w:r>
+        <w:rPr>
+          <w:rFonts w:ascii="Times New Roman" w:hAnsi="Times New Roman" w:cs="Times New Roman"/>
+          <w:sz w:val="26"/>
+          <w:szCs w:val="26"/>
+        </w:rPr>
+        <w:t xml:space="preserve">          </w:t>
+      </w:r>
+      <w:proofErr w:type="gramStart"/>
+      <w:r>
+        <w:rPr>
+          <w:rFonts w:ascii="Times New Roman" w:hAnsi="Times New Roman" w:cs="Times New Roman"/>
+          <w:sz w:val="26"/>
+          <w:szCs w:val="26"/>
+        </w:rPr>
+        <w:t xml:space="preserve">  .</w:t>
+      </w:r>
+      <w:proofErr w:type="gramEnd"/>
+      <w:r>
+        <w:rPr>
+          <w:rFonts w:ascii="Times New Roman" w:hAnsi="Times New Roman" w:cs="Times New Roman"/>
+          <w:sz w:val="26"/>
+          <w:szCs w:val="26"/>
+        </w:rPr>
+        <w:t xml:space="preserve">                        </w:t>
+      </w:r>
+      <w:proofErr w:type="gramStart"/>
+      <w:r>
+        <w:rPr>
+          <w:rFonts w:ascii="Times New Roman" w:hAnsi="Times New Roman" w:cs="Times New Roman"/>
+          <w:sz w:val="26"/>
+          <w:szCs w:val="26"/>
+        </w:rPr>
+        <w:t xml:space="preserve">  </w:t>
       </w:r>
       <w:r>
         <w:rPr>
@@ -3379,6 +4428,7 @@
         </w:rPr>
         <w:t>.</w:t>
       </w:r>
+      <w:proofErr w:type="gramEnd"/>
       <w:r>
         <w:rPr>
           <w:rFonts w:ascii="Times New Roman" w:hAnsi="Times New Roman" w:cs="Times New Roman"/>
@@ -3427,7 +4477,16 @@
           <w:sz w:val="26"/>
           <w:szCs w:val="26"/>
         </w:rPr>
-        <w:t xml:space="preserve">             </w:t>
+        <w:t xml:space="preserve">           </w:t>
+      </w:r>
+      <w:proofErr w:type="gramStart"/>
+      <w:r>
+        <w:rPr>
+          <w:rFonts w:ascii="Times New Roman" w:hAnsi="Times New Roman" w:cs="Times New Roman"/>
+          <w:sz w:val="26"/>
+          <w:szCs w:val="26"/>
+        </w:rPr>
+        <w:t xml:space="preserve">  </w:t>
       </w:r>
       <w:r>
         <w:rPr>
@@ -3438,6 +4497,7 @@
         </w:rPr>
         <w:t>.</w:t>
       </w:r>
+      <w:proofErr w:type="gramEnd"/>
       <w:r>
         <w:rPr>
           <w:rFonts w:ascii="Times New Roman" w:hAnsi="Times New Roman" w:cs="Times New Roman"/>
@@ -7700,4 +8760,16 @@
     </a:ext>
   </a:extLst>
 </a:theme>
+</file>
+
+<file path=customXml/item1.xml><?xml version="1.0" encoding="utf-8"?>
+<b:Sources xmlns:b="http://schemas.openxmlformats.org/officeDocument/2006/bibliography" xmlns="http://schemas.openxmlformats.org/officeDocument/2006/bibliography" SelectedStyle="\APASixthEditionOfficeOnline.xsl" StyleName="APA" Version="6"/>
+</file>
+
+<file path=customXml/itemProps1.xml><?xml version="1.0" encoding="utf-8"?>
+<ds:datastoreItem xmlns:ds="http://schemas.openxmlformats.org/officeDocument/2006/customXml" ds:itemID="{A8214F53-6395-4478-8465-115CFF1D4346}">
+  <ds:schemaRefs>
+    <ds:schemaRef ds:uri="http://schemas.openxmlformats.org/officeDocument/2006/bibliography"/>
+  </ds:schemaRefs>
+</ds:datastoreItem>
 </file>